--- a/docs/NewsLens_AI_Code_Explanation_and_Developer_Guide.docx
+++ b/docs/NewsLens_AI_Code_Explanation_and_Developer_Guide.docx
@@ -580,7 +580,7 @@
                 <w:rFonts w:ascii="Calibri" w:hAnsi="Calibri"/>
                 <w:sz w:val="16"/>
               </w:rPr>
-              <w:t>25 August 2026</w:t>
+              <w:t>13 September 2026</w:t>
             </w:r>
           </w:p>
         </w:tc>
@@ -1189,6 +1189,12 @@
       </w:r>
     </w:p>
     <w:p>
+      <w:pPr/>
+      <w:r>
+        <w:t>Maintenance reconciliation, 13 September 2026. Public validation: 144 tests pass; four private-model tests are deselected. The Next.js presentation build, CI, PR dependency review and both CodeQL analyses pass; CodeQL uses Action v4. This does not prove zero historical security alerts. Streamlit is the ML runtime; neither app is deployed. Hosting requires a resolved Streamlit URL and confirmed model-redistribution rights. August benchmarks and private-artifact/browser evidence remain historical and unchanged.</w:t>
+      </w:r>
+    </w:p>
+    <w:p>
       <w:pPr>
         <w:pStyle w:val="Heading1"/>
         <w:keepNext/>
@@ -1208,6 +1214,7 @@
     <w:p>
       <w:pPr>
         <w:pStyle w:val="CodeBlock"/>
+        <w:keepLines/>
         <w:shd w:fill="EEF3F8"/>
       </w:pPr>
       <w:r>
@@ -2313,12 +2320,13 @@
     </w:p>
     <w:p>
       <w:r>
-        <w:t>src/config.py derives PROJECT_ROOT from its own file, so paths remain portable. MODEL_PATH and CALIBRATION_PATH may be overridden privately; the default public history mode is fail-closed per-session SQLite. Configuration records the 40-word minimum, bounded uploads/network requests, model version isot-tfidf-lr-v1.0.0, 56 expected packaged checks and exact responsible outcome labels. Runtime code reads fitted artifacts and never calls fit().</w:t>
+        <w:t>src/config.py derives PROJECT_ROOT from its own file, so paths remain portable. MODEL_PATH and CALIBRATION_PATH may be overridden privately; the default public history mode is fail-closed per-session SQLite. Configuration records the 40-word minimum, bounded uploads/network requests, model version isot-tfidf-lr-v1.0.0, the historical EXPECTED_PACKAGED_CHECKS value of 56 (not the current public suite count) and exact responsible outcome labels. Runtime code reads fitted artifacts and never calls fit().</w:t>
       </w:r>
     </w:p>
     <w:p>
       <w:pPr>
         <w:pStyle w:val="CodeBlock"/>
+        <w:keepLines/>
         <w:shd w:fill="EEF3F8"/>
       </w:pPr>
       <w:r>
@@ -2360,6 +2368,7 @@
     <w:p>
       <w:pPr>
         <w:pStyle w:val="CodeBlock"/>
+        <w:keepLines/>
         <w:shd w:fill="EEF3F8"/>
       </w:pPr>
       <w:r>
@@ -2667,6 +2676,7 @@
     <w:p>
       <w:pPr>
         <w:pStyle w:val="CodeBlock"/>
+        <w:keepLines/>
         <w:shd w:fill="EEF3F8"/>
       </w:pPr>
       <w:r>
@@ -2730,6 +2740,7 @@
     <w:p>
       <w:pPr>
         <w:pStyle w:val="CodeBlock"/>
+        <w:keepLines/>
         <w:shd w:fill="EEF3F8"/>
       </w:pPr>
       <w:r>
@@ -2782,6 +2793,7 @@
     <w:p>
       <w:pPr>
         <w:pStyle w:val="CodeBlock"/>
+        <w:keepLines/>
         <w:shd w:fill="EEF3F8"/>
       </w:pPr>
       <w:r>
@@ -2942,6 +2954,7 @@
     <w:p>
       <w:pPr>
         <w:pStyle w:val="CodeBlock"/>
+        <w:keepLines/>
         <w:shd w:fill="EEF3F8"/>
       </w:pPr>
       <w:r>
@@ -3089,6 +3102,7 @@
     <w:p>
       <w:pPr>
         <w:pStyle w:val="CodeBlock"/>
+        <w:keepLines/>
         <w:shd w:fill="EEF3F8"/>
       </w:pPr>
       <w:r>
@@ -4227,10 +4241,11 @@
     <w:p>
       <w:pPr>
         <w:pStyle w:val="CodeBlock"/>
+        <w:keepLines/>
         <w:shd w:fill="EEF3F8"/>
       </w:pPr>
       <w:r>
-        <w:t>python -m pytest -q  # Expected collection: 56 checks, including 29 established checks</w:t>
+        <w:t>python -m pytest -q -m "not private_model"  # 144 passed; 4 private-model tests deselected</w:t>
       </w:r>
     </w:p>
     <w:p>
@@ -5146,7 +5161,7 @@
         <w:rPr>
           <w:rFonts w:ascii="Calibri" w:hAnsi="Calibri"/>
         </w:rPr>
-        <w:t>python -m pytest -q passes and every page is visually inspected.</w:t>
+        <w:t>python -m pytest -q -m "not private_model" passes and every page is visually inspected.</w:t>
       </w:r>
     </w:p>
     <w:p>
@@ -5189,7 +5204,7 @@
         <w:pStyle w:val="ListBullet"/>
       </w:pPr>
       <w:r>
-        <w:t>The final audit will execute all 56 checks and write the authoritative JUnit record.</w:t>
+        <w:t>The current public suite passes 144 tests; four private-model tests are intentionally deselected. The original 56-check private-release audit remains historical evidence.</w:t>
       </w:r>
     </w:p>
     <w:p>

--- a/docs/NewsLens_AI_Code_Explanation_and_Developer_Guide.docx
+++ b/docs/NewsLens_AI_Code_Explanation_and_Developer_Guide.docx
@@ -4,606 +4,59 @@
   <w:body>
     <w:p>
       <w:pPr>
-        <w:spacing w:after="160"/>
+        <w:pStyle w:val="Subtitle"/>
+        <w:jc w:val="center"/>
+      </w:pPr>
+      <w:r>
+        <w:t>NEWSLENS AI</w:t>
+      </w:r>
+    </w:p>
+    <w:p/>
+    <w:p>
+      <w:pPr>
+        <w:pStyle w:val="Title"/>
+        <w:jc w:val="center"/>
+      </w:pPr>
+      <w:r>
+        <w:t>NewsLens AI Code Explanation and Developer Guide</w:t>
+      </w:r>
+    </w:p>
+    <w:p>
+      <w:pPr>
         <w:jc w:val="center"/>
       </w:pPr>
       <w:r>
         <w:rPr>
-          <w:rFonts w:ascii="Calibri" w:hAnsi="Calibri"/>
-          <w:b/>
-          <w:color w:val="2A241F"/>
-          <w:sz w:val="24"/>
+          <w:color w:val="496454"/>
+          <w:sz w:val="28"/>
         </w:rPr>
-        <w:t>NEWSLENS AI</w:t>
+        <w:t>Architecture, testing, security and release controls</w:t>
       </w:r>
     </w:p>
+    <w:p/>
     <w:p>
       <w:pPr>
-        <w:spacing w:before="80" w:after="80"/>
-        <w:ind w:left="3456" w:right="3456"/>
-        <w:jc w:val="center"/>
-        <w:pBdr>
-          <w:top w:val="single" w:sz="8" w:space="6" w:color="9AA9BC"/>
-          <w:left w:val="single" w:sz="8" w:space="6" w:color="9AA9BC"/>
-          <w:bottom w:val="single" w:sz="8" w:space="6" w:color="9AA9BC"/>
-          <w:right w:val="single" w:sz="8" w:space="6" w:color="9AA9BC"/>
-        </w:pBdr>
-        <w:shd w:fill="EAE4D8"/>
-      </w:pPr>
-      <w:r>
-        <w:rPr>
-          <w:rFonts w:ascii="Calibri" w:hAnsi="Calibri"/>
-          <w:b/>
-          <w:color w:val="6F685F"/>
-          <w:sz w:val="16"/>
-        </w:rPr>
-        <w:t>PUBLIC DOCUMENTATION</w:t>
-      </w:r>
-    </w:p>
-    <w:p>
-      <w:pPr>
-        <w:spacing w:after="0"/>
-      </w:pPr>
-    </w:p>
-    <w:p>
-      <w:pPr>
-        <w:spacing w:after="200"/>
         <w:jc w:val="center"/>
       </w:pPr>
       <w:r>
         <w:rPr>
-          <w:rFonts w:ascii="Calibri" w:hAnsi="Calibri"/>
-          <w:b/>
-          <w:color w:val="496454"/>
-          <w:sz w:val="22"/>
+          <w:i/>
+          <w:color w:val="77736C"/>
         </w:rPr>
-        <w:t>DEVELOPER REFERENCE</w:t>
+        <w:t>All classifier training articles and entities are synthetic. This report documents a bounded ledger-consistency demonstration, not unrestricted real-world fact verification.</w:t>
       </w:r>
     </w:p>
+    <w:p/>
     <w:p>
       <w:pPr>
-        <w:spacing w:after="200"/>
         <w:jc w:val="center"/>
       </w:pPr>
       <w:r>
-        <w:rPr>
-          <w:rFonts w:ascii="Calibri" w:hAnsi="Calibri"/>
-          <w:b/>
-          <w:color w:val="2A241F"/>
-          <w:sz w:val="48"/>
-        </w:rPr>
-        <w:t>NewsLens AI</w:t>
+        <w:t>Prepared by</w:t>
         <w:br/>
-        <w:t>Code Explanation and Developer Guide</w:t>
-      </w:r>
-    </w:p>
-    <w:p>
-      <w:pPr>
-        <w:spacing w:after="320"/>
-        <w:jc w:val="center"/>
-      </w:pPr>
-      <w:r>
-        <w:rPr>
-          <w:rFonts w:ascii="Calibri" w:hAnsi="Calibri"/>
-          <w:i/>
-          <w:color w:val="6D5947"/>
-          <w:sz w:val="23"/>
-        </w:rPr>
-        <w:t>Module-by-module architecture, algorithms, extension points, tests and viva preparation</w:t>
-      </w:r>
-    </w:p>
-    <w:tbl>
-      <w:tblPr>
-        <w:tblStyle w:val="TableGrid"/>
-        <w:tblW w:type="dxa" w:w="9360"/>
-        <w:jc w:val="left"/>
-        <w:tblLayout w:type="fixed"/>
-        <w:tblLook w:firstColumn="1" w:firstRow="1" w:lastColumn="0" w:lastRow="0" w:noHBand="0" w:noVBand="1" w:val="04A0"/>
-        <w:tblInd w:type="dxa" w:w="120"/>
-        <w:tblCellMar>
-          <w:top w:w="80" w:type="dxa"/>
-          <w:left w:w="120" w:type="dxa"/>
-          <w:bottom w:w="80" w:type="dxa"/>
-          <w:right w:w="120" w:type="dxa"/>
-        </w:tblCellMar>
-      </w:tblPr>
-      <w:tblGrid>
-        <w:gridCol w:w="3240"/>
-        <w:gridCol w:w="6120"/>
-      </w:tblGrid>
-      <w:tr>
-        <w:trPr>
-          <w:tblHeader w:val="true"/>
-        </w:trPr>
-        <w:tc>
-          <w:tcPr>
-            <w:tcW w:type="dxa" w:w="3240"/>
-            <w:vAlign w:val="center"/>
-            <w:shd w:fill="F3F0E8"/>
-          </w:tcPr>
-          <w:p>
-            <w:pPr>
-              <w:spacing w:before="0" w:after="0" w:line="252" w:lineRule="auto"/>
-              <w:jc w:val="center"/>
-            </w:pPr>
-            <w:r>
-              <w:rPr>
-                <w:rFonts w:ascii="Calibri" w:hAnsi="Calibri"/>
-                <w:b/>
-                <w:sz w:val="16"/>
-              </w:rPr>
-            </w:r>
-            <w:r>
-              <w:rPr>
-                <w:rFonts w:ascii="Calibri" w:hAnsi="Calibri"/>
-                <w:b/>
-                <w:color w:val="2A241F"/>
-                <w:sz w:val="16"/>
-              </w:rPr>
-              <w:t>Field</w:t>
-            </w:r>
-          </w:p>
-        </w:tc>
-        <w:tc>
-          <w:tcPr>
-            <w:tcW w:type="dxa" w:w="6120"/>
-            <w:vAlign w:val="center"/>
-            <w:shd w:fill="F3F0E8"/>
-          </w:tcPr>
-          <w:p>
-            <w:pPr>
-              <w:spacing w:before="0" w:after="0" w:line="252" w:lineRule="auto"/>
-              <w:jc w:val="center"/>
-            </w:pPr>
-            <w:r>
-              <w:rPr>
-                <w:rFonts w:ascii="Calibri" w:hAnsi="Calibri"/>
-                <w:b/>
-                <w:sz w:val="16"/>
-              </w:rPr>
-            </w:r>
-            <w:r>
-              <w:rPr>
-                <w:rFonts w:ascii="Calibri" w:hAnsi="Calibri"/>
-                <w:b/>
-                <w:color w:val="2A241F"/>
-                <w:sz w:val="16"/>
-              </w:rPr>
-              <w:t>Value</w:t>
-            </w:r>
-          </w:p>
-        </w:tc>
-      </w:tr>
-      <w:tr>
-        <w:tc>
-          <w:tcPr>
-            <w:tcW w:type="dxa" w:w="3240"/>
-            <w:vAlign w:val="center"/>
-          </w:tcPr>
-          <w:p>
-            <w:pPr>
-              <w:spacing w:before="0" w:after="0" w:line="252" w:lineRule="auto"/>
-              <w:jc w:val="left"/>
-            </w:pPr>
-            <w:r>
-              <w:rPr>
-                <w:rFonts w:ascii="Calibri" w:hAnsi="Calibri"/>
-                <w:sz w:val="16"/>
-              </w:rPr>
-            </w:r>
-            <w:r>
-              <w:rPr>
-                <w:rFonts w:ascii="Calibri" w:hAnsi="Calibri"/>
-                <w:b w:val="0"/>
-                <w:color w:val="1A1917"/>
-                <w:sz w:val="16"/>
-              </w:rPr>
-              <w:t>Product</w:t>
-            </w:r>
-          </w:p>
-        </w:tc>
-        <w:tc>
-          <w:tcPr>
-            <w:tcW w:type="dxa" w:w="6120"/>
-            <w:vAlign w:val="center"/>
-          </w:tcPr>
-          <w:p>
-            <w:pPr>
-              <w:spacing w:before="0" w:after="0" w:line="252" w:lineRule="auto"/>
-              <w:jc w:val="left"/>
-            </w:pPr>
-            <w:r>
-              <w:rPr>
-                <w:rFonts w:ascii="Calibri" w:hAnsi="Calibri"/>
-                <w:sz w:val="16"/>
-              </w:rPr>
-            </w:r>
-            <w:r>
-              <w:rPr>
-                <w:rFonts w:ascii="Calibri" w:hAnsi="Calibri"/>
-                <w:b w:val="0"/>
-                <w:color w:val="1A1917"/>
-                <w:sz w:val="16"/>
-              </w:rPr>
-              <w:t>NewsLens AI</w:t>
-            </w:r>
-          </w:p>
-        </w:tc>
-      </w:tr>
-      <w:tr>
-        <w:tc>
-          <w:tcPr>
-            <w:tcW w:type="dxa" w:w="3240"/>
-            <w:vAlign w:val="center"/>
-            <w:shd w:fill="FAFCFF"/>
-          </w:tcPr>
-          <w:p>
-            <w:pPr>
-              <w:spacing w:before="0" w:after="0" w:line="252" w:lineRule="auto"/>
-              <w:jc w:val="left"/>
-            </w:pPr>
-            <w:r>
-              <w:rPr>
-                <w:rFonts w:ascii="Calibri" w:hAnsi="Calibri"/>
-                <w:sz w:val="16"/>
-              </w:rPr>
-            </w:r>
-            <w:r>
-              <w:rPr>
-                <w:rFonts w:ascii="Calibri" w:hAnsi="Calibri"/>
-                <w:b w:val="0"/>
-                <w:color w:val="1A1917"/>
-                <w:sz w:val="16"/>
-              </w:rPr>
-              <w:t>Document status</w:t>
-            </w:r>
-          </w:p>
-        </w:tc>
-        <w:tc>
-          <w:tcPr>
-            <w:tcW w:type="dxa" w:w="6120"/>
-            <w:vAlign w:val="center"/>
-            <w:shd w:fill="FAFCFF"/>
-          </w:tcPr>
-          <w:p>
-            <w:pPr>
-              <w:spacing w:before="0" w:after="0"/>
-            </w:pPr>
-            <w:r>
-              <w:rPr>
-                <w:rFonts w:ascii="Calibri" w:hAnsi="Calibri"/>
-                <w:sz w:val="16"/>
-              </w:rPr>
-              <w:t>Public GitHub repository active; Streamlit and Vercel blocked pending a legally redistributable public model</w:t>
-            </w:r>
-          </w:p>
-        </w:tc>
-      </w:tr>
-      <w:tr>
-        <w:tc>
-          <w:tcPr>
-            <w:tcW w:type="dxa" w:w="3240"/>
-            <w:vAlign w:val="center"/>
-          </w:tcPr>
-          <w:p>
-            <w:pPr>
-              <w:spacing w:before="0" w:after="0" w:line="252" w:lineRule="auto"/>
-              <w:jc w:val="left"/>
-            </w:pPr>
-            <w:r>
-              <w:rPr>
-                <w:rFonts w:ascii="Calibri" w:hAnsi="Calibri"/>
-                <w:sz w:val="16"/>
-              </w:rPr>
-            </w:r>
-            <w:r>
-              <w:rPr>
-                <w:rFonts w:ascii="Calibri" w:hAnsi="Calibri"/>
-                <w:b w:val="0"/>
-                <w:color w:val="1A1917"/>
-                <w:sz w:val="16"/>
-              </w:rPr>
-              <w:t>Author and developer</w:t>
-            </w:r>
-          </w:p>
-        </w:tc>
-        <w:tc>
-          <w:tcPr>
-            <w:tcW w:type="dxa" w:w="6120"/>
-            <w:vAlign w:val="center"/>
-          </w:tcPr>
-          <w:p>
-            <w:pPr>
-              <w:spacing w:before="0" w:after="0"/>
-            </w:pPr>
-            <w:r>
-              <w:rPr>
-                <w:rFonts w:ascii="Calibri" w:hAnsi="Calibri"/>
-                <w:sz w:val="16"/>
-              </w:rPr>
-              <w:t>Deven Gaikwad</w:t>
-            </w:r>
-          </w:p>
-        </w:tc>
-      </w:tr>
-      <w:tr>
-        <w:tc>
-          <w:tcPr>
-            <w:tcW w:type="dxa" w:w="3240"/>
-            <w:vAlign w:val="center"/>
-            <w:shd w:fill="FAFCFF"/>
-          </w:tcPr>
-          <w:p>
-            <w:pPr>
-              <w:spacing w:before="0" w:after="0" w:line="252" w:lineRule="auto"/>
-              <w:jc w:val="left"/>
-            </w:pPr>
-            <w:r>
-              <w:rPr>
-                <w:rFonts w:ascii="Calibri" w:hAnsi="Calibri"/>
-                <w:sz w:val="16"/>
-              </w:rPr>
-            </w:r>
-            <w:r>
-              <w:rPr>
-                <w:rFonts w:ascii="Calibri" w:hAnsi="Calibri"/>
-                <w:b w:val="0"/>
-                <w:color w:val="1A1917"/>
-                <w:sz w:val="16"/>
-              </w:rPr>
-              <w:t>Copyright</w:t>
-            </w:r>
-          </w:p>
-        </w:tc>
-        <w:tc>
-          <w:tcPr>
-            <w:tcW w:type="dxa" w:w="6120"/>
-            <w:vAlign w:val="center"/>
-            <w:shd w:fill="FAFCFF"/>
-          </w:tcPr>
-          <w:p>
-            <w:pPr>
-              <w:spacing w:before="0" w:after="0"/>
-            </w:pPr>
-            <w:r>
-              <w:rPr>
-                <w:rFonts w:ascii="Calibri" w:hAnsi="Calibri"/>
-                <w:sz w:val="16"/>
-              </w:rPr>
-              <w:t>© 2026 Deven Gaikwad. All rights reserved.</w:t>
-            </w:r>
-          </w:p>
-        </w:tc>
-      </w:tr>
-      <w:tr>
-        <w:tc>
-          <w:tcPr>
-            <w:tcW w:type="dxa" w:w="3240"/>
-            <w:vAlign w:val="center"/>
-          </w:tcPr>
-          <w:p>
-            <w:pPr>
-              <w:spacing w:before="0" w:after="0" w:line="252" w:lineRule="auto"/>
-              <w:jc w:val="left"/>
-            </w:pPr>
-            <w:r>
-              <w:rPr>
-                <w:rFonts w:ascii="Calibri" w:hAnsi="Calibri"/>
-                <w:sz w:val="16"/>
-              </w:rPr>
-            </w:r>
-            <w:r>
-              <w:rPr>
-                <w:rFonts w:ascii="Calibri" w:hAnsi="Calibri"/>
-                <w:b w:val="0"/>
-                <w:color w:val="1A1917"/>
-                <w:sz w:val="16"/>
-              </w:rPr>
-              <w:t>Runtime</w:t>
-            </w:r>
-          </w:p>
-        </w:tc>
-        <w:tc>
-          <w:tcPr>
-            <w:tcW w:type="dxa" w:w="6120"/>
-            <w:vAlign w:val="center"/>
-          </w:tcPr>
-          <w:p>
-            <w:pPr>
-              <w:spacing w:before="0" w:after="0" w:line="252" w:lineRule="auto"/>
-              <w:jc w:val="left"/>
-            </w:pPr>
-            <w:r>
-              <w:rPr>
-                <w:rFonts w:ascii="Calibri" w:hAnsi="Calibri"/>
-                <w:sz w:val="16"/>
-              </w:rPr>
-            </w:r>
-            <w:r>
-              <w:rPr>
-                <w:rFonts w:ascii="Calibri" w:hAnsi="Calibri"/>
-                <w:b w:val="0"/>
-                <w:color w:val="1A1917"/>
-                <w:sz w:val="16"/>
-              </w:rPr>
-              <w:t>Streamlit · Python 3.12 · app.py</w:t>
-            </w:r>
-          </w:p>
-        </w:tc>
-      </w:tr>
-      <w:tr>
-        <w:tc>
-          <w:tcPr>
-            <w:tcW w:type="dxa" w:w="3240"/>
-            <w:vAlign w:val="center"/>
-            <w:shd w:fill="FAFCFF"/>
-          </w:tcPr>
-          <w:p>
-            <w:pPr>
-              <w:spacing w:before="0" w:after="0" w:line="252" w:lineRule="auto"/>
-              <w:jc w:val="left"/>
-            </w:pPr>
-            <w:r>
-              <w:rPr>
-                <w:rFonts w:ascii="Calibri" w:hAnsi="Calibri"/>
-                <w:sz w:val="16"/>
-              </w:rPr>
-            </w:r>
-            <w:r>
-              <w:rPr>
-                <w:rFonts w:ascii="Calibri" w:hAnsi="Calibri"/>
-                <w:b w:val="0"/>
-                <w:color w:val="1A1917"/>
-                <w:sz w:val="16"/>
-              </w:rPr>
-              <w:t>Model boundary</w:t>
-            </w:r>
-          </w:p>
-        </w:tc>
-        <w:tc>
-          <w:tcPr>
-            <w:tcW w:type="dxa" w:w="6120"/>
-            <w:vAlign w:val="center"/>
-            <w:shd w:fill="FAFCFF"/>
-          </w:tcPr>
-          <w:p>
-            <w:pPr>
-              <w:spacing w:before="0" w:after="0" w:line="252" w:lineRule="auto"/>
-              <w:jc w:val="left"/>
-            </w:pPr>
-            <w:r>
-              <w:rPr>
-                <w:rFonts w:ascii="Calibri" w:hAnsi="Calibri"/>
-                <w:sz w:val="16"/>
-              </w:rPr>
-            </w:r>
-            <w:r>
-              <w:rPr>
-                <w:rFonts w:ascii="Calibri" w:hAnsi="Calibri"/>
-                <w:b w:val="0"/>
-                <w:color w:val="1A1917"/>
-                <w:sz w:val="16"/>
-              </w:rPr>
-              <w:t>Linguistic credibility-risk estimate; not a verified fact-check</w:t>
-            </w:r>
-          </w:p>
-        </w:tc>
-      </w:tr>
-      <w:tr>
-        <w:tc>
-          <w:tcPr>
-            <w:tcW w:type="dxa" w:w="3240"/>
-            <w:vAlign w:val="center"/>
-          </w:tcPr>
-          <w:p>
-            <w:pPr>
-              <w:spacing w:before="0" w:after="0" w:line="252" w:lineRule="auto"/>
-              <w:jc w:val="left"/>
-            </w:pPr>
-            <w:r>
-              <w:rPr>
-                <w:rFonts w:ascii="Calibri" w:hAnsi="Calibri"/>
-                <w:sz w:val="16"/>
-              </w:rPr>
-            </w:r>
-            <w:r>
-              <w:rPr>
-                <w:rFonts w:ascii="Calibri" w:hAnsi="Calibri"/>
-                <w:b w:val="0"/>
-                <w:color w:val="1A1917"/>
-                <w:sz w:val="16"/>
-              </w:rPr>
-              <w:t>Repository</w:t>
-            </w:r>
-          </w:p>
-        </w:tc>
-        <w:tc>
-          <w:tcPr>
-            <w:tcW w:type="dxa" w:w="6120"/>
-            <w:vAlign w:val="center"/>
-          </w:tcPr>
-          <w:p>
-            <w:pPr>
-              <w:spacing w:before="0" w:after="0"/>
-            </w:pPr>
-            <w:r>
-              <w:rPr>
-                <w:rFonts w:ascii="Calibri" w:hAnsi="Calibri"/>
-                <w:sz w:val="16"/>
-              </w:rPr>
-              <w:t>Canonical public repository: https://github.com/DevenGaikwad/NewsLens-AI (active)</w:t>
-            </w:r>
-          </w:p>
-        </w:tc>
-      </w:tr>
-      <w:tr>
-        <w:tc>
-          <w:tcPr>
-            <w:tcW w:type="dxa" w:w="3240"/>
-            <w:vAlign w:val="center"/>
-            <w:shd w:fill="FAFCFF"/>
-          </w:tcPr>
-          <w:p>
-            <w:pPr>
-              <w:spacing w:before="0" w:after="0" w:line="252" w:lineRule="auto"/>
-              <w:jc w:val="left"/>
-            </w:pPr>
-            <w:r>
-              <w:rPr>
-                <w:rFonts w:ascii="Calibri" w:hAnsi="Calibri"/>
-                <w:sz w:val="16"/>
-              </w:rPr>
-            </w:r>
-            <w:r>
-              <w:rPr>
-                <w:rFonts w:ascii="Calibri" w:hAnsi="Calibri"/>
-                <w:b w:val="0"/>
-                <w:color w:val="1A1917"/>
-                <w:sz w:val="16"/>
-              </w:rPr>
-              <w:t>Document updated</w:t>
-            </w:r>
-          </w:p>
-        </w:tc>
-        <w:tc>
-          <w:tcPr>
-            <w:tcW w:type="dxa" w:w="6120"/>
-            <w:vAlign w:val="center"/>
-            <w:shd w:fill="FAFCFF"/>
-          </w:tcPr>
-          <w:p>
-            <w:pPr>
-              <w:spacing w:before="0" w:after="0"/>
-            </w:pPr>
-            <w:r>
-              <w:rPr>
-                <w:rFonts w:ascii="Calibri" w:hAnsi="Calibri"/>
-                <w:sz w:val="16"/>
-              </w:rPr>
-              <w:t>13 September 2026</w:t>
-            </w:r>
-          </w:p>
-        </w:tc>
-      </w:tr>
-    </w:tbl>
-    <w:p>
-      <w:pPr>
-        <w:spacing w:after="20"/>
-      </w:pPr>
-    </w:p>
-    <w:p>
-      <w:pPr>
-        <w:spacing w:before="200"/>
-        <w:jc w:val="center"/>
-      </w:pPr>
-      <w:r>
-        <w:rPr>
-          <w:rFonts w:ascii="Calibri" w:hAnsi="Calibri"/>
-          <w:b/>
-          <w:color w:val="6F685F"/>
-          <w:sz w:val="19"/>
-        </w:rPr>
-        <w:t>CODE · METHODS · EVIDENCE · RESPONSIBLE USE</w:t>
+        <w:t>Deven Sachin Gaikwad</w:t>
+        <w:br/>
+        <w:t>26 September 2026</w:t>
       </w:r>
     </w:p>
     <w:p>
@@ -614,90 +67,51 @@
     <w:p>
       <w:pPr>
         <w:pStyle w:val="Heading1"/>
-        <w:keepNext/>
       </w:pPr>
       <w:r>
-        <w:t>Table of Contents</w:t>
+        <w:t>Document control</w:t>
       </w:r>
     </w:p>
     <w:tbl>
       <w:tblPr>
         <w:tblStyle w:val="TableGrid"/>
-        <w:tblW w:type="dxa" w:w="9360"/>
-        <w:jc w:val="left"/>
-        <w:tblLayout w:type="fixed"/>
+        <w:tblW w:type="auto" w:w="0"/>
         <w:tblLook w:firstColumn="1" w:firstRow="1" w:lastColumn="0" w:lastRow="0" w:noHBand="0" w:noVBand="1" w:val="04A0"/>
-        <w:tblInd w:type="dxa" w:w="120"/>
-        <w:tblCellMar>
-          <w:top w:w="80" w:type="dxa"/>
-          <w:left w:w="120" w:type="dxa"/>
-          <w:bottom w:w="80" w:type="dxa"/>
-          <w:right w:w="120" w:type="dxa"/>
-        </w:tblCellMar>
       </w:tblPr>
       <w:tblGrid>
-        <w:gridCol w:w="8208"/>
-        <w:gridCol w:w="1152"/>
+        <w:gridCol w:w="5040"/>
+        <w:gridCol w:w="5040"/>
       </w:tblGrid>
       <w:tr>
-        <w:trPr>
-          <w:tblHeader w:val="true"/>
-        </w:trPr>
         <w:tc>
           <w:tcPr>
-            <w:tcW w:type="dxa" w:w="8208"/>
-            <w:vAlign w:val="center"/>
-            <w:shd w:fill="E8EEE8"/>
+            <w:tcW w:type="dxa" w:w="5040"/>
+            <w:shd w:fill="EAE4D8"/>
           </w:tcPr>
           <w:p>
-            <w:pPr>
-              <w:spacing w:before="0" w:after="0" w:line="252" w:lineRule="auto"/>
-              <w:jc w:val="center"/>
-            </w:pPr>
             <w:r>
               <w:rPr>
                 <w:rFonts w:ascii="Calibri" w:hAnsi="Calibri"/>
                 <w:b/>
-                <w:sz w:val="16"/>
+                <w:sz w:val="17"/>
               </w:rPr>
-            </w:r>
-            <w:r>
-              <w:rPr>
-                <w:rFonts w:ascii="Calibri" w:hAnsi="Calibri"/>
-                <w:b/>
-                <w:color w:val="2A241F"/>
-                <w:sz w:val="16"/>
-              </w:rPr>
-              <w:t>Section</w:t>
+              <w:t>Field</w:t>
             </w:r>
           </w:p>
         </w:tc>
         <w:tc>
           <w:tcPr>
-            <w:tcW w:type="dxa" w:w="1152"/>
-            <w:vAlign w:val="center"/>
-            <w:shd w:fill="E8EEE8"/>
+            <w:tcW w:type="dxa" w:w="5040"/>
+            <w:shd w:fill="EAE4D8"/>
           </w:tcPr>
           <w:p>
-            <w:pPr>
-              <w:spacing w:before="0" w:after="0" w:line="252" w:lineRule="auto"/>
-              <w:jc w:val="center"/>
-            </w:pPr>
             <w:r>
               <w:rPr>
                 <w:rFonts w:ascii="Calibri" w:hAnsi="Calibri"/>
                 <w:b/>
-                <w:sz w:val="16"/>
+                <w:sz w:val="17"/>
               </w:rPr>
-            </w:r>
-            <w:r>
-              <w:rPr>
-                <w:rFonts w:ascii="Calibri" w:hAnsi="Calibri"/>
-                <w:b/>
-                <w:color w:val="2A241F"/>
-                <w:sz w:val="16"/>
-              </w:rPr>
-              <w:t>Rendered page</w:t>
+              <w:t>Value</w:t>
             </w:r>
           </w:p>
         </w:tc>
@@ -705,46 +119,29 @@
       <w:tr>
         <w:tc>
           <w:tcPr>
-            <w:tcW w:type="dxa" w:w="8208"/>
-            <w:vAlign w:val="center"/>
+            <w:tcW w:type="dxa" w:w="5040"/>
           </w:tcPr>
           <w:p>
-            <w:pPr>
-              <w:spacing w:before="0" w:after="0" w:line="252" w:lineRule="auto"/>
-              <w:jc w:val="left"/>
-            </w:pPr>
             <w:r>
               <w:rPr>
                 <w:rFonts w:ascii="Calibri" w:hAnsi="Calibri"/>
-                <w:sz w:val="16"/>
+                <w:sz w:val="17"/>
               </w:rPr>
-            </w:r>
-            <w:r>
-              <w:rPr>
-                <w:rFonts w:ascii="Calibri" w:hAnsi="Calibri"/>
-                <w:b w:val="0"/>
-                <w:color w:val="1A1917"/>
-                <w:sz w:val="16"/>
-              </w:rPr>
-              <w:t>1-2. Architecture and folder map</w:t>
+              <w:t>Project</w:t>
             </w:r>
           </w:p>
         </w:tc>
         <w:tc>
           <w:tcPr>
-            <w:tcW w:type="dxa" w:w="1152"/>
-            <w:vAlign w:val="center"/>
+            <w:tcW w:type="dxa" w:w="5040"/>
           </w:tcPr>
           <w:p>
-            <w:pPr>
-              <w:spacing w:before="0" w:after="0"/>
-            </w:pPr>
             <w:r>
               <w:rPr>
                 <w:rFonts w:ascii="Calibri" w:hAnsi="Calibri"/>
-                <w:sz w:val="16"/>
+                <w:sz w:val="17"/>
               </w:rPr>
-              <w:t>3</w:t>
+              <w:t>NewsLens AI</w:t>
             </w:r>
           </w:p>
         </w:tc>
@@ -752,48 +149,29 @@
       <w:tr>
         <w:tc>
           <w:tcPr>
-            <w:tcW w:type="dxa" w:w="8208"/>
-            <w:vAlign w:val="center"/>
-            <w:shd w:fill="FAFCFF"/>
+            <w:tcW w:type="dxa" w:w="5040"/>
           </w:tcPr>
           <w:p>
-            <w:pPr>
-              <w:spacing w:before="0" w:after="0" w:line="252" w:lineRule="auto"/>
-              <w:jc w:val="left"/>
-            </w:pPr>
             <w:r>
               <w:rPr>
                 <w:rFonts w:ascii="Calibri" w:hAnsi="Calibri"/>
-                <w:sz w:val="16"/>
+                <w:sz w:val="17"/>
               </w:rPr>
-            </w:r>
-            <w:r>
-              <w:rPr>
-                <w:rFonts w:ascii="Calibri" w:hAnsi="Calibri"/>
-                <w:b w:val="0"/>
-                <w:color w:val="1A1917"/>
-                <w:sz w:val="16"/>
-              </w:rPr>
-              <w:t>3-4. Configuration and ingestion</w:t>
+              <w:t>Phase</w:t>
             </w:r>
           </w:p>
         </w:tc>
         <w:tc>
           <w:tcPr>
-            <w:tcW w:type="dxa" w:w="1152"/>
-            <w:vAlign w:val="center"/>
-            <w:shd w:fill="FAFCFF"/>
+            <w:tcW w:type="dxa" w:w="5040"/>
           </w:tcPr>
           <w:p>
-            <w:pPr>
-              <w:spacing w:before="0" w:after="0"/>
-            </w:pPr>
             <w:r>
               <w:rPr>
                 <w:rFonts w:ascii="Calibri" w:hAnsi="Calibri"/>
-                <w:sz w:val="16"/>
+                <w:sz w:val="17"/>
               </w:rPr>
-              <w:t>5</w:t>
+              <w:t>5S — synthetic dataset, model and deployment</w:t>
             </w:r>
           </w:p>
         </w:tc>
@@ -801,46 +179,29 @@
       <w:tr>
         <w:tc>
           <w:tcPr>
-            <w:tcW w:type="dxa" w:w="8208"/>
-            <w:vAlign w:val="center"/>
+            <w:tcW w:type="dxa" w:w="5040"/>
           </w:tcPr>
           <w:p>
-            <w:pPr>
-              <w:spacing w:before="0" w:after="0" w:line="252" w:lineRule="auto"/>
-              <w:jc w:val="left"/>
-            </w:pPr>
             <w:r>
               <w:rPr>
                 <w:rFonts w:ascii="Calibri" w:hAnsi="Calibri"/>
-                <w:sz w:val="16"/>
+                <w:sz w:val="17"/>
               </w:rPr>
-            </w:r>
-            <w:r>
-              <w:rPr>
-                <w:rFonts w:ascii="Calibri" w:hAnsi="Calibri"/>
-                <w:b w:val="0"/>
-                <w:color w:val="1A1917"/>
-                <w:sz w:val="16"/>
-              </w:rPr>
-              <w:t>5-7. Preprocessing and summarizers</w:t>
+              <w:t>Author</w:t>
             </w:r>
           </w:p>
         </w:tc>
         <w:tc>
           <w:tcPr>
-            <w:tcW w:type="dxa" w:w="1152"/>
-            <w:vAlign w:val="center"/>
+            <w:tcW w:type="dxa" w:w="5040"/>
           </w:tcPr>
           <w:p>
-            <w:pPr>
-              <w:spacing w:before="0" w:after="0"/>
-            </w:pPr>
             <w:r>
               <w:rPr>
                 <w:rFonts w:ascii="Calibri" w:hAnsi="Calibri"/>
-                <w:sz w:val="16"/>
+                <w:sz w:val="17"/>
               </w:rPr>
-              <w:t>6</w:t>
+              <w:t>Deven Sachin Gaikwad</w:t>
             </w:r>
           </w:p>
         </w:tc>
@@ -848,399 +209,195 @@
       <w:tr>
         <w:tc>
           <w:tcPr>
-            <w:tcW w:type="dxa" w:w="8208"/>
-            <w:vAlign w:val="center"/>
-            <w:shd w:fill="FAFCFF"/>
+            <w:tcW w:type="dxa" w:w="5040"/>
           </w:tcPr>
           <w:p>
-            <w:pPr>
-              <w:spacing w:before="0" w:after="0" w:line="252" w:lineRule="auto"/>
-              <w:jc w:val="left"/>
-            </w:pPr>
             <w:r>
               <w:rPr>
                 <w:rFonts w:ascii="Calibri" w:hAnsi="Calibri"/>
-                <w:sz w:val="16"/>
+                <w:sz w:val="17"/>
               </w:rPr>
-            </w:r>
-            <w:r>
-              <w:rPr>
-                <w:rFonts w:ascii="Calibri" w:hAnsi="Calibri"/>
-                <w:b w:val="0"/>
-                <w:color w:val="1A1917"/>
-                <w:sz w:val="16"/>
-              </w:rPr>
-              <w:t>8. Offline training pipeline</w:t>
+              <w:t>Status</w:t>
             </w:r>
           </w:p>
         </w:tc>
         <w:tc>
           <w:tcPr>
-            <w:tcW w:type="dxa" w:w="1152"/>
-            <w:vAlign w:val="center"/>
-            <w:shd w:fill="FAFCFF"/>
+            <w:tcW w:type="dxa" w:w="5040"/>
           </w:tcPr>
           <w:p>
-            <w:pPr>
-              <w:spacing w:before="0" w:after="0"/>
-            </w:pPr>
             <w:r>
               <w:rPr>
                 <w:rFonts w:ascii="Calibri" w:hAnsi="Calibri"/>
-                <w:sz w:val="16"/>
+                <w:sz w:val="17"/>
               </w:rPr>
-              <w:t>7</w:t>
-            </w:r>
-          </w:p>
-        </w:tc>
-      </w:tr>
-      <w:tr>
-        <w:tc>
-          <w:tcPr>
-            <w:tcW w:type="dxa" w:w="8208"/>
-            <w:vAlign w:val="center"/>
-          </w:tcPr>
-          <w:p>
-            <w:pPr>
-              <w:spacing w:before="0" w:after="0" w:line="252" w:lineRule="auto"/>
-              <w:jc w:val="left"/>
-            </w:pPr>
-            <w:r>
-              <w:rPr>
-                <w:rFonts w:ascii="Calibri" w:hAnsi="Calibri"/>
-                <w:sz w:val="16"/>
-              </w:rPr>
-            </w:r>
-            <w:r>
-              <w:rPr>
-                <w:rFonts w:ascii="Calibri" w:hAnsi="Calibri"/>
-                <w:b w:val="0"/>
-                <w:color w:val="1A1917"/>
-                <w:sz w:val="16"/>
-              </w:rPr>
-              <w:t>9. Prediction and explainability</w:t>
-            </w:r>
-          </w:p>
-        </w:tc>
-        <w:tc>
-          <w:tcPr>
-            <w:tcW w:type="dxa" w:w="1152"/>
-            <w:vAlign w:val="center"/>
-          </w:tcPr>
-          <w:p>
-            <w:pPr>
-              <w:spacing w:before="0" w:after="0"/>
-            </w:pPr>
-            <w:r>
-              <w:rPr>
-                <w:rFonts w:ascii="Calibri" w:hAnsi="Calibri"/>
-                <w:sz w:val="16"/>
-              </w:rPr>
-              <w:t>8</w:t>
-            </w:r>
-          </w:p>
-        </w:tc>
-      </w:tr>
-      <w:tr>
-        <w:tc>
-          <w:tcPr>
-            <w:tcW w:type="dxa" w:w="8208"/>
-            <w:vAlign w:val="center"/>
-            <w:shd w:fill="FAFCFF"/>
-          </w:tcPr>
-          <w:p>
-            <w:pPr>
-              <w:spacing w:before="0" w:after="0" w:line="252" w:lineRule="auto"/>
-              <w:jc w:val="left"/>
-            </w:pPr>
-            <w:r>
-              <w:rPr>
-                <w:rFonts w:ascii="Calibri" w:hAnsi="Calibri"/>
-                <w:sz w:val="16"/>
-              </w:rPr>
-            </w:r>
-            <w:r>
-              <w:rPr>
-                <w:rFonts w:ascii="Calibri" w:hAnsi="Calibri"/>
-                <w:b w:val="0"/>
-                <w:color w:val="1A1917"/>
-                <w:sz w:val="16"/>
-              </w:rPr>
-              <w:t>10-11. SQLite and Streamlit orchestration</w:t>
-            </w:r>
-          </w:p>
-        </w:tc>
-        <w:tc>
-          <w:tcPr>
-            <w:tcW w:type="dxa" w:w="1152"/>
-            <w:vAlign w:val="center"/>
-            <w:shd w:fill="FAFCFF"/>
-          </w:tcPr>
-          <w:p>
-            <w:pPr>
-              <w:spacing w:before="0" w:after="0"/>
-            </w:pPr>
-            <w:r>
-              <w:rPr>
-                <w:rFonts w:ascii="Calibri" w:hAnsi="Calibri"/>
-                <w:sz w:val="16"/>
-              </w:rPr>
-              <w:t>10</w:t>
-            </w:r>
-          </w:p>
-        </w:tc>
-      </w:tr>
-      <w:tr>
-        <w:tc>
-          <w:tcPr>
-            <w:tcW w:type="dxa" w:w="8208"/>
-            <w:vAlign w:val="center"/>
-          </w:tcPr>
-          <w:p>
-            <w:pPr>
-              <w:spacing w:before="0" w:after="0" w:line="252" w:lineRule="auto"/>
-              <w:jc w:val="left"/>
-            </w:pPr>
-            <w:r>
-              <w:rPr>
-                <w:rFonts w:ascii="Calibri" w:hAnsi="Calibri"/>
-                <w:sz w:val="16"/>
-              </w:rPr>
-            </w:r>
-            <w:r>
-              <w:rPr>
-                <w:rFonts w:ascii="Calibri" w:hAnsi="Calibri"/>
-                <w:b w:val="0"/>
-                <w:color w:val="1A1917"/>
-                <w:sz w:val="16"/>
-              </w:rPr>
-              <w:t>12-13. Visualisation, exports and tests</w:t>
-            </w:r>
-          </w:p>
-        </w:tc>
-        <w:tc>
-          <w:tcPr>
-            <w:tcW w:type="dxa" w:w="1152"/>
-            <w:vAlign w:val="center"/>
-          </w:tcPr>
-          <w:p>
-            <w:pPr>
-              <w:spacing w:before="0" w:after="0"/>
-            </w:pPr>
-            <w:r>
-              <w:rPr>
-                <w:rFonts w:ascii="Calibri" w:hAnsi="Calibri"/>
-                <w:sz w:val="16"/>
-              </w:rPr>
-              <w:t>12</w:t>
-            </w:r>
-          </w:p>
-        </w:tc>
-      </w:tr>
-      <w:tr>
-        <w:tc>
-          <w:tcPr>
-            <w:tcW w:type="dxa" w:w="8208"/>
-            <w:vAlign w:val="center"/>
-            <w:shd w:fill="FAFCFF"/>
-          </w:tcPr>
-          <w:p>
-            <w:pPr>
-              <w:spacing w:before="0" w:after="0" w:line="252" w:lineRule="auto"/>
-              <w:jc w:val="left"/>
-            </w:pPr>
-            <w:r>
-              <w:rPr>
-                <w:rFonts w:ascii="Calibri" w:hAnsi="Calibri"/>
-                <w:sz w:val="16"/>
-              </w:rPr>
-            </w:r>
-            <w:r>
-              <w:rPr>
-                <w:rFonts w:ascii="Calibri" w:hAnsi="Calibri"/>
-                <w:b w:val="0"/>
-                <w:color w:val="1A1917"/>
-                <w:sz w:val="16"/>
-              </w:rPr>
-              <w:t>14-16. Modification, deployment and errors</w:t>
-            </w:r>
-          </w:p>
-        </w:tc>
-        <w:tc>
-          <w:tcPr>
-            <w:tcW w:type="dxa" w:w="1152"/>
-            <w:vAlign w:val="center"/>
-            <w:shd w:fill="FAFCFF"/>
-          </w:tcPr>
-          <w:p>
-            <w:pPr>
-              <w:spacing w:before="0" w:after="0"/>
-            </w:pPr>
-            <w:r>
-              <w:rPr>
-                <w:rFonts w:ascii="Calibri" w:hAnsi="Calibri"/>
-                <w:sz w:val="16"/>
-              </w:rPr>
-              <w:t>13</w:t>
-            </w:r>
-          </w:p>
-        </w:tc>
-      </w:tr>
-      <w:tr>
-        <w:tc>
-          <w:tcPr>
-            <w:tcW w:type="dxa" w:w="8208"/>
-            <w:vAlign w:val="center"/>
-          </w:tcPr>
-          <w:p>
-            <w:pPr>
-              <w:spacing w:before="0" w:after="0" w:line="252" w:lineRule="auto"/>
-              <w:jc w:val="left"/>
-            </w:pPr>
-            <w:r>
-              <w:rPr>
-                <w:rFonts w:ascii="Calibri" w:hAnsi="Calibri"/>
-                <w:sz w:val="16"/>
-              </w:rPr>
-            </w:r>
-            <w:r>
-              <w:rPr>
-                <w:rFonts w:ascii="Calibri" w:hAnsi="Calibri"/>
-                <w:b w:val="0"/>
-                <w:color w:val="1A1917"/>
-                <w:sz w:val="16"/>
-              </w:rPr>
-              <w:t>17-18. Viva and acceptance checklist</w:t>
-            </w:r>
-          </w:p>
-        </w:tc>
-        <w:tc>
-          <w:tcPr>
-            <w:tcW w:type="dxa" w:w="1152"/>
-            <w:vAlign w:val="center"/>
-          </w:tcPr>
-          <w:p>
-            <w:pPr>
-              <w:spacing w:before="0" w:after="0"/>
-            </w:pPr>
-            <w:r>
-              <w:rPr>
-                <w:rFonts w:ascii="Calibri" w:hAnsi="Calibri"/>
-                <w:sz w:val="16"/>
-              </w:rPr>
-              <w:t>16</w:t>
+              <w:t>PR B evidence package; external deployment values recorded after protected merge</w:t>
             </w:r>
           </w:p>
         </w:tc>
       </w:tr>
     </w:tbl>
+    <w:p/>
     <w:p>
       <w:pPr>
-        <w:spacing w:after="20"/>
+        <w:pStyle w:val="Heading1"/>
       </w:pPr>
+      <w:r>
+        <w:t>Architecture</w:t>
+      </w:r>
     </w:p>
     <w:p>
       <w:pPr>
-        <w:spacing w:before="80"/>
+        <w:pStyle w:val="Heading2"/>
       </w:pPr>
       <w:r>
-        <w:rPr>
-          <w:rFonts w:ascii="Calibri" w:hAnsi="Calibri"/>
-          <w:i/>
-          <w:color w:val="6F685F"/>
-          <w:sz w:val="17"/>
-        </w:rPr>
-        <w:t>Page references match the packaged render; headings remain Word-native for navigation and future TOC updates.</w:t>
+        <w:t>Runtime</w:t>
+      </w:r>
+    </w:p>
+    <w:p>
+      <w:pPr>
+        <w:pStyle w:val="ListNumber"/>
+      </w:pPr>
+      <w:r>
+        <w:t>Streamlit accepts pasted text, a public URL, or a TXT/text-based PDF.</w:t>
+      </w:r>
+    </w:p>
+    <w:p>
+      <w:pPr>
+        <w:pStyle w:val="ListNumber"/>
+      </w:pPr>
+      <w:r>
+        <w:t>Input controls validate type, size, network destination, and minimum length.</w:t>
+      </w:r>
+    </w:p>
+    <w:p>
+      <w:pPr>
+        <w:pStyle w:val="ListNumber"/>
+      </w:pPr>
+      <w:r>
+        <w:t>A deterministic extractive summarizer ranks original sentences locally.</w:t>
+      </w:r>
+    </w:p>
+    <w:p>
+      <w:pPr>
+        <w:pStyle w:val="ListNumber"/>
+      </w:pPr>
+      <w:r>
+        <w:t>The public model parses visible fact blocks, appends auditable match/mismatch tokens, applies TF-IDF, and scores Logistic Regression.</w:t>
+      </w:r>
+    </w:p>
+    <w:p>
+      <w:pPr>
+        <w:pStyle w:val="ListNumber"/>
+      </w:pPr>
+      <w:r>
+        <w:t>The bound Platt calibration converts the score; missing blocks or diagnostic concerns trigger review.</w:t>
+      </w:r>
+    </w:p>
+    <w:p>
+      <w:pPr>
+        <w:pStyle w:val="ListNumber"/>
+      </w:pPr>
+      <w:r>
+        <w:t>The interface exposes the summary, bounded outcome, confidence, local contributions, disclaimer, and exports.</w:t>
+      </w:r>
+    </w:p>
+    <w:p>
+      <w:pPr>
+        <w:pStyle w:val="ListNumber"/>
+      </w:pPr>
+      <w:r>
+        <w:t>SQLite stores only a session-isolated structured result; full article text is not persisted.</w:t>
       </w:r>
     </w:p>
     <w:p>
       <w:r>
-        <w:br w:type="page"/>
+        <w:t>Summarisation and classification are independent: the classifier never consumes the generated summary. Runtime never imports training modules or retrains the model.</w:t>
       </w:r>
     </w:p>
     <w:p>
       <w:pPr>
-        <w:spacing w:before="80" w:after="140" w:line="259" w:lineRule="auto"/>
-        <w:ind w:left="173" w:right="173"/>
-        <w:shd w:fill="FFF1F4"/>
-        <w:pBdr>
-          <w:left w:val="single" w:sz="20" w:space="8" w:color="813F39"/>
-          <w:top w:val="single" w:sz="4" w:space="5" w:color="D6CEC2"/>
-          <w:bottom w:val="single" w:sz="4" w:space="5" w:color="D6CEC2"/>
-          <w:right w:val="single" w:sz="4" w:space="5" w:color="D6CEC2"/>
-        </w:pBdr>
+        <w:pStyle w:val="Heading2"/>
       </w:pPr>
       <w:r>
-        <w:rPr>
-          <w:rFonts w:ascii="Calibri" w:hAnsi="Calibri"/>
-          <w:b/>
-          <w:color w:val="813F39"/>
-          <w:sz w:val="19"/>
-        </w:rPr>
-        <w:t xml:space="preserve">Core invariant: </w:t>
-      </w:r>
-      <w:r>
-        <w:rPr>
-          <w:rFonts w:ascii="Calibri" w:hAnsi="Calibri"/>
-          <w:color w:val="1A1917"/>
-          <w:sz w:val="19"/>
-        </w:rPr>
-        <w:t>Summarization and classification are independent. `predict_credibility` always receives the original cleaned article, never only `SummaryResult.summary`.</w:t>
+        <w:t>Offline evidence pipeline</w:t>
       </w:r>
     </w:p>
     <w:p>
-      <w:pPr/>
+      <w:r/>
       <w:r>
-        <w:t>Maintenance reconciliation, 13 September 2026. Public validation: 144 tests pass; four private-model tests are deselected. The Next.js presentation build, CI, PR dependency review and both CodeQL analyses pass; CodeQL uses Action v4. This does not prove zero historical security alerts. Streamlit is the ML runtime; neither app is deployed. Hosting requires a resolved Streamlit URL and confirmed model-redistribution rights. August benchmarks and private-artifact/browser evidence remain historical and unchanged.</w:t>
+        <w:rPr>
+          <w:rFonts w:ascii="Consolas" w:hAnsi="Consolas"/>
+          <w:sz w:val="17"/>
+        </w:rPr>
+        <w:t>training/train_synthetic_model.py</w:t>
+      </w:r>
+      <w:r>
+        <w:t xml:space="preserve"> verifies the authoritative ZIP, consumes its authored event-grouped splits, compares three bounded candidates, fits calibration, selects the abstention policy, evaluates the locked test once, performs shortcut and counterfactual controls, and writes hash-bound artifacts and reports.</w:t>
       </w:r>
     </w:p>
     <w:p>
       <w:pPr>
-        <w:pStyle w:val="Heading1"/>
-        <w:keepNext/>
+        <w:pStyle w:val="Heading2"/>
       </w:pPr>
       <w:r>
-        <w:t>1. How to read the project</w:t>
+        <w:t>Security boundaries</w:t>
+      </w:r>
+    </w:p>
+    <w:p>
+      <w:pPr>
+        <w:pStyle w:val="ListBullet"/>
+      </w:pPr>
+      <w:r>
+        <w:t>URL extraction blocks private/local network targets and bounds redirects and response sizes.</w:t>
+      </w:r>
+    </w:p>
+    <w:p>
+      <w:pPr>
+        <w:pStyle w:val="ListBullet"/>
+      </w:pPr>
+      <w:r>
+        <w:t>Uploads are size- and type-restricted.</w:t>
+      </w:r>
+    </w:p>
+    <w:p>
+      <w:pPr>
+        <w:pStyle w:val="ListBullet"/>
+      </w:pPr>
+      <w:r>
+        <w:t>Calibration fails closed on model-hash mismatch.</w:t>
+      </w:r>
+    </w:p>
+    <w:p>
+      <w:pPr>
+        <w:pStyle w:val="ListBullet"/>
+      </w:pPr>
+      <w:r>
+        <w:t>Public release scanning rejects secrets, local paths, private artifact filenames, broken links, and artifact identity drift.</w:t>
+      </w:r>
+    </w:p>
+    <w:p>
+      <w:pPr>
+        <w:pStyle w:val="ListBullet"/>
+      </w:pPr>
+      <w:r>
+        <w:t>Streamlit secrets are not required.</w:t>
+      </w:r>
+    </w:p>
+    <w:p>
+      <w:pPr>
+        <w:pStyle w:val="Heading2"/>
+      </w:pPr>
+      <w:r>
+        <w:t>Selected measured figures</w:t>
       </w:r>
     </w:p>
     <w:p>
       <w:r>
-        <w:rPr>
-          <w:rFonts w:ascii="Calibri" w:hAnsi="Calibri"/>
-        </w:rPr>
-        <w:t>Start with app.py and pages/ for user flow, then inspect src/ for reusable business logic. training/ is an offline pipeline that writes models/ and reports/results/. Streamlit reads those artifacts; it does not train. tests/ verify both isolated functions and page startup.</w:t>
-      </w:r>
-    </w:p>
-    <w:p>
-      <w:pPr>
-        <w:pStyle w:val="CodeBlock"/>
-        <w:keepLines/>
-        <w:shd w:fill="EEF3F8"/>
-      </w:pPr>
-      <w:r>
-        <w:rPr>
-          <w:rFonts w:ascii="Consolas" w:hAnsi="Consolas"/>
-          <w:color w:val="2A241F"/>
-          <w:sz w:val="17"/>
-        </w:rPr>
-        <w:t>presentation -&gt; ingestion -&gt; NLP -&gt; independent AI branches</w:t>
-        <w:br/>
-        <w:t xml:space="preserve">             -&gt; explanation/result objects -&gt; persistence/export</w:t>
-        <w:br/>
-        <w:t>offline training -&gt; saved Joblib + JSON/CSV/PNG artifacts -&gt; runtime loading</w:t>
-      </w:r>
-    </w:p>
-    <w:p>
-      <w:pPr>
-        <w:keepNext/>
-        <w:spacing w:after="40"/>
-        <w:jc w:val="center"/>
-      </w:pPr>
-      <w:r>
         <w:drawing>
           <wp:inline xmlns:a="http://schemas.openxmlformats.org/drawingml/2006/main" xmlns:pic="http://schemas.openxmlformats.org/drawingml/2006/picture">
-            <wp:extent cx="5669280" cy="3247565"/>
-            <wp:docPr id="73" name="Picture 73" descr="Figure D.1. Layered source architecture." title="Figure D.1. Layered source architecture."/>
+            <wp:extent cx="5669280" cy="3239589"/>
+            <wp:docPr id="1" name="Picture 1"/>
             <wp:cNvGraphicFramePr>
               <a:graphicFrameLocks noChangeAspect="1"/>
             </wp:cNvGraphicFramePr>
@@ -1248,7 +405,7 @@
               <a:graphicData uri="http://schemas.openxmlformats.org/drawingml/2006/picture">
                 <pic:pic>
                   <pic:nvPicPr>
-                    <pic:cNvPr id="0" name="image.png"/>
+                    <pic:cNvPr id="0" name="model_comparison.png"/>
                     <pic:cNvPicPr/>
                   </pic:nvPicPr>
                   <pic:blipFill>
@@ -1260,7 +417,7 @@
                   <pic:spPr>
                     <a:xfrm>
                       <a:off x="0" y="0"/>
-                      <a:ext cx="5669280" cy="3247565"/>
+                      <a:ext cx="5669280" cy="3239589"/>
                     </a:xfrm>
                     <a:prstGeom prst="rect"/>
                   </pic:spPr>
@@ -1273,1807 +430,34 @@
     </w:p>
     <w:p>
       <w:pPr>
-        <w:pStyle w:val="Caption"/>
-        <w:keepNext w:val="0"/>
+        <w:jc w:val="center"/>
       </w:pPr>
       <w:r>
         <w:rPr>
-          <w:rFonts w:ascii="Calibri" w:hAnsi="Calibri"/>
           <w:i/>
-          <w:color w:val="6F685F"/>
-          <w:sz w:val="18"/>
+          <w:sz w:val="16"/>
         </w:rPr>
-        <w:t>Figure D.1. Layered source architecture.</w:t>
-      </w:r>
-    </w:p>
-    <w:p>
-      <w:r>
-        <w:rPr>
-          <w:rFonts w:ascii="Calibri" w:hAnsi="Calibri"/>
-        </w:rPr>
-        <w:t>Each layer exposes small typed functions; Streamlit orchestrates but does not own model logic.</w:t>
+        <w:t>Model Comparison</w:t>
       </w:r>
     </w:p>
     <w:p>
       <w:pPr>
-        <w:keepNext/>
-        <w:spacing w:after="40"/>
-        <w:jc w:val="center"/>
-      </w:pPr>
-      <w:r>
-        <w:drawing>
-          <wp:inline xmlns:a="http://schemas.openxmlformats.org/drawingml/2006/main" xmlns:pic="http://schemas.openxmlformats.org/drawingml/2006/picture">
-            <wp:extent cx="5669280" cy="3247565"/>
-            <wp:docPr id="74" name="Picture 74" descr="Figure D.2. Component/module dependencies." title="Figure D.2. Component/module dependencies."/>
-            <wp:cNvGraphicFramePr>
-              <a:graphicFrameLocks noChangeAspect="1"/>
-            </wp:cNvGraphicFramePr>
-            <a:graphic>
-              <a:graphicData uri="http://schemas.openxmlformats.org/drawingml/2006/picture">
-                <pic:pic>
-                  <pic:nvPicPr>
-                    <pic:cNvPr id="0" name="image.png"/>
-                    <pic:cNvPicPr/>
-                  </pic:nvPicPr>
-                  <pic:blipFill>
-                    <a:blip r:embed="rId23"/>
-                    <a:stretch>
-                      <a:fillRect/>
-                    </a:stretch>
-                  </pic:blipFill>
-                  <pic:spPr>
-                    <a:xfrm>
-                      <a:off x="0" y="0"/>
-                      <a:ext cx="5669280" cy="3247565"/>
-                    </a:xfrm>
-                    <a:prstGeom prst="rect"/>
-                  </pic:spPr>
-                </pic:pic>
-              </a:graphicData>
-            </a:graphic>
-          </wp:inline>
-        </w:drawing>
-      </w:r>
-    </w:p>
-    <w:p>
-      <w:pPr>
-        <w:pStyle w:val="Caption"/>
-        <w:keepNext w:val="0"/>
-      </w:pPr>
-      <w:r>
-        <w:rPr>
-          <w:rFonts w:ascii="Calibri" w:hAnsi="Calibri"/>
-          <w:i/>
-          <w:color w:val="6F685F"/>
-          <w:sz w:val="18"/>
-        </w:rPr>
-        <w:t>Figure D.2. Component/module dependencies.</w:t>
-      </w:r>
-    </w:p>
-    <w:p>
-      <w:r>
-        <w:rPr>
-          <w:rFonts w:ascii="Calibri" w:hAnsi="Calibri"/>
-        </w:rPr>
-        <w:t>The offline component writes identified artifacts. Runtime modules read them through central configuration.</w:t>
-      </w:r>
-    </w:p>
-    <w:p>
-      <w:pPr>
-        <w:pStyle w:val="Heading1"/>
-        <w:keepNext/>
-      </w:pPr>
-      <w:r>
-        <w:t>2. Folder and file purpose</w:t>
-      </w:r>
-    </w:p>
-    <w:tbl>
-      <w:tblPr>
-        <w:tblStyle w:val="TableGrid"/>
-        <w:tblW w:type="dxa" w:w="9360"/>
-        <w:jc w:val="left"/>
-        <w:tblLayout w:type="fixed"/>
-        <w:tblLook w:firstColumn="1" w:firstRow="1" w:lastColumn="0" w:lastRow="0" w:noHBand="0" w:noVBand="1" w:val="04A0"/>
-        <w:tblInd w:type="dxa" w:w="120"/>
-        <w:tblCellMar>
-          <w:top w:w="80" w:type="dxa"/>
-          <w:left w:w="120" w:type="dxa"/>
-          <w:bottom w:w="80" w:type="dxa"/>
-          <w:right w:w="120" w:type="dxa"/>
-        </w:tblCellMar>
-      </w:tblPr>
-      <w:tblGrid>
-        <w:gridCol w:w="3312"/>
-        <w:gridCol w:w="6048"/>
-      </w:tblGrid>
-      <w:tr>
-        <w:trPr>
-          <w:tblHeader w:val="true"/>
-        </w:trPr>
-        <w:tc>
-          <w:tcPr>
-            <w:tcW w:type="dxa" w:w="3312"/>
-            <w:vAlign w:val="center"/>
-            <w:shd w:fill="F3F0E8"/>
-          </w:tcPr>
-          <w:p>
-            <w:pPr>
-              <w:spacing w:before="0" w:after="0" w:line="252" w:lineRule="auto"/>
-              <w:jc w:val="center"/>
-            </w:pPr>
-            <w:r>
-              <w:rPr>
-                <w:rFonts w:ascii="Calibri" w:hAnsi="Calibri"/>
-                <w:b/>
-                <w:sz w:val="16"/>
-              </w:rPr>
-            </w:r>
-            <w:r>
-              <w:rPr>
-                <w:rFonts w:ascii="Calibri" w:hAnsi="Calibri"/>
-                <w:b/>
-                <w:color w:val="2A241F"/>
-                <w:sz w:val="16"/>
-              </w:rPr>
-              <w:t>File / group</w:t>
-            </w:r>
-          </w:p>
-        </w:tc>
-        <w:tc>
-          <w:tcPr>
-            <w:tcW w:type="dxa" w:w="6048"/>
-            <w:vAlign w:val="center"/>
-            <w:shd w:fill="F3F0E8"/>
-          </w:tcPr>
-          <w:p>
-            <w:pPr>
-              <w:spacing w:before="0" w:after="0" w:line="252" w:lineRule="auto"/>
-              <w:jc w:val="center"/>
-            </w:pPr>
-            <w:r>
-              <w:rPr>
-                <w:rFonts w:ascii="Calibri" w:hAnsi="Calibri"/>
-                <w:b/>
-                <w:sz w:val="16"/>
-              </w:rPr>
-            </w:r>
-            <w:r>
-              <w:rPr>
-                <w:rFonts w:ascii="Calibri" w:hAnsi="Calibri"/>
-                <w:b/>
-                <w:color w:val="2A241F"/>
-                <w:sz w:val="16"/>
-              </w:rPr>
-              <w:t>Purpose</w:t>
-            </w:r>
-          </w:p>
-        </w:tc>
-      </w:tr>
-      <w:tr>
-        <w:tc>
-          <w:tcPr>
-            <w:tcW w:type="dxa" w:w="3312"/>
-            <w:vAlign w:val="center"/>
-          </w:tcPr>
-          <w:p>
-            <w:pPr>
-              <w:spacing w:before="0" w:after="0" w:line="252" w:lineRule="auto"/>
-              <w:jc w:val="left"/>
-            </w:pPr>
-            <w:r>
-              <w:rPr>
-                <w:rFonts w:ascii="Calibri" w:hAnsi="Calibri"/>
-                <w:sz w:val="16"/>
-              </w:rPr>
-            </w:r>
-            <w:r>
-              <w:rPr>
-                <w:rFonts w:ascii="Calibri" w:hAnsi="Calibri"/>
-                <w:b w:val="0"/>
-                <w:color w:val="1A1917"/>
-                <w:sz w:val="16"/>
-              </w:rPr>
-              <w:t>app.py</w:t>
-            </w:r>
-          </w:p>
-        </w:tc>
-        <w:tc>
-          <w:tcPr>
-            <w:tcW w:type="dxa" w:w="6048"/>
-            <w:vAlign w:val="center"/>
-          </w:tcPr>
-          <w:p>
-            <w:pPr>
-              <w:spacing w:before="0" w:after="0" w:line="252" w:lineRule="auto"/>
-              <w:jc w:val="left"/>
-            </w:pPr>
-            <w:r>
-              <w:rPr>
-                <w:rFonts w:ascii="Calibri" w:hAnsi="Calibri"/>
-                <w:sz w:val="16"/>
-              </w:rPr>
-            </w:r>
-            <w:r>
-              <w:rPr>
-                <w:rFonts w:ascii="Calibri" w:hAnsi="Calibri"/>
-                <w:b w:val="0"/>
-                <w:color w:val="1A1917"/>
-                <w:sz w:val="16"/>
-              </w:rPr>
-              <w:t>st.Page registry and native same-tab st.navigation router</w:t>
-            </w:r>
-          </w:p>
-        </w:tc>
-      </w:tr>
-      <w:tr>
-        <w:tc>
-          <w:tcPr>
-            <w:tcW w:type="dxa" w:w="3312"/>
-            <w:vAlign w:val="center"/>
-            <w:shd w:fill="FAFCFF"/>
-          </w:tcPr>
-          <w:p>
-            <w:pPr>
-              <w:spacing w:before="0" w:after="0" w:line="252" w:lineRule="auto"/>
-              <w:jc w:val="left"/>
-            </w:pPr>
-            <w:r>
-              <w:rPr>
-                <w:rFonts w:ascii="Calibri" w:hAnsi="Calibri"/>
-                <w:sz w:val="16"/>
-              </w:rPr>
-            </w:r>
-            <w:r>
-              <w:rPr>
-                <w:rFonts w:ascii="Calibri" w:hAnsi="Calibri"/>
-                <w:b w:val="0"/>
-                <w:color w:val="1A1917"/>
-                <w:sz w:val="16"/>
-              </w:rPr>
-              <w:t>pages/00_News_Desk.py</w:t>
-            </w:r>
-          </w:p>
-        </w:tc>
-        <w:tc>
-          <w:tcPr>
-            <w:tcW w:type="dxa" w:w="6048"/>
-            <w:vAlign w:val="center"/>
-            <w:shd w:fill="FAFCFF"/>
-          </w:tcPr>
-          <w:p>
-            <w:pPr>
-              <w:spacing w:before="0" w:after="0" w:line="252" w:lineRule="auto"/>
-              <w:jc w:val="left"/>
-            </w:pPr>
-            <w:r>
-              <w:rPr>
-                <w:rFonts w:ascii="Calibri" w:hAnsi="Calibri"/>
-                <w:sz w:val="16"/>
-              </w:rPr>
-            </w:r>
-            <w:r>
-              <w:rPr>
-                <w:rFonts w:ascii="Calibri" w:hAnsi="Calibri"/>
-                <w:b w:val="0"/>
-                <w:color w:val="1A1917"/>
-                <w:sz w:val="16"/>
-              </w:rPr>
-              <w:t>News Desk, measured headline cards and scientific boundary</w:t>
-            </w:r>
-          </w:p>
-        </w:tc>
-      </w:tr>
-      <w:tr>
-        <w:tc>
-          <w:tcPr>
-            <w:tcW w:type="dxa" w:w="3312"/>
-            <w:vAlign w:val="center"/>
-          </w:tcPr>
-          <w:p>
-            <w:pPr>
-              <w:spacing w:before="0" w:after="0" w:line="252" w:lineRule="auto"/>
-              <w:jc w:val="left"/>
-            </w:pPr>
-            <w:r>
-              <w:rPr>
-                <w:rFonts w:ascii="Calibri" w:hAnsi="Calibri"/>
-                <w:sz w:val="16"/>
-              </w:rPr>
-            </w:r>
-            <w:r>
-              <w:rPr>
-                <w:rFonts w:ascii="Calibri" w:hAnsi="Calibri"/>
-                <w:b w:val="0"/>
-                <w:color w:val="1A1917"/>
-                <w:sz w:val="16"/>
-              </w:rPr>
-              <w:t>pages/01_Analyse_Article.py</w:t>
-            </w:r>
-          </w:p>
-        </w:tc>
-        <w:tc>
-          <w:tcPr>
-            <w:tcW w:type="dxa" w:w="6048"/>
-            <w:vAlign w:val="center"/>
-          </w:tcPr>
-          <w:p>
-            <w:pPr>
-              <w:spacing w:before="0" w:after="0" w:line="252" w:lineRule="auto"/>
-              <w:jc w:val="left"/>
-            </w:pPr>
-            <w:r>
-              <w:rPr>
-                <w:rFonts w:ascii="Calibri" w:hAnsi="Calibri"/>
-                <w:sz w:val="16"/>
-              </w:rPr>
-            </w:r>
-            <w:r>
-              <w:rPr>
-                <w:rFonts w:ascii="Calibri" w:hAnsi="Calibri"/>
-                <w:b w:val="0"/>
-                <w:color w:val="1A1917"/>
-                <w:sz w:val="16"/>
-              </w:rPr>
-              <w:t>End-to-end input, independent AI calls, result cards, private history and exports</w:t>
-            </w:r>
-          </w:p>
-        </w:tc>
-      </w:tr>
-      <w:tr>
-        <w:tc>
-          <w:tcPr>
-            <w:tcW w:type="dxa" w:w="3312"/>
-            <w:vAlign w:val="center"/>
-            <w:shd w:fill="FAFCFF"/>
-          </w:tcPr>
-          <w:p>
-            <w:pPr>
-              <w:spacing w:before="0" w:after="0" w:line="252" w:lineRule="auto"/>
-              <w:jc w:val="left"/>
-            </w:pPr>
-            <w:r>
-              <w:rPr>
-                <w:rFonts w:ascii="Calibri" w:hAnsi="Calibri"/>
-                <w:sz w:val="16"/>
-              </w:rPr>
-            </w:r>
-            <w:r>
-              <w:rPr>
-                <w:rFonts w:ascii="Calibri" w:hAnsi="Calibri"/>
-                <w:b w:val="0"/>
-                <w:color w:val="1A1917"/>
-                <w:sz w:val="16"/>
-              </w:rPr>
-              <w:t>pages/02_Model_Performance.py</w:t>
-            </w:r>
-          </w:p>
-        </w:tc>
-        <w:tc>
-          <w:tcPr>
-            <w:tcW w:type="dxa" w:w="6048"/>
-            <w:vAlign w:val="center"/>
-            <w:shd w:fill="FAFCFF"/>
-          </w:tcPr>
-          <w:p>
-            <w:pPr>
-              <w:spacing w:before="0" w:after="0" w:line="252" w:lineRule="auto"/>
-              <w:jc w:val="left"/>
-            </w:pPr>
-            <w:r>
-              <w:rPr>
-                <w:rFonts w:ascii="Calibri" w:hAnsi="Calibri"/>
-                <w:sz w:val="16"/>
-              </w:rPr>
-            </w:r>
-            <w:r>
-              <w:rPr>
-                <w:rFonts w:ascii="Calibri" w:hAnsi="Calibri"/>
-                <w:b w:val="0"/>
-                <w:color w:val="1A1917"/>
-                <w:sz w:val="16"/>
-              </w:rPr>
-              <w:t>Measured Model Accountability and ROUGE views</w:t>
-            </w:r>
-          </w:p>
-        </w:tc>
-      </w:tr>
-      <w:tr>
-        <w:tc>
-          <w:tcPr>
-            <w:tcW w:type="dxa" w:w="3312"/>
-            <w:vAlign w:val="center"/>
-          </w:tcPr>
-          <w:p>
-            <w:pPr>
-              <w:spacing w:before="0" w:after="0" w:line="252" w:lineRule="auto"/>
-              <w:jc w:val="left"/>
-            </w:pPr>
-            <w:r>
-              <w:rPr>
-                <w:rFonts w:ascii="Calibri" w:hAnsi="Calibri"/>
-                <w:sz w:val="16"/>
-              </w:rPr>
-            </w:r>
-            <w:r>
-              <w:rPr>
-                <w:rFonts w:ascii="Calibri" w:hAnsi="Calibri"/>
-                <w:b w:val="0"/>
-                <w:color w:val="1A1917"/>
-                <w:sz w:val="16"/>
-              </w:rPr>
-              <w:t>pages/03_Dataset_EDA.py</w:t>
-            </w:r>
-          </w:p>
-        </w:tc>
-        <w:tc>
-          <w:tcPr>
-            <w:tcW w:type="dxa" w:w="6048"/>
-            <w:vAlign w:val="center"/>
-          </w:tcPr>
-          <w:p>
-            <w:pPr>
-              <w:spacing w:before="0" w:after="0" w:line="252" w:lineRule="auto"/>
-              <w:jc w:val="left"/>
-            </w:pPr>
-            <w:r>
-              <w:rPr>
-                <w:rFonts w:ascii="Calibri" w:hAnsi="Calibri"/>
-                <w:sz w:val="16"/>
-              </w:rPr>
-            </w:r>
-            <w:r>
-              <w:rPr>
-                <w:rFonts w:ascii="Calibri" w:hAnsi="Calibri"/>
-                <w:b w:val="0"/>
-                <w:color w:val="1A1917"/>
-                <w:sz w:val="16"/>
-              </w:rPr>
-              <w:t>Dataset Analysis, EDA and leakage disclosure</w:t>
-            </w:r>
-          </w:p>
-        </w:tc>
-      </w:tr>
-      <w:tr>
-        <w:tc>
-          <w:tcPr>
-            <w:tcW w:type="dxa" w:w="3312"/>
-            <w:vAlign w:val="center"/>
-            <w:shd w:fill="FAFCFF"/>
-          </w:tcPr>
-          <w:p>
-            <w:pPr>
-              <w:spacing w:before="0" w:after="0" w:line="252" w:lineRule="auto"/>
-              <w:jc w:val="left"/>
-            </w:pPr>
-            <w:r>
-              <w:rPr>
-                <w:rFonts w:ascii="Calibri" w:hAnsi="Calibri"/>
-                <w:sz w:val="16"/>
-              </w:rPr>
-            </w:r>
-            <w:r>
-              <w:rPr>
-                <w:rFonts w:ascii="Calibri" w:hAnsi="Calibri"/>
-                <w:b w:val="0"/>
-                <w:color w:val="1A1917"/>
-                <w:sz w:val="16"/>
-              </w:rPr>
-              <w:t>pages/04_Analysis_History.py</w:t>
-            </w:r>
-          </w:p>
-        </w:tc>
-        <w:tc>
-          <w:tcPr>
-            <w:tcW w:type="dxa" w:w="6048"/>
-            <w:vAlign w:val="center"/>
-            <w:shd w:fill="FAFCFF"/>
-          </w:tcPr>
-          <w:p>
-            <w:pPr>
-              <w:spacing w:before="0" w:after="0" w:line="252" w:lineRule="auto"/>
-              <w:jc w:val="left"/>
-            </w:pPr>
-            <w:r>
-              <w:rPr>
-                <w:rFonts w:ascii="Calibri" w:hAnsi="Calibri"/>
-                <w:sz w:val="16"/>
-              </w:rPr>
-            </w:r>
-            <w:r>
-              <w:rPr>
-                <w:rFonts w:ascii="Calibri" w:hAnsi="Calibri"/>
-                <w:b w:val="0"/>
-                <w:color w:val="1A1917"/>
-                <w:sz w:val="16"/>
-              </w:rPr>
-              <w:t>Session-private Editorial Archive search/filter/read/export/delete</w:t>
-            </w:r>
-          </w:p>
-        </w:tc>
-      </w:tr>
-      <w:tr>
-        <w:tc>
-          <w:tcPr>
-            <w:tcW w:type="dxa" w:w="3312"/>
-            <w:vAlign w:val="center"/>
-          </w:tcPr>
-          <w:p>
-            <w:pPr>
-              <w:spacing w:before="0" w:after="0" w:line="252" w:lineRule="auto"/>
-              <w:jc w:val="left"/>
-            </w:pPr>
-            <w:r>
-              <w:rPr>
-                <w:rFonts w:ascii="Calibri" w:hAnsi="Calibri"/>
-                <w:sz w:val="16"/>
-              </w:rPr>
-            </w:r>
-            <w:r>
-              <w:rPr>
-                <w:rFonts w:ascii="Calibri" w:hAnsi="Calibri"/>
-                <w:b w:val="0"/>
-                <w:color w:val="1A1917"/>
-                <w:sz w:val="16"/>
-              </w:rPr>
-              <w:t>pages/05_Research_About.py</w:t>
-            </w:r>
-          </w:p>
-        </w:tc>
-        <w:tc>
-          <w:tcPr>
-            <w:tcW w:type="dxa" w:w="6048"/>
-            <w:vAlign w:val="center"/>
-          </w:tcPr>
-          <w:p>
-            <w:pPr>
-              <w:spacing w:before="0" w:after="0" w:line="252" w:lineRule="auto"/>
-              <w:jc w:val="left"/>
-            </w:pPr>
-            <w:r>
-              <w:rPr>
-                <w:rFonts w:ascii="Calibri" w:hAnsi="Calibri"/>
-                <w:sz w:val="16"/>
-              </w:rPr>
-            </w:r>
-            <w:r>
-              <w:rPr>
-                <w:rFonts w:ascii="Calibri" w:hAnsi="Calibri"/>
-                <w:b w:val="0"/>
-                <w:color w:val="1A1917"/>
-                <w:sz w:val="16"/>
-              </w:rPr>
-              <w:t>Paper matrix and responsible-AI context</w:t>
-            </w:r>
-          </w:p>
-        </w:tc>
-      </w:tr>
-      <w:tr>
-        <w:tc>
-          <w:tcPr>
-            <w:tcW w:type="dxa" w:w="3312"/>
-            <w:vAlign w:val="center"/>
-            <w:shd w:fill="FAFCFF"/>
-          </w:tcPr>
-          <w:p>
-            <w:pPr>
-              <w:spacing w:before="0" w:after="0" w:line="252" w:lineRule="auto"/>
-              <w:jc w:val="left"/>
-            </w:pPr>
-            <w:r>
-              <w:rPr>
-                <w:rFonts w:ascii="Calibri" w:hAnsi="Calibri"/>
-                <w:sz w:val="16"/>
-              </w:rPr>
-            </w:r>
-            <w:r>
-              <w:rPr>
-                <w:rFonts w:ascii="Calibri" w:hAnsi="Calibri"/>
-                <w:b w:val="0"/>
-                <w:color w:val="1A1917"/>
-                <w:sz w:val="16"/>
-              </w:rPr>
-              <w:t>src/session_history.py</w:t>
-            </w:r>
-          </w:p>
-        </w:tc>
-        <w:tc>
-          <w:tcPr>
-            <w:tcW w:type="dxa" w:w="6048"/>
-            <w:vAlign w:val="center"/>
-            <w:shd w:fill="FAFCFF"/>
-          </w:tcPr>
-          <w:p>
-            <w:pPr>
-              <w:spacing w:before="0" w:after="0" w:line="252" w:lineRule="auto"/>
-              <w:jc w:val="left"/>
-            </w:pPr>
-            <w:r>
-              <w:rPr>
-                <w:rFonts w:ascii="Calibri" w:hAnsi="Calibri"/>
-                <w:sz w:val="16"/>
-              </w:rPr>
-            </w:r>
-            <w:r>
-              <w:rPr>
-                <w:rFonts w:ascii="Calibri" w:hAnsi="Calibri"/>
-                <w:b w:val="0"/>
-                <w:color w:val="1A1917"/>
-                <w:sz w:val="16"/>
-              </w:rPr>
-              <w:t>Safe session SQLite adapter; trusted-local persistent opt-in</w:t>
-            </w:r>
-          </w:p>
-        </w:tc>
-      </w:tr>
-      <w:tr>
-        <w:tc>
-          <w:tcPr>
-            <w:tcW w:type="dxa" w:w="3312"/>
-            <w:vAlign w:val="center"/>
-          </w:tcPr>
-          <w:p>
-            <w:pPr>
-              <w:spacing w:before="0" w:after="0" w:line="252" w:lineRule="auto"/>
-              <w:jc w:val="left"/>
-            </w:pPr>
-            <w:r>
-              <w:rPr>
-                <w:rFonts w:ascii="Calibri" w:hAnsi="Calibri"/>
-                <w:sz w:val="16"/>
-              </w:rPr>
-            </w:r>
-            <w:r>
-              <w:rPr>
-                <w:rFonts w:ascii="Calibri" w:hAnsi="Calibri"/>
-                <w:b w:val="0"/>
-                <w:color w:val="1A1917"/>
-                <w:sz w:val="16"/>
-              </w:rPr>
-              <w:t>src/config.py</w:t>
-            </w:r>
-          </w:p>
-        </w:tc>
-        <w:tc>
-          <w:tcPr>
-            <w:tcW w:type="dxa" w:w="6048"/>
-            <w:vAlign w:val="center"/>
-          </w:tcPr>
-          <w:p>
-            <w:pPr>
-              <w:spacing w:before="0" w:after="0" w:line="252" w:lineRule="auto"/>
-              <w:jc w:val="left"/>
-            </w:pPr>
-            <w:r>
-              <w:rPr>
-                <w:rFonts w:ascii="Calibri" w:hAnsi="Calibri"/>
-                <w:sz w:val="16"/>
-              </w:rPr>
-            </w:r>
-            <w:r>
-              <w:rPr>
-                <w:rFonts w:ascii="Calibri" w:hAnsi="Calibri"/>
-                <w:b w:val="0"/>
-                <w:color w:val="1A1917"/>
-                <w:sz w:val="16"/>
-              </w:rPr>
-              <w:t>Portable paths, thresholds, model name and disclaimer</w:t>
-            </w:r>
-          </w:p>
-        </w:tc>
-      </w:tr>
-      <w:tr>
-        <w:tc>
-          <w:tcPr>
-            <w:tcW w:type="dxa" w:w="3312"/>
-            <w:vAlign w:val="center"/>
-            <w:shd w:fill="FAFCFF"/>
-          </w:tcPr>
-          <w:p>
-            <w:pPr>
-              <w:spacing w:before="0" w:after="0" w:line="252" w:lineRule="auto"/>
-              <w:jc w:val="left"/>
-            </w:pPr>
-            <w:r>
-              <w:rPr>
-                <w:rFonts w:ascii="Calibri" w:hAnsi="Calibri"/>
-                <w:sz w:val="16"/>
-              </w:rPr>
-            </w:r>
-            <w:r>
-              <w:rPr>
-                <w:rFonts w:ascii="Calibri" w:hAnsi="Calibri"/>
-                <w:b w:val="0"/>
-                <w:color w:val="1A1917"/>
-                <w:sz w:val="16"/>
-              </w:rPr>
-              <w:t>src/utils.py</w:t>
-            </w:r>
-          </w:p>
-        </w:tc>
-        <w:tc>
-          <w:tcPr>
-            <w:tcW w:type="dxa" w:w="6048"/>
-            <w:vAlign w:val="center"/>
-            <w:shd w:fill="FAFCFF"/>
-          </w:tcPr>
-          <w:p>
-            <w:pPr>
-              <w:spacing w:before="0" w:after="0" w:line="252" w:lineRule="auto"/>
-              <w:jc w:val="left"/>
-            </w:pPr>
-            <w:r>
-              <w:rPr>
-                <w:rFonts w:ascii="Calibri" w:hAnsi="Calibri"/>
-                <w:sz w:val="16"/>
-              </w:rPr>
-            </w:r>
-            <w:r>
-              <w:rPr>
-                <w:rFonts w:ascii="Calibri" w:hAnsi="Calibri"/>
-                <w:b w:val="0"/>
-                <w:color w:val="1A1917"/>
-                <w:sz w:val="16"/>
-              </w:rPr>
-              <w:t>Hashing, word/reading statistics, JSON helpers</w:t>
-            </w:r>
-          </w:p>
-        </w:tc>
-      </w:tr>
-      <w:tr>
-        <w:tc>
-          <w:tcPr>
-            <w:tcW w:type="dxa" w:w="3312"/>
-            <w:vAlign w:val="center"/>
-          </w:tcPr>
-          <w:p>
-            <w:pPr>
-              <w:spacing w:before="0" w:after="0" w:line="252" w:lineRule="auto"/>
-              <w:jc w:val="left"/>
-            </w:pPr>
-            <w:r>
-              <w:rPr>
-                <w:rFonts w:ascii="Calibri" w:hAnsi="Calibri"/>
-                <w:sz w:val="16"/>
-              </w:rPr>
-            </w:r>
-            <w:r>
-              <w:rPr>
-                <w:rFonts w:ascii="Calibri" w:hAnsi="Calibri"/>
-                <w:b w:val="0"/>
-                <w:color w:val="1A1917"/>
-                <w:sz w:val="16"/>
-              </w:rPr>
-              <w:t>web/</w:t>
-            </w:r>
-          </w:p>
-        </w:tc>
-        <w:tc>
-          <w:tcPr>
-            <w:tcW w:type="dxa" w:w="6048"/>
-            <w:vAlign w:val="center"/>
-          </w:tcPr>
-          <w:p>
-            <w:pPr>
-              <w:spacing w:before="0" w:after="0" w:line="252" w:lineRule="auto"/>
-              <w:jc w:val="left"/>
-            </w:pPr>
-            <w:r>
-              <w:rPr>
-                <w:rFonts w:ascii="Calibri" w:hAnsi="Calibri"/>
-                <w:sz w:val="16"/>
-              </w:rPr>
-            </w:r>
-            <w:r>
-              <w:rPr>
-                <w:rFonts w:ascii="Calibri" w:hAnsi="Calibri"/>
-                <w:b w:val="0"/>
-                <w:color w:val="1A1917"/>
-                <w:sz w:val="16"/>
-              </w:rPr>
-              <w:t>Next.js presentation shell and responsive Streamlit iframe</w:t>
-            </w:r>
-          </w:p>
-        </w:tc>
-      </w:tr>
-      <w:tr>
-        <w:tc>
-          <w:tcPr>
-            <w:tcW w:type="dxa" w:w="3312"/>
-            <w:vAlign w:val="center"/>
-            <w:shd w:fill="FAFCFF"/>
-          </w:tcPr>
-          <w:p>
-            <w:pPr>
-              <w:spacing w:before="0" w:after="0" w:line="252" w:lineRule="auto"/>
-              <w:jc w:val="left"/>
-            </w:pPr>
-            <w:r>
-              <w:rPr>
-                <w:rFonts w:ascii="Calibri" w:hAnsi="Calibri"/>
-                <w:sz w:val="16"/>
-              </w:rPr>
-            </w:r>
-            <w:r>
-              <w:rPr>
-                <w:rFonts w:ascii="Calibri" w:hAnsi="Calibri"/>
-                <w:b w:val="0"/>
-                <w:color w:val="1A1917"/>
-                <w:sz w:val="16"/>
-              </w:rPr>
-              <w:t>training/*.py</w:t>
-            </w:r>
-          </w:p>
-        </w:tc>
-        <w:tc>
-          <w:tcPr>
-            <w:tcW w:type="dxa" w:w="6048"/>
-            <w:vAlign w:val="center"/>
-            <w:shd w:fill="FAFCFF"/>
-          </w:tcPr>
-          <w:p>
-            <w:pPr>
-              <w:spacing w:before="0" w:after="0" w:line="252" w:lineRule="auto"/>
-              <w:jc w:val="left"/>
-            </w:pPr>
-            <w:r>
-              <w:rPr>
-                <w:rFonts w:ascii="Calibri" w:hAnsi="Calibri"/>
-                <w:sz w:val="16"/>
-              </w:rPr>
-            </w:r>
-            <w:r>
-              <w:rPr>
-                <w:rFonts w:ascii="Calibri" w:hAnsi="Calibri"/>
-                <w:b w:val="0"/>
-                <w:color w:val="1A1917"/>
-                <w:sz w:val="16"/>
-              </w:rPr>
-              <w:t>Download, prepare, tune, evaluate and save</w:t>
-            </w:r>
-          </w:p>
-        </w:tc>
-      </w:tr>
-      <w:tr>
-        <w:tc>
-          <w:tcPr>
-            <w:tcW w:type="dxa" w:w="3312"/>
-            <w:vAlign w:val="center"/>
-          </w:tcPr>
-          <w:p>
-            <w:pPr>
-              <w:spacing w:before="0" w:after="0" w:line="252" w:lineRule="auto"/>
-              <w:jc w:val="left"/>
-            </w:pPr>
-            <w:r>
-              <w:rPr>
-                <w:rFonts w:ascii="Calibri" w:hAnsi="Calibri"/>
-                <w:sz w:val="16"/>
-              </w:rPr>
-            </w:r>
-            <w:r>
-              <w:rPr>
-                <w:rFonts w:ascii="Calibri" w:hAnsi="Calibri"/>
-                <w:b w:val="0"/>
-                <w:color w:val="1A1917"/>
-                <w:sz w:val="16"/>
-              </w:rPr>
-              <w:t>tests/*.py</w:t>
-            </w:r>
-          </w:p>
-        </w:tc>
-        <w:tc>
-          <w:tcPr>
-            <w:tcW w:type="dxa" w:w="6048"/>
-            <w:vAlign w:val="center"/>
-          </w:tcPr>
-          <w:p>
-            <w:pPr>
-              <w:spacing w:before="0" w:after="0" w:line="252" w:lineRule="auto"/>
-              <w:jc w:val="left"/>
-            </w:pPr>
-            <w:r>
-              <w:rPr>
-                <w:rFonts w:ascii="Calibri" w:hAnsi="Calibri"/>
-                <w:sz w:val="16"/>
-              </w:rPr>
-            </w:r>
-            <w:r>
-              <w:rPr>
-                <w:rFonts w:ascii="Calibri" w:hAnsi="Calibri"/>
-                <w:b w:val="0"/>
-                <w:color w:val="1A1917"/>
-                <w:sz w:val="16"/>
-              </w:rPr>
-              <w:t>Deterministic unit/integration/smoke tests</w:t>
-            </w:r>
-          </w:p>
-        </w:tc>
-      </w:tr>
-      <w:tr>
-        <w:tc>
-          <w:tcPr>
-            <w:tcW w:type="dxa" w:w="3312"/>
-            <w:vAlign w:val="center"/>
-            <w:shd w:fill="FAFCFF"/>
-          </w:tcPr>
-          <w:p>
-            <w:pPr>
-              <w:spacing w:before="0" w:after="0" w:line="252" w:lineRule="auto"/>
-              <w:jc w:val="left"/>
-            </w:pPr>
-            <w:r>
-              <w:rPr>
-                <w:rFonts w:ascii="Calibri" w:hAnsi="Calibri"/>
-                <w:sz w:val="16"/>
-              </w:rPr>
-            </w:r>
-            <w:r>
-              <w:rPr>
-                <w:rFonts w:ascii="Calibri" w:hAnsi="Calibri"/>
-                <w:b w:val="0"/>
-                <w:color w:val="1A1917"/>
-                <w:sz w:val="16"/>
-              </w:rPr>
-              <w:t>docs/*.md</w:t>
-            </w:r>
-          </w:p>
-        </w:tc>
-        <w:tc>
-          <w:tcPr>
-            <w:tcW w:type="dxa" w:w="6048"/>
-            <w:vAlign w:val="center"/>
-            <w:shd w:fill="FAFCFF"/>
-          </w:tcPr>
-          <w:p>
-            <w:pPr>
-              <w:spacing w:before="0" w:after="0" w:line="252" w:lineRule="auto"/>
-              <w:jc w:val="left"/>
-            </w:pPr>
-            <w:r>
-              <w:rPr>
-                <w:rFonts w:ascii="Calibri" w:hAnsi="Calibri"/>
-                <w:sz w:val="16"/>
-              </w:rPr>
-            </w:r>
-            <w:r>
-              <w:rPr>
-                <w:rFonts w:ascii="Calibri" w:hAnsi="Calibri"/>
-                <w:b w:val="0"/>
-                <w:color w:val="1A1917"/>
-                <w:sz w:val="16"/>
-              </w:rPr>
-              <w:t>Model, dataset, architecture, deployment and release records</w:t>
-            </w:r>
-          </w:p>
-        </w:tc>
-      </w:tr>
-      <w:tr>
-        <w:tc>
-          <w:tcPr>
-            <w:tcW w:type="dxa" w:w="3312"/>
-            <w:vAlign w:val="center"/>
-          </w:tcPr>
-          <w:p>
-            <w:pPr>
-              <w:spacing w:before="0" w:after="0" w:line="252" w:lineRule="auto"/>
-              <w:jc w:val="left"/>
-            </w:pPr>
-            <w:r>
-              <w:rPr>
-                <w:rFonts w:ascii="Calibri" w:hAnsi="Calibri"/>
-                <w:sz w:val="16"/>
-              </w:rPr>
-            </w:r>
-            <w:r>
-              <w:rPr>
-                <w:rFonts w:ascii="Calibri" w:hAnsi="Calibri"/>
-                <w:b w:val="0"/>
-                <w:color w:val="1A1917"/>
-                <w:sz w:val="16"/>
-              </w:rPr>
-              <w:t>scripts/*.py</w:t>
-            </w:r>
-          </w:p>
-        </w:tc>
-        <w:tc>
-          <w:tcPr>
-            <w:tcW w:type="dxa" w:w="6048"/>
-            <w:vAlign w:val="center"/>
-          </w:tcPr>
-          <w:p>
-            <w:pPr>
-              <w:spacing w:before="0" w:after="0" w:line="252" w:lineRule="auto"/>
-              <w:jc w:val="left"/>
-            </w:pPr>
-            <w:r>
-              <w:rPr>
-                <w:rFonts w:ascii="Calibri" w:hAnsi="Calibri"/>
-                <w:sz w:val="16"/>
-              </w:rPr>
-            </w:r>
-            <w:r>
-              <w:rPr>
-                <w:rFonts w:ascii="Calibri" w:hAnsi="Calibri"/>
-                <w:b w:val="0"/>
-                <w:color w:val="1A1917"/>
-                <w:sz w:val="16"/>
-              </w:rPr>
-              <w:t>Documentation, audit and screenshot reproducibility helpers</w:t>
-            </w:r>
-          </w:p>
-        </w:tc>
-      </w:tr>
-    </w:tbl>
-    <w:p>
-      <w:pPr>
-        <w:spacing w:after="20"/>
+        <w:sectPr>
+          <w:headerReference w:type="default" r:id="rId9"/>
+          <w:footerReference w:type="default" r:id="rId10"/>
+          <w:pgSz w:w="12240" w:h="15840"/>
+          <w:pgMar w:top="979" w:right="1037" w:bottom="936" w:left="1123" w:header="720" w:footer="720" w:gutter="0"/>
+          <w:cols w:space="720"/>
+          <w:docGrid w:linePitch="360"/>
+        </w:sectPr>
       </w:pPr>
     </w:p>
     <w:p>
       <w:pPr>
         <w:pStyle w:val="Heading1"/>
-        <w:keepNext/>
       </w:pPr>
       <w:r>
-        <w:t>3. Central configuration</w:t>
-      </w:r>
-    </w:p>
-    <w:p>
-      <w:r>
-        <w:t>src/config.py derives PROJECT_ROOT from its own file, so paths remain portable. MODEL_PATH and CALIBRATION_PATH may be overridden privately; the default public history mode is fail-closed per-session SQLite. Configuration records the 40-word minimum, bounded uploads/network requests, model version isot-tfidf-lr-v1.0.0, the historical EXPECTED_PACKAGED_CHECKS value of 56 (not the current public suite count) and exact responsible outcome labels. Runtime code reads fitted artifacts and never calls fit().</w:t>
-      </w:r>
-    </w:p>
-    <w:p>
-      <w:pPr>
-        <w:pStyle w:val="CodeBlock"/>
-        <w:keepLines/>
-        <w:shd w:fill="EEF3F8"/>
-      </w:pPr>
-      <w:r>
-        <w:t>MODEL_PATH = Path(os.getenv('NEWSLENS_MODEL_PATH', MODELS_DIR / 'fake_news_pipeline.joblib'))</w:t>
-        <w:br/>
-        <w:t>CALIBRATION_PATH = Path(os.getenv('NEWSLENS_CALIBRATION_PATH', MODELS_DIR / 'confidence_calibration.json'))</w:t>
-        <w:br/>
-        <w:t>EXPECTED_PACKAGED_CHECKS = 56</w:t>
-        <w:br/>
-        <w:t># NEWSLENS_HISTORY_MODE defaults to session; runtime loads artifacts and never retrains.</w:t>
-      </w:r>
-    </w:p>
-    <w:p>
-      <w:pPr>
-        <w:pStyle w:val="Heading1"/>
-        <w:keepNext/>
-      </w:pPr>
-      <w:r>
-        <w:t>4. Ingestion modules</w:t>
-      </w:r>
-    </w:p>
-    <w:p>
-      <w:pPr>
-        <w:pStyle w:val="Heading2"/>
-        <w:keepNext/>
-      </w:pPr>
-      <w:r>
-        <w:t>4.1 Public URL extraction</w:t>
-      </w:r>
-    </w:p>
-    <w:p>
-      <w:r>
-        <w:rPr>
-          <w:rFonts w:ascii="Calibri" w:hAnsi="Calibri"/>
-        </w:rPr>
-        <w:t>_validate_public_target parses and length-bounds the scheme/host, rejects credentials, malformed or obfuscated authorities and local names, and requires every DNS answer to be globally routable. _download_public_html disables environment proxies and automatic redirects, independently validates every redirect, caps the chain at five hops, blocks loops, compares an observable peer address with the validated DNS set, and streams at most 5 MB. extract_article then tries Trafilatura metadata-aware extraction before its BeautifulSoup fallback.</w:t>
-      </w:r>
-    </w:p>
-    <w:p>
-      <w:pPr>
-        <w:pStyle w:val="CodeBlock"/>
-        <w:keepLines/>
-        <w:shd w:fill="EEF3F8"/>
-      </w:pPr>
-      <w:r>
-        <w:rPr>
-          <w:rFonts w:ascii="Consolas" w:hAnsi="Consolas"/>
-          <w:color w:val="2A241F"/>
-          <w:sz w:val="17"/>
-        </w:rPr>
-        <w:t>def extract_article(url: str) -&gt; ArticleData:</w:t>
-        <w:br/>
-        <w:t xml:space="preserve">    html, final_url, headers = _download_public_html(url)</w:t>
-        <w:br/>
-        <w:t xml:space="preserve">    document = trafilatura.bare_extraction(html, with_metadata=True)</w:t>
-        <w:br/>
-        <w:t xml:space="preserve">    # Every requested hop was validated; response bytes were bounded.</w:t>
-        <w:br/>
-        <w:t xml:space="preserve">    # If extracted text is too short: BeautifulSoup article/main/p fallback</w:t>
-      </w:r>
-    </w:p>
-    <w:p>
-      <w:pPr>
-        <w:pStyle w:val="Heading2"/>
-        <w:keepNext/>
-      </w:pPr>
-      <w:r>
-        <w:t>4.2 File parser</w:t>
-      </w:r>
-    </w:p>
-    <w:p>
-      <w:r>
-        <w:rPr>
-          <w:rFonts w:ascii="Calibri" w:hAnsi="Calibri"/>
-        </w:rPr>
-        <w:t>parse_uploaded_file accepts a filename and bytes so it is independent from Streamlit UploadedFile. TXT decoding tries UTF-8 variants, CP1252 and Latin-1. PDF uses pypdf page extraction and rejects protected, malformed, scanned/too-short or over-10-MB input with FileParseError.</w:t>
-      </w:r>
-    </w:p>
-    <w:p>
-      <w:pPr>
-        <w:pStyle w:val="Heading2"/>
-        <w:keepNext/>
-      </w:pPr>
-      <w:r>
-        <w:t>4.3 Data contracts</w:t>
-      </w:r>
-    </w:p>
-    <w:tbl>
-      <w:tblPr>
-        <w:tblStyle w:val="TableGrid"/>
-        <w:tblW w:type="dxa" w:w="9360"/>
-        <w:jc w:val="left"/>
-        <w:tblLayout w:type="fixed"/>
-        <w:tblLook w:firstColumn="1" w:firstRow="1" w:lastColumn="0" w:lastRow="0" w:noHBand="0" w:noVBand="1" w:val="04A0"/>
-        <w:tblInd w:type="dxa" w:w="120"/>
-        <w:tblCellMar>
-          <w:top w:w="80" w:type="dxa"/>
-          <w:left w:w="120" w:type="dxa"/>
-          <w:bottom w:w="80" w:type="dxa"/>
-          <w:right w:w="120" w:type="dxa"/>
-        </w:tblCellMar>
-      </w:tblPr>
-      <w:tblGrid>
-        <w:gridCol w:w="2232"/>
-        <w:gridCol w:w="7128"/>
-      </w:tblGrid>
-      <w:tr>
-        <w:trPr>
-          <w:tblHeader w:val="true"/>
-        </w:trPr>
-        <w:tc>
-          <w:tcPr>
-            <w:tcW w:type="dxa" w:w="2232"/>
-            <w:vAlign w:val="center"/>
-            <w:shd w:fill="F3F0E8"/>
-          </w:tcPr>
-          <w:p>
-            <w:pPr>
-              <w:spacing w:before="0" w:after="0" w:line="252" w:lineRule="auto"/>
-              <w:jc w:val="center"/>
-            </w:pPr>
-            <w:r>
-              <w:rPr>
-                <w:rFonts w:ascii="Calibri" w:hAnsi="Calibri"/>
-                <w:b/>
-                <w:sz w:val="16"/>
-              </w:rPr>
-            </w:r>
-            <w:r>
-              <w:rPr>
-                <w:rFonts w:ascii="Calibri" w:hAnsi="Calibri"/>
-                <w:b/>
-                <w:color w:val="2A241F"/>
-                <w:sz w:val="16"/>
-              </w:rPr>
-              <w:t>Dataclass</w:t>
-            </w:r>
-          </w:p>
-        </w:tc>
-        <w:tc>
-          <w:tcPr>
-            <w:tcW w:type="dxa" w:w="7128"/>
-            <w:vAlign w:val="center"/>
-            <w:shd w:fill="F3F0E8"/>
-          </w:tcPr>
-          <w:p>
-            <w:pPr>
-              <w:spacing w:before="0" w:after="0" w:line="252" w:lineRule="auto"/>
-              <w:jc w:val="center"/>
-            </w:pPr>
-            <w:r>
-              <w:rPr>
-                <w:rFonts w:ascii="Calibri" w:hAnsi="Calibri"/>
-                <w:b/>
-                <w:sz w:val="16"/>
-              </w:rPr>
-            </w:r>
-            <w:r>
-              <w:rPr>
-                <w:rFonts w:ascii="Calibri" w:hAnsi="Calibri"/>
-                <w:b/>
-                <w:color w:val="2A241F"/>
-                <w:sz w:val="16"/>
-              </w:rPr>
-              <w:t>Important fields</w:t>
-            </w:r>
-          </w:p>
-        </w:tc>
-      </w:tr>
-      <w:tr>
-        <w:tc>
-          <w:tcPr>
-            <w:tcW w:type="dxa" w:w="2232"/>
-            <w:vAlign w:val="center"/>
-          </w:tcPr>
-          <w:p>
-            <w:pPr>
-              <w:spacing w:before="0" w:after="0" w:line="252" w:lineRule="auto"/>
-              <w:jc w:val="left"/>
-            </w:pPr>
-            <w:r>
-              <w:rPr>
-                <w:rFonts w:ascii="Calibri" w:hAnsi="Calibri"/>
-                <w:sz w:val="16"/>
-              </w:rPr>
-            </w:r>
-            <w:r>
-              <w:rPr>
-                <w:rFonts w:ascii="Calibri" w:hAnsi="Calibri"/>
-                <w:b w:val="0"/>
-                <w:color w:val="1A1917"/>
-                <w:sz w:val="16"/>
-              </w:rPr>
-              <w:t>ArticleData</w:t>
-            </w:r>
-          </w:p>
-        </w:tc>
-        <w:tc>
-          <w:tcPr>
-            <w:tcW w:type="dxa" w:w="7128"/>
-            <w:vAlign w:val="center"/>
-          </w:tcPr>
-          <w:p>
-            <w:pPr>
-              <w:spacing w:before="0" w:after="0" w:line="252" w:lineRule="auto"/>
-              <w:jc w:val="left"/>
-            </w:pPr>
-            <w:r>
-              <w:rPr>
-                <w:rFonts w:ascii="Calibri" w:hAnsi="Calibri"/>
-                <w:sz w:val="16"/>
-              </w:rPr>
-            </w:r>
-            <w:r>
-              <w:rPr>
-                <w:rFonts w:ascii="Calibri" w:hAnsi="Calibri"/>
-                <w:b w:val="0"/>
-                <w:color w:val="1A1917"/>
-                <w:sz w:val="16"/>
-              </w:rPr>
-              <w:t>text, title, author, date, URL/domain, extractor, word/read counts</w:t>
-            </w:r>
-          </w:p>
-        </w:tc>
-      </w:tr>
-      <w:tr>
-        <w:tc>
-          <w:tcPr>
-            <w:tcW w:type="dxa" w:w="2232"/>
-            <w:vAlign w:val="center"/>
-            <w:shd w:fill="FAFCFF"/>
-          </w:tcPr>
-          <w:p>
-            <w:pPr>
-              <w:spacing w:before="0" w:after="0" w:line="252" w:lineRule="auto"/>
-              <w:jc w:val="left"/>
-            </w:pPr>
-            <w:r>
-              <w:rPr>
-                <w:rFonts w:ascii="Calibri" w:hAnsi="Calibri"/>
-                <w:sz w:val="16"/>
-              </w:rPr>
-            </w:r>
-            <w:r>
-              <w:rPr>
-                <w:rFonts w:ascii="Calibri" w:hAnsi="Calibri"/>
-                <w:b w:val="0"/>
-                <w:color w:val="1A1917"/>
-                <w:sz w:val="16"/>
-              </w:rPr>
-              <w:t>SummaryResult</w:t>
-            </w:r>
-          </w:p>
-        </w:tc>
-        <w:tc>
-          <w:tcPr>
-            <w:tcW w:type="dxa" w:w="7128"/>
-            <w:vAlign w:val="center"/>
-            <w:shd w:fill="FAFCFF"/>
-          </w:tcPr>
-          <w:p>
-            <w:pPr>
-              <w:spacing w:before="0" w:after="0" w:line="252" w:lineRule="auto"/>
-              <w:jc w:val="left"/>
-            </w:pPr>
-            <w:r>
-              <w:rPr>
-                <w:rFonts w:ascii="Calibri" w:hAnsi="Calibri"/>
-                <w:sz w:val="16"/>
-              </w:rPr>
-            </w:r>
-            <w:r>
-              <w:rPr>
-                <w:rFonts w:ascii="Calibri" w:hAnsi="Calibri"/>
-                <w:b w:val="0"/>
-                <w:color w:val="1A1917"/>
-                <w:sz w:val="16"/>
-              </w:rPr>
-              <w:t>summary, method, length, counts, compression, time, selected sentences</w:t>
-            </w:r>
-          </w:p>
-        </w:tc>
-      </w:tr>
-      <w:tr>
-        <w:tc>
-          <w:tcPr>
-            <w:tcW w:type="dxa" w:w="2232"/>
-            <w:vAlign w:val="center"/>
-          </w:tcPr>
-          <w:p>
-            <w:pPr>
-              <w:spacing w:before="0" w:after="0" w:line="252" w:lineRule="auto"/>
-              <w:jc w:val="left"/>
-            </w:pPr>
-            <w:r>
-              <w:rPr>
-                <w:rFonts w:ascii="Calibri" w:hAnsi="Calibri"/>
-                <w:sz w:val="16"/>
-              </w:rPr>
-            </w:r>
-            <w:r>
-              <w:rPr>
-                <w:rFonts w:ascii="Calibri" w:hAnsi="Calibri"/>
-                <w:b w:val="0"/>
-                <w:color w:val="1A1917"/>
-                <w:sz w:val="16"/>
-              </w:rPr>
-              <w:t>PredictionResult</w:t>
-            </w:r>
-          </w:p>
-        </w:tc>
-        <w:tc>
-          <w:tcPr>
-            <w:tcW w:type="dxa" w:w="7128"/>
-            <w:vAlign w:val="center"/>
-          </w:tcPr>
-          <w:p>
-            <w:r>
-              <w:t>raw/calibrated probabilities, calibrated confidence/band, exact outcome, review state/reasons, diagnostics, artifact ID and time</w:t>
-            </w:r>
-          </w:p>
-        </w:tc>
-      </w:tr>
-    </w:tbl>
-    <w:p>
-      <w:pPr>
-        <w:spacing w:after="20"/>
-      </w:pPr>
-    </w:p>
-    <w:p>
-      <w:pPr>
-        <w:pStyle w:val="Heading1"/>
-        <w:keepNext/>
-      </w:pPr>
-      <w:r>
-        <w:t>5. Text preprocessing</w:t>
-      </w:r>
-    </w:p>
-    <w:p>
-      <w:r>
-        <w:rPr>
-          <w:rFonts w:ascii="Calibri" w:hAnsi="Calibri"/>
-        </w:rPr>
-        <w:t>clean_article_text is conservative for display: HTML entities, controls, URLs, whitespace and optional source markers are handled without destroying punctuation. text_for_model lowercases, maps digits to a shared token and removes unsupported characters. The same model transformation runs during training and inference. split_sentences uses deterministic regex rules and needs no NLTK download.</w:t>
-      </w:r>
-    </w:p>
-    <w:p>
-      <w:pPr>
-        <w:pStyle w:val="CodeBlock"/>
-        <w:keepLines/>
-        <w:shd w:fill="EEF3F8"/>
-      </w:pPr>
-      <w:r>
-        <w:rPr>
-          <w:rFonts w:ascii="Consolas" w:hAnsi="Consolas"/>
-          <w:color w:val="2A241F"/>
-          <w:sz w:val="17"/>
-        </w:rPr>
-        <w:t>display_text = clean_article_text(raw, remove_source_markers=False)</w:t>
-        <w:br/>
-        <w:t>model_text = text_for_model(display_text)  # marker mitigation + lowercase + number token</w:t>
-      </w:r>
-    </w:p>
-    <w:p>
-      <w:pPr>
-        <w:spacing w:before="80" w:after="140" w:line="259" w:lineRule="auto"/>
-        <w:ind w:left="173" w:right="173"/>
-        <w:shd w:fill="EEF5FF"/>
-        <w:pBdr>
-          <w:left w:val="single" w:sz="20" w:space="8" w:color="6D5947"/>
-          <w:top w:val="single" w:sz="4" w:space="5" w:color="D6CEC2"/>
-          <w:bottom w:val="single" w:sz="4" w:space="5" w:color="D6CEC2"/>
-          <w:right w:val="single" w:sz="4" w:space="5" w:color="D6CEC2"/>
-        </w:pBdr>
-      </w:pPr>
-      <w:r>
-        <w:rPr>
-          <w:rFonts w:ascii="Calibri" w:hAnsi="Calibri"/>
-          <w:b/>
-          <w:color w:val="6D5947"/>
-          <w:sz w:val="19"/>
-        </w:rPr>
-        <w:t xml:space="preserve">Design choice: </w:t>
-      </w:r>
-      <w:r>
-        <w:rPr>
-          <w:rFonts w:ascii="Calibri" w:hAnsi="Calibri"/>
-          <w:color w:val="1A1917"/>
-          <w:sz w:val="19"/>
-        </w:rPr>
-        <w:t>No stemming/lemmatisation is applied. The linear model can use readable n-grams, negation and style; the UI can display original sentences.</w:t>
-      </w:r>
-    </w:p>
-    <w:p>
-      <w:pPr>
-        <w:pStyle w:val="Heading1"/>
-        <w:keepNext/>
-      </w:pPr>
-      <w:r>
-        <w:t>6. Extractive summarizer</w:t>
-      </w:r>
-    </w:p>
-    <w:p>
-      <w:r>
-        <w:rPr>
-          <w:rFonts w:ascii="Calibri" w:hAnsi="Calibri"/>
-        </w:rPr>
-        <w:t>summarize_extractive filters sentences, builds a sentence-level TfidfVectorizer, calculates cosine similarity to the mean centroid, adds lead/density bonuses, chooses k from length-specific fraction/cap, sorts indices and returns a frozen SummaryResult. Empty and two-sentence inputs follow explicit low-complexity paths.</w:t>
-      </w:r>
-    </w:p>
-    <w:p>
-      <w:pPr>
-        <w:pStyle w:val="CodeBlock"/>
-        <w:keepLines/>
-        <w:shd w:fill="EEF3F8"/>
-      </w:pPr>
-      <w:r>
-        <w:rPr>
-          <w:rFonts w:ascii="Consolas" w:hAnsi="Consolas"/>
-          <w:color w:val="2A241F"/>
-          <w:sz w:val="17"/>
-        </w:rPr>
-        <w:t>LENGTH_FRACTIONS = {'Short': .18, 'Medium': .30, 'Detailed': .45}</w:t>
-        <w:br/>
-        <w:t>MAX_SENTENCES = {'Short': 3, 'Medium': 6, 'Detailed': 10}</w:t>
-        <w:br/>
-        <w:t>chosen = sorted(np.argsort(scores)[-target:].tolist())</w:t>
-      </w:r>
-    </w:p>
-    <w:p>
-      <w:pPr>
-        <w:pStyle w:val="Heading2"/>
-        <w:keepNext/>
-      </w:pPr>
-      <w:r>
-        <w:t>6.1 Complexity</w:t>
-      </w:r>
-    </w:p>
-    <w:p>
-      <w:r>
-        <w:rPr>
-          <w:rFonts w:ascii="Calibri" w:hAnsi="Calibri"/>
-        </w:rPr>
-        <w:t>For S sentences and V sentence vocabulary, sparse TF-IDF construction is approximately proportional to observed tokens. Centroid similarity is sparse matrix-vector multiplication. The implementation caps selected sentences but does not require a transformer context window.</w:t>
-      </w:r>
-    </w:p>
-    <w:p>
-      <w:pPr>
-        <w:pStyle w:val="Heading1"/>
-        <w:keepNext/>
-      </w:pPr>
-      <w:r>
-        <w:t>7. Abstractive summarizer</w:t>
-      </w:r>
-    </w:p>
-    <w:p>
-      <w:r>
-        <w:rPr>
-          <w:rFonts w:ascii="Calibri" w:hAnsi="Calibri"/>
-        </w:rPr>
-        <w:t>load_transformer_pipeline imports optional dependencies lazily, then creates a Hugging Face summarization pipeline for sshleifer/distilbart-cnn-6-6. pages/01 wraps it in st.cache_resource. summarize_abstractive tokenizes full sentences, forms context-safe chunks with one-sentence overlap, summarizes each chunk and optionally summarizes the concatenated first pass.</w:t>
-      </w:r>
-    </w:p>
-    <w:p>
-      <w:pPr>
-        <w:pStyle w:val="CodeBlock"/>
-        <w:keepLines/>
-        <w:shd w:fill="EEF3F8"/>
-      </w:pPr>
-      <w:r>
-        <w:rPr>
-          <w:rFonts w:ascii="Consolas" w:hAnsi="Consolas"/>
-          <w:color w:val="2A241F"/>
-          <w:sz w:val="17"/>
-        </w:rPr>
-        <w:t>chunks = sentence_aware_chunks(text, tokenizer, max_tokens, overlap_sentences=1)</w:t>
-        <w:br/>
-        <w:t>first_pass = [pipeline(chunk, ...)[0]['summary_text'] for chunk in chunks]</w:t>
-        <w:br/>
-        <w:t>if tokens(join(first_pass)) &gt; max_tokens:</w:t>
-        <w:br/>
-        <w:t xml:space="preserve">    final = hierarchical_reduce(first_pass)</w:t>
-      </w:r>
-    </w:p>
-    <w:p>
-      <w:pPr>
-        <w:spacing w:before="80" w:after="140" w:line="259" w:lineRule="auto"/>
-        <w:ind w:left="173" w:right="173"/>
-        <w:shd w:fill="EDE6DD"/>
-        <w:pBdr>
-          <w:left w:val="single" w:sz="20" w:space="8" w:color="806A5A"/>
-          <w:top w:val="single" w:sz="4" w:space="5" w:color="D6CEC2"/>
-          <w:bottom w:val="single" w:sz="4" w:space="5" w:color="D6CEC2"/>
-          <w:right w:val="single" w:sz="4" w:space="5" w:color="D6CEC2"/>
-        </w:pBdr>
-      </w:pPr>
-      <w:r>
-        <w:rPr>
-          <w:rFonts w:ascii="Calibri" w:hAnsi="Calibri"/>
-          <w:b/>
-          <w:color w:val="806A5A"/>
-          <w:sz w:val="19"/>
-        </w:rPr>
-        <w:t xml:space="preserve">Dependency compatibility: </w:t>
-      </w:r>
-      <w:r>
-        <w:rPr>
-          <w:rFonts w:ascii="Calibri" w:hAnsi="Calibri"/>
-          <w:color w:val="1A1917"/>
-          <w:sz w:val="19"/>
-        </w:rPr>
-        <w:t>requirements.txt keeps Transformers below major release 5 because the summarization pipeline API used here is not available in that release.</w:t>
-      </w:r>
-    </w:p>
-    <w:p>
-      <w:pPr>
-        <w:pStyle w:val="Heading1"/>
-        <w:keepNext/>
-      </w:pPr>
-      <w:r>
-        <w:t>8. Training pipeline</w:t>
-      </w:r>
-    </w:p>
-    <w:p>
-      <w:pPr>
-        <w:keepNext/>
-        <w:spacing w:after="40"/>
-        <w:jc w:val="center"/>
-      </w:pPr>
-      <w:r>
-        <w:drawing>
-          <wp:inline xmlns:a="http://schemas.openxmlformats.org/drawingml/2006/main" xmlns:pic="http://schemas.openxmlformats.org/drawingml/2006/picture">
-            <wp:extent cx="5669280" cy="3247565"/>
-            <wp:docPr id="75" name="Picture 75" descr="Figure D.3. Offline model training." title="Figure D.3. Offline model training."/>
-            <wp:cNvGraphicFramePr>
-              <a:graphicFrameLocks noChangeAspect="1"/>
-            </wp:cNvGraphicFramePr>
-            <a:graphic>
-              <a:graphicData uri="http://schemas.openxmlformats.org/drawingml/2006/picture">
-                <pic:pic>
-                  <pic:nvPicPr>
-                    <pic:cNvPr id="0" name="image.png"/>
-                    <pic:cNvPicPr/>
-                  </pic:nvPicPr>
-                  <pic:blipFill>
-                    <a:blip r:embed="rId12"/>
-                    <a:stretch>
-                      <a:fillRect/>
-                    </a:stretch>
-                  </pic:blipFill>
-                  <pic:spPr>
-                    <a:xfrm>
-                      <a:off x="0" y="0"/>
-                      <a:ext cx="5669280" cy="3247565"/>
-                    </a:xfrm>
-                    <a:prstGeom prst="rect"/>
-                  </pic:spPr>
-                </pic:pic>
-              </a:graphicData>
-            </a:graphic>
-          </wp:inline>
-        </w:drawing>
-      </w:r>
-    </w:p>
-    <w:p>
-      <w:pPr>
-        <w:pStyle w:val="Caption"/>
-        <w:keepNext w:val="0"/>
-      </w:pPr>
-      <w:r>
-        <w:rPr>
-          <w:rFonts w:ascii="Calibri" w:hAnsi="Calibri"/>
-          <w:i/>
-          <w:color w:val="6F685F"/>
-          <w:sz w:val="18"/>
-        </w:rPr>
-        <w:t>Figure D.3. Offline model training.</w:t>
-      </w:r>
-    </w:p>
-    <w:p>
-      <w:r>
-        <w:rPr>
-          <w:rFonts w:ascii="Calibri" w:hAnsi="Calibri"/>
-        </w:rPr>
-        <w:t>The Pipeline boundary is the leakage boundary: vectorizer fitting occurs only within training data/folds.</w:t>
-      </w:r>
-    </w:p>
-    <w:p>
-      <w:pPr>
-        <w:pStyle w:val="Heading2"/>
-        <w:keepNext/>
-      </w:pPr>
-      <w:r>
-        <w:t>8.1 Dataset preparation</w:t>
-      </w:r>
-    </w:p>
-    <w:p>
-      <w:r>
-        <w:t>load_isot_dataset assigns labels from the private checksum-verified CSV filenames, normalises text, rejects short/conflicting rows, removes exact duplicate model-text hashes and draws a balanced seed-42 sample. benchmark_models.py then applies a deterministic word-five-gram candidate screen with exact Jaccard verification so detected near-duplicate groups remain within one partition.</w:t>
-      </w:r>
-    </w:p>
-    <w:p>
-      <w:pPr>
-        <w:pStyle w:val="Heading2"/>
-        <w:keepNext/>
-      </w:pPr>
-      <w:r>
-        <w:t>8.2 Candidates and tuning</w:t>
-      </w:r>
-    </w:p>
-    <w:p>
-      <w:r>
-        <w:t>The controlled release benchmark uses 19,200 training rows, 1,199 Platt-calibration rows, 1,200 validation-policy rows and an untouched 2,399-row final test. Logistic Regression C=2.0, LinearSVC C=1.0 and MultinomialNB alpha=0.1 share the same TF-IDF configuration. The validation-policy macro-F1 difference (0.002500) is below the predeclared 0.01 retention tolerance, so the verified packaged Logistic Regression remains unchanged.</w:t>
-      </w:r>
-    </w:p>
-    <w:p>
-      <w:pPr>
-        <w:pStyle w:val="Heading2"/>
-        <w:keepNext/>
-      </w:pPr>
-      <w:r>
-        <w:t>8.3 Production-artifact verification and private calibration</w:t>
-      </w:r>
-    </w:p>
-    <w:p>
-      <w:pPr>
-        <w:pStyle w:val="CodeBlock"/>
-        <w:keepLines/>
-        <w:shd w:fill="EEF3F8"/>
-      </w:pPr>
-      <w:r>
-        <w:t>assert sha256(MODEL_PATH) == accepted_model_sha256</w:t>
-        <w:br/>
-        <w:t>production = joblib.load(MODEL_PATH)  # unchanged verified artifact</w:t>
-        <w:br/>
-        <w:t># Platt parameters are fitted offline and stored in private confidence_calibration.json.</w:t>
-        <w:br/>
-        <w:t># Streamlit loads both matching artifacts; it never calls fit().</w:t>
-      </w:r>
-    </w:p>
-    <w:p>
-      <w:r>
-        <w:t>The benchmark summary records source/model checksums, exact partition hashes, leakage-screen counts, candidate metrics, policy selection, calibration evidence and final-test results. The private calibration artifact binds its coefficient/intercept and 0.59 review threshold to the exact production-model SHA-256.</w:t>
-      </w:r>
-    </w:p>
-    <w:p>
-      <w:pPr>
-        <w:pStyle w:val="Heading1"/>
-        <w:keepNext/>
-      </w:pPr>
-      <w:r>
-        <w:t>9. Prediction and explainability</w:t>
-      </w:r>
-    </w:p>
-    <w:p>
-      <w:pPr>
-        <w:keepNext/>
-        <w:spacing w:after="40"/>
-        <w:jc w:val="center"/>
-      </w:pPr>
-      <w:r>
-        <w:drawing>
-          <wp:inline xmlns:a="http://schemas.openxmlformats.org/drawingml/2006/main" xmlns:pic="http://schemas.openxmlformats.org/drawingml/2006/picture">
-            <wp:extent cx="5669280" cy="3247565"/>
-            <wp:docPr id="76" name="Picture 76" descr="Figure D.4. Runtime inference contracts." title="Figure D.4. Runtime inference contracts."/>
-            <wp:cNvGraphicFramePr>
-              <a:graphicFrameLocks noChangeAspect="1"/>
-            </wp:cNvGraphicFramePr>
-            <a:graphic>
-              <a:graphicData uri="http://schemas.openxmlformats.org/drawingml/2006/picture">
-                <pic:pic>
-                  <pic:nvPicPr>
-                    <pic:cNvPr id="0" name="image.png"/>
-                    <pic:cNvPicPr/>
-                  </pic:nvPicPr>
-                  <pic:blipFill>
-                    <a:blip r:embed="rId13"/>
-                    <a:stretch>
-                      <a:fillRect/>
-                    </a:stretch>
-                  </pic:blipFill>
-                  <pic:spPr>
-                    <a:xfrm>
-                      <a:off x="0" y="0"/>
-                      <a:ext cx="5669280" cy="3247565"/>
-                    </a:xfrm>
-                    <a:prstGeom prst="rect"/>
-                  </pic:spPr>
-                </pic:pic>
-              </a:graphicData>
-            </a:graphic>
-          </wp:inline>
-        </w:drawing>
-      </w:r>
-    </w:p>
-    <w:p>
-      <w:pPr>
-        <w:pStyle w:val="Caption"/>
-        <w:keepNext w:val="0"/>
-      </w:pPr>
-      <w:r>
-        <w:rPr>
-          <w:rFonts w:ascii="Calibri" w:hAnsi="Calibri"/>
-          <w:i/>
-          <w:color w:val="6F685F"/>
-          <w:sz w:val="18"/>
-        </w:rPr>
-        <w:t>Figure D.4. Runtime inference contracts.</w:t>
-      </w:r>
-    </w:p>
-    <w:p>
-      <w:r>
-        <w:rPr>
-          <w:rFonts w:ascii="Calibri" w:hAnsi="Calibri"/>
-        </w:rPr>
-        <w:t>Both branches share the original cleaned text, but neither consumes the other's output.</w:t>
-      </w:r>
-    </w:p>
-    <w:p>
-      <w:pPr>
-        <w:pStyle w:val="Heading2"/>
-        <w:keepNext/>
-      </w:pPr>
-      <w:r>
-        <w:t>9.1 Model loading</w:t>
-      </w:r>
-    </w:p>
-    <w:p>
-      <w:r>
-        <w:rPr>
-          <w:rFonts w:ascii="Calibri" w:hAnsi="Calibri"/>
-        </w:rPr>
-        <w:t>load_model checks existence, catches incompatible Joblib failures and verifies predict/named_steps. The page-level cached_model wrapper guarantees one load per Streamlit process.</w:t>
-      </w:r>
-    </w:p>
-    <w:p>
-      <w:pPr>
-        <w:pStyle w:val="Heading2"/>
-        <w:keepNext/>
-      </w:pPr>
-      <w:r>
-        <w:t>9.2 Calibrated probability and outcome policy</w:t>
-      </w:r>
-    </w:p>
-    <w:p>
-      <w:r>
-        <w:t>predict_credibility converts the production decision_function through the verified Platt mapping. It returns calibrated reliable/misleading probabilities, calibrated confidence, a band and review reasons. Confidence below 0.59 or supported mismatch/quality conditions yield Editorial review required; otherwise the result uses the exact lower- or higher-risk outcome text.</w:t>
+        <w:t>Testing and Validation</w:t>
       </w:r>
     </w:p>
     <w:p>
@@ -3081,49 +465,117 @@
         <w:pStyle w:val="Heading2"/>
       </w:pPr>
       <w:r>
-        <w:t>9.3 Calibration, abstention and artifact binding</w:t>
-      </w:r>
-    </w:p>
-    <w:p>
-      <w:pPr/>
-      <w:r>
-        <w:t>src/calibration.py refuses missing, incomplete, out-of-range or model-hash-mismatched calibration data. Platt parameters transform a one-dimensional decision score only; they do not alter classifier coefficients or retrain the model. The review threshold is a communication/abstention policy derived from separate validation-policy rows.</w:t>
+        <w:t>Commands</w:t>
       </w:r>
     </w:p>
     <w:p>
       <w:pPr>
-        <w:pStyle w:val="Heading2"/>
-        <w:keepNext/>
+        <w:ind w:left="360"/>
+        <w:shd w:fill="F0EEE9"/>
       </w:pPr>
       <w:r>
-        <w:t>9.4 Local linear contribution</w:t>
+        <w:rPr>
+          <w:rFonts w:ascii="Consolas" w:hAnsi="Consolas"/>
+          <w:sz w:val="16"/>
+        </w:rPr>
+        <w:t>python -m compileall -q app.py pages src ui tests scripts training synthetic_benchmark</w:t>
       </w:r>
     </w:p>
     <w:p>
       <w:pPr>
-        <w:pStyle w:val="CodeBlock"/>
-        <w:keepLines/>
-        <w:shd w:fill="EEF3F8"/>
+        <w:ind w:left="360"/>
+        <w:shd w:fill="F0EEE9"/>
       </w:pPr>
       <w:r>
         <w:rPr>
           <w:rFonts w:ascii="Consolas" w:hAnsi="Consolas"/>
-          <w:color w:val="2A241F"/>
-          <w:sz w:val="17"/>
+          <w:sz w:val="16"/>
         </w:rPr>
-        <w:t>x = tfidf.transform([model_text])</w:t>
-        <w:br/>
-        <w:t>contribution_j = x_j * classifier.coef_[0, j]</w:t>
-        <w:br/>
-        <w:t># sort observed non-zero terms by signed contribution</w:t>
+        <w:t>python -m pytest -q --strict-markers --junitxml=reports/results/pytest_results.xml</w:t>
+      </w:r>
+    </w:p>
+    <w:p>
+      <w:pPr>
+        <w:ind w:left="360"/>
+        <w:shd w:fill="F0EEE9"/>
+      </w:pPr>
+      <w:r>
+        <w:rPr>
+          <w:rFonts w:ascii="Consolas" w:hAnsi="Consolas"/>
+          <w:sz w:val="16"/>
+        </w:rPr>
+        <w:t>python scripts/evaluate_packaged_samples.py</w:t>
+      </w:r>
+    </w:p>
+    <w:p>
+      <w:pPr>
+        <w:ind w:left="360"/>
+        <w:shd w:fill="F0EEE9"/>
+      </w:pPr>
+      <w:r>
+        <w:rPr>
+          <w:rFonts w:ascii="Consolas" w:hAnsi="Consolas"/>
+          <w:sz w:val="16"/>
+        </w:rPr>
+        <w:t>python scripts/audit_public_release.py --allow-publication-gates</w:t>
+      </w:r>
+    </w:p>
+    <w:p>
+      <w:pPr>
+        <w:ind w:left="360"/>
+        <w:shd w:fill="F0EEE9"/>
+      </w:pPr>
+      <w:r>
+        <w:rPr>
+          <w:rFonts w:ascii="Consolas" w:hAnsi="Consolas"/>
+          <w:sz w:val="16"/>
+        </w:rPr>
+        <w:t>python -m pip check</w:t>
       </w:r>
     </w:p>
     <w:p>
       <w:r>
+        <w:t xml:space="preserve">The web reference source is checked with </w:t>
+      </w:r>
+      <w:r>
         <w:rPr>
-          <w:rFonts w:ascii="Calibri" w:hAnsi="Calibri"/>
+          <w:rFonts w:ascii="Consolas" w:hAnsi="Consolas"/>
+          <w:sz w:val="17"/>
         </w:rPr>
-        <w:t>Only terms present in the article are shown. Direction and magnitude describe the model's log-odds contribution, not semantic truth, evidence quality or causality.</w:t>
+        <w:t>npm ci</w:t>
+      </w:r>
+      <w:r>
+        <w:t xml:space="preserve">, </w:t>
+      </w:r>
+      <w:r>
+        <w:rPr>
+          <w:rFonts w:ascii="Consolas" w:hAnsi="Consolas"/>
+          <w:sz w:val="17"/>
+        </w:rPr>
+        <w:t>npm run lint</w:t>
+      </w:r>
+      <w:r>
+        <w:t xml:space="preserve">, and </w:t>
+      </w:r>
+      <w:r>
+        <w:rPr>
+          <w:rFonts w:ascii="Consolas" w:hAnsi="Consolas"/>
+          <w:sz w:val="17"/>
+        </w:rPr>
+        <w:t>npm run build</w:t>
+      </w:r>
+      <w:r>
+        <w:t xml:space="preserve"> from </w:t>
+      </w:r>
+      <w:r>
+        <w:rPr>
+          <w:rFonts w:ascii="Consolas" w:hAnsi="Consolas"/>
+          <w:sz w:val="17"/>
+        </w:rPr>
+        <w:t>web/</w:t>
+      </w:r>
+      <w:r>
+        <w:t>.</w:t>
       </w:r>
     </w:p>
     <w:p>
@@ -3131,92 +583,91 @@
         <w:pStyle w:val="Heading2"/>
       </w:pPr>
       <w:r>
-        <w:t>9.5 Input diagnostics and editorial review</w:t>
-      </w:r>
-    </w:p>
-    <w:p>
-      <w:pPr/>
-      <w:r>
-        <w:t>src/model_diagnostics.py compares article length and unigram vocabulary coverage with saved reference quantiles and adds lightweight language/domain mismatch warnings. src/editorial_review.py validates bounded notes, statuses and up to eight public HTTP(S) supporting URLs. The workflow records a human assessment; it never presents the model result as evidence.</w:t>
-      </w:r>
-    </w:p>
-    <w:p>
-      <w:pPr>
-        <w:pStyle w:val="Heading1"/>
-        <w:keepNext/>
-      </w:pPr>
-      <w:r>
-        <w:t>10. SQLite operations</w:t>
-      </w:r>
-    </w:p>
-    <w:p>
-      <w:pPr>
-        <w:keepNext/>
-        <w:spacing w:after="40"/>
-        <w:jc w:val="center"/>
-      </w:pPr>
-      <w:r>
-        <w:drawing>
-          <wp:inline xmlns:a="http://schemas.openxmlformats.org/drawingml/2006/main" xmlns:pic="http://schemas.openxmlformats.org/drawingml/2006/picture">
-            <wp:extent cx="5669280" cy="3247565"/>
-            <wp:docPr id="77" name="Picture 77" descr="Figure D.5. Local analyses table." title="Figure D.5. Local analyses table."/>
-            <wp:cNvGraphicFramePr>
-              <a:graphicFrameLocks noChangeAspect="1"/>
-            </wp:cNvGraphicFramePr>
-            <a:graphic>
-              <a:graphicData uri="http://schemas.openxmlformats.org/drawingml/2006/picture">
-                <pic:pic>
-                  <pic:nvPicPr>
-                    <pic:cNvPr id="0" name="image.png"/>
-                    <pic:cNvPicPr/>
-                  </pic:nvPicPr>
-                  <pic:blipFill>
-                    <a:blip r:embed="rId14"/>
-                    <a:stretch>
-                      <a:fillRect/>
-                    </a:stretch>
-                  </pic:blipFill>
-                  <pic:spPr>
-                    <a:xfrm>
-                      <a:off x="0" y="0"/>
-                      <a:ext cx="5669280" cy="3247565"/>
-                    </a:xfrm>
-                    <a:prstGeom prst="rect"/>
-                  </pic:spPr>
-                </pic:pic>
-              </a:graphicData>
-            </a:graphic>
-          </wp:inline>
-        </w:drawing>
-      </w:r>
-    </w:p>
-    <w:p>
-      <w:pPr>
-        <w:pStyle w:val="Caption"/>
-        <w:keepNext w:val="0"/>
-      </w:pPr>
-      <w:r>
-        <w:rPr>
-          <w:rFonts w:ascii="Calibri" w:hAnsi="Calibri"/>
-          <w:i/>
-          <w:color w:val="6F685F"/>
-          <w:sz w:val="18"/>
-        </w:rPr>
-        <w:t>Figure D.5. Local analyses table.</w:t>
+        <w:t>Coverage</w:t>
       </w:r>
     </w:p>
     <w:p>
       <w:r>
-        <w:t>The unique article_hash performs duplicate detection without retaining the complete source article. Structured rows include calibrated confidence, review status/reasons, public supporting-source URLs and aggregate-safe coverage/mismatch fields. In public mode the database file remains unguessable and visitor-scoped.</w:t>
+        <w:t>Tests cover synthetic archive identity, authored split counts, event/content isolation, signal derivation, model loading, model-to-calibration binding, consistent and contradicting samples, abstention, preprocessing, summarisation, URL/file safety, exports, database/session behavior, UI contracts, analytics, drift readiness, legal records, secret scanning, and release fail-closed behavior.</w:t>
+      </w:r>
+    </w:p>
+    <w:p>
+      <w:r>
+        <w:t>The CI workflow runs the complete test suite with the public model. No private-artifact test is deselected.</w:t>
       </w:r>
     </w:p>
     <w:p>
       <w:pPr>
         <w:pStyle w:val="Heading2"/>
-        <w:keepNext/>
       </w:pPr>
       <w:r>
-        <w:t>10.1 Lifecycle</w:t>
+        <w:t>Evaluation discipline</w:t>
+      </w:r>
+    </w:p>
+    <w:p>
+      <w:r>
+        <w:t xml:space="preserve">The final test is not used for candidate selection, calibration fitting, or threshold choice. Candidate selection uses model validation; Platt fitting uses calibration; policy selection uses abstention policy. Event pairs never cross partitions. Exact metrics and controls are in </w:t>
+      </w:r>
+      <w:r>
+        <w:rPr>
+          <w:rFonts w:ascii="Consolas" w:hAnsi="Consolas"/>
+          <w:sz w:val="17"/>
+        </w:rPr>
+        <w:t>reports/model_benchmark_summary.json</w:t>
+      </w:r>
+      <w:r>
+        <w:t>.</w:t>
+      </w:r>
+    </w:p>
+    <w:p>
+      <w:pPr>
+        <w:pStyle w:val="Heading2"/>
+      </w:pPr>
+      <w:r>
+        <w:t>Interpretation</w:t>
+      </w:r>
+    </w:p>
+    <w:p>
+      <w:r>
+        <w:t>Passing tests establishes implementation and in-distribution benchmark behavior. It does not establish factual accuracy on real articles. Deployment smoke tests must separately validate public startup, all three packaged paths, exports, error handling, session isolation, responsive layout, and absence of raw training-data exposure.</w:t>
+      </w:r>
+    </w:p>
+    <w:p>
+      <w:pPr>
+        <w:sectPr>
+          <w:pgSz w:w="12240" w:h="15840"/>
+          <w:pgMar w:top="979" w:right="1037" w:bottom="936" w:left="1123" w:header="720" w:footer="720" w:gutter="0"/>
+          <w:cols w:space="720"/>
+          <w:docGrid w:linePitch="360"/>
+        </w:sectPr>
+      </w:pPr>
+    </w:p>
+    <w:p>
+      <w:pPr>
+        <w:pStyle w:val="Heading1"/>
+      </w:pPr>
+      <w:r>
+        <w:t>Public Release Audit</w:t>
+      </w:r>
+    </w:p>
+    <w:p>
+      <w:r>
+        <w:t xml:space="preserve">The release gate is implemented by </w:t>
+      </w:r>
+      <w:r>
+        <w:rPr>
+          <w:rFonts w:ascii="Consolas" w:hAnsi="Consolas"/>
+          <w:sz w:val="17"/>
+        </w:rPr>
+        <w:t>scripts/audit_public_release.py</w:t>
+      </w:r>
+      <w:r>
+        <w:t xml:space="preserve"> and fails closed.</w:t>
+      </w:r>
+    </w:p>
+    <w:p>
+      <w:r>
+        <w:t>It checks:</w:t>
       </w:r>
     </w:p>
     <w:p>
@@ -3224,10 +675,7 @@
         <w:pStyle w:val="ListNumber"/>
       </w:pPr>
       <w:r>
-        <w:rPr>
-          <w:rFonts w:ascii="Calibri" w:hAnsi="Calibri"/>
-        </w:rPr>
-        <w:t>connect creates the parent folder and enables foreign keys.</w:t>
+        <w:t>dataset archive path, 10,319,934-byte size, SHA-256, and Git blob;</w:t>
       </w:r>
     </w:p>
     <w:p>
@@ -3235,10 +683,7 @@
         <w:pStyle w:val="ListNumber"/>
       </w:pPr>
       <w:r>
-        <w:rPr>
-          <w:rFonts w:ascii="Calibri" w:hAnsi="Calibri"/>
-        </w:rPr>
-        <w:t>initialize_database executes idempotent schema/index statements.</w:t>
+        <w:t>public model and calibration existence, size, SHA-256, and exact binding;</w:t>
       </w:r>
     </w:p>
     <w:p>
@@ -3246,10 +691,7 @@
         <w:pStyle w:val="ListNumber"/>
       </w:pPr>
       <w:r>
-        <w:rPr>
-          <w:rFonts w:ascii="Calibri" w:hAnsi="Calibri"/>
-        </w:rPr>
-        <w:t>insert_analysis attempts one insert and catches only the unique-hash IntegrityError.</w:t>
+        <w:t>synthetic-only manifest declaration and absence of historical private artifact paths;</w:t>
       </w:r>
     </w:p>
     <w:p>
@@ -3257,10 +699,7 @@
         <w:pStyle w:val="ListNumber"/>
       </w:pPr>
       <w:r>
-        <w:rPr>
-          <w:rFonts w:ascii="Calibri" w:hAnsi="Calibri"/>
-        </w:rPr>
-        <w:t>list_analyses constructs parameterised search/label clauses and a capped limit.</w:t>
+        <w:t>secret, key, personal-data, and absolute local-path patterns;</w:t>
       </w:r>
     </w:p>
     <w:p>
@@ -3268,126 +707,87 @@
         <w:pStyle w:val="ListNumber"/>
       </w:pPr>
       <w:r>
+        <w:t>forbidden runtime/cache/database files;</w:t>
+      </w:r>
+    </w:p>
+    <w:p>
+      <w:pPr>
+        <w:pStyle w:val="ListNumber"/>
+      </w:pPr>
+      <w:r>
+        <w:t>local Markdown links and internal navigation controls;</w:t>
+      </w:r>
+    </w:p>
+    <w:p>
+      <w:pPr>
+        <w:pStyle w:val="ListNumber"/>
+      </w:pPr>
+      <w:r>
+        <w:t>legal and attribution files;</w:t>
+      </w:r>
+    </w:p>
+    <w:p>
+      <w:pPr>
+        <w:pStyle w:val="ListNumber"/>
+      </w:pPr>
+      <w:r>
+        <w:t>the remaining live Streamlit URL publication gate.</w:t>
+      </w:r>
+    </w:p>
+    <w:p>
+      <w:r>
+        <w:t xml:space="preserve">Before deployment the scan may run with </w:t>
+      </w:r>
+      <w:r>
         <w:rPr>
-          <w:rFonts w:ascii="Calibri" w:hAnsi="Calibri"/>
+          <w:rFonts w:ascii="Consolas" w:hAnsi="Consolas"/>
+          <w:sz w:val="17"/>
         </w:rPr>
-        <w:t>get_analysis, delete_analysis and clear_history use parameterised SQL.</w:t>
+        <w:t>--allow-publication-gates</w:t>
+      </w:r>
+      <w:r>
+        <w:t>, which permits only the explicitly reported unresolved URL while preserving every safety and artifact-integrity gate. After deployment it must pass without that flag.</w:t>
+      </w:r>
+    </w:p>
+    <w:p>
+      <w:r>
+        <w:t xml:space="preserve">The sanitized machine-readable result is </w:t>
+      </w:r>
+      <w:r>
+        <w:rPr>
+          <w:rFonts w:ascii="Consolas" w:hAnsi="Consolas"/>
+          <w:sz w:val="17"/>
+        </w:rPr>
+        <w:t>reports/results/public_release_scan.json</w:t>
+      </w:r>
+      <w:r>
+        <w:t>. Finding contents are never printed to shared CI logs.</w:t>
+      </w:r>
+    </w:p>
+    <w:p>
+      <w:pPr>
+        <w:sectPr>
+          <w:pgSz w:w="12240" w:h="15840"/>
+          <w:pgMar w:top="979" w:right="1037" w:bottom="936" w:left="1123" w:header="720" w:footer="720" w:gutter="0"/>
+          <w:cols w:space="720"/>
+          <w:docGrid w:linePitch="360"/>
+        </w:sectPr>
+      </w:pPr>
+    </w:p>
+    <w:p>
+      <w:pPr>
+        <w:pStyle w:val="Heading1"/>
+      </w:pPr>
+      <w:r>
+        <w:t>Phase 5S PR B File-Change Manifest</w:t>
       </w:r>
     </w:p>
     <w:p>
       <w:pPr>
         <w:pStyle w:val="Heading2"/>
-        <w:keepNext/>
       </w:pPr>
       <w:r>
-        <w:t>10.2 Privacy</w:t>
-      </w:r>
-    </w:p>
-    <w:p>
-      <w:r>
-        <w:rPr>
-          <w:rFonts w:ascii="Calibri" w:hAnsi="Calibri"/>
-        </w:rPr>
-        <w:t>Stored fields include title, domain, summary and probabilities, but not the full article or uploaded file. Public UI sessions map an opaque random session token to a hashed temporary SQLite filename, so a second visitor cannot list the first visitor's records. A trusted single-user local runtime may explicitly set NEWSLENS_HISTORY_MODE=persistent. SQLite is unencrypted and Community Cloud local storage is temporary; neither is presented as a durable multi-user store.</w:t>
-      </w:r>
-    </w:p>
-    <w:p>
-      <w:pPr>
-        <w:pStyle w:val="Heading1"/>
-        <w:keepNext/>
-      </w:pPr>
-      <w:r>
-        <w:t>11. Streamlit orchestration</w:t>
-      </w:r>
-    </w:p>
-    <w:p>
-      <w:pPr>
-        <w:keepNext/>
-        <w:spacing w:after="40"/>
-        <w:jc w:val="center"/>
-      </w:pPr>
-      <w:r>
-        <w:drawing>
-          <wp:inline xmlns:a="http://schemas.openxmlformats.org/drawingml/2006/main" xmlns:pic="http://schemas.openxmlformats.org/drawingml/2006/picture">
-            <wp:extent cx="5669280" cy="3247565"/>
-            <wp:docPr id="78" name="Picture 78" descr="Figure D.6. Native same-tab navigation." title="Figure D.6. Native same-tab navigation."/>
-            <wp:cNvGraphicFramePr>
-              <a:graphicFrameLocks noChangeAspect="1"/>
-            </wp:cNvGraphicFramePr>
-            <a:graphic>
-              <a:graphicData uri="http://schemas.openxmlformats.org/drawingml/2006/picture">
-                <pic:pic>
-                  <pic:nvPicPr>
-                    <pic:cNvPr id="0" name="image.png"/>
-                    <pic:cNvPicPr/>
-                  </pic:nvPicPr>
-                  <pic:blipFill>
-                    <a:blip r:embed="rId15"/>
-                    <a:stretch>
-                      <a:fillRect/>
-                    </a:stretch>
-                  </pic:blipFill>
-                  <pic:spPr>
-                    <a:xfrm>
-                      <a:off x="0" y="0"/>
-                      <a:ext cx="5669280" cy="3247565"/>
-                    </a:xfrm>
-                    <a:prstGeom prst="rect"/>
-                  </pic:spPr>
-                </pic:pic>
-              </a:graphicData>
-            </a:graphic>
-          </wp:inline>
-        </w:drawing>
-      </w:r>
-    </w:p>
-    <w:p>
-      <w:pPr>
-        <w:pStyle w:val="Caption"/>
-        <w:keepNext w:val="0"/>
-      </w:pPr>
-      <w:r>
-        <w:rPr>
-          <w:rFonts w:ascii="Calibri" w:hAnsi="Calibri"/>
-          <w:i/>
-          <w:color w:val="6F685F"/>
-          <w:sz w:val="18"/>
-        </w:rPr>
-        <w:t>Figure D.6. Native same-tab navigation.</w:t>
-      </w:r>
-    </w:p>
-    <w:p>
-      <w:r>
-        <w:rPr>
-          <w:rFonts w:ascii="Calibri" w:hAnsi="Calibri"/>
-        </w:rPr>
-        <w:t>app.py registers all six source files with st.Page; st.navigation owns direct routes, active state and browser history.</w:t>
-      </w:r>
-    </w:p>
-    <w:p>
-      <w:pPr>
-        <w:pStyle w:val="Heading2"/>
-        <w:keepNext/>
-      </w:pPr>
-      <w:r>
-        <w:t>11.1 Session state</w:t>
-      </w:r>
-    </w:p>
-    <w:p>
-      <w:r>
-        <w:rPr>
-          <w:rFonts w:ascii="Calibri" w:hAnsi="Calibri"/>
-        </w:rPr>
-        <w:t>loaded_sample carries the sample button across rerun; last_analysis retains the completed payload; last_duplicate controls the warning; and _newslens_private_history_id selects the visitor's non-guessable temporary SQLite path. Only serialisable result fields are stored. Changing a widget causes a normal Streamlit rerun, but cached models and the visitor's session analysis remain.</w:t>
-      </w:r>
-    </w:p>
-    <w:p>
-      <w:pPr>
-        <w:pStyle w:val="Heading2"/>
-        <w:keepNext/>
-      </w:pPr>
-      <w:r>
-        <w:t>11.2 Resource and data caching</w:t>
+        <w:t>Added</w:t>
       </w:r>
     </w:p>
     <w:p>
@@ -3395,10 +795,7 @@
         <w:pStyle w:val="ListBullet"/>
       </w:pPr>
       <w:r>
-        <w:rPr>
-          <w:rFonts w:ascii="Calibri" w:hAnsi="Calibri"/>
-        </w:rPr>
-        <w:t>st.cache_resource: Joblib classifier and optional transformer pipeline.</w:t>
+        <w:t>Public synthetic model and bound calibration.</w:t>
       </w:r>
     </w:p>
     <w:p>
@@ -3406,10 +803,7 @@
         <w:pStyle w:val="ListBullet"/>
       </w:pPr>
       <w:r>
-        <w:rPr>
-          <w:rFonts w:ascii="Calibri" w:hAnsi="Calibri"/>
-        </w:rPr>
-        <w:t>Stable JSON/CSV/PNG result files: read directly because they are small and immutable during one demonstration.</w:t>
+        <w:t>Artifact manifest and deterministic model-training workflow.</w:t>
       </w:r>
     </w:p>
     <w:p>
@@ -3417,1663 +811,15 @@
         <w:pStyle w:val="ListBullet"/>
       </w:pPr>
       <w:r>
-        <w:rPr>
-          <w:rFonts w:ascii="Calibri" w:hAnsi="Calibri"/>
-        </w:rPr>
-        <w:t>SQLite queries: not globally cached, so delete/insert changes are visible immediately.</w:t>
+        <w:t>Synthetic model contracts and locked evaluation evidence.</w:t>
       </w:r>
     </w:p>
     <w:p>
       <w:pPr>
         <w:pStyle w:val="Heading2"/>
-        <w:keepNext/>
       </w:pPr>
       <w:r>
-        <w:t>11.3 Editorial shell, CSS and accessibility</w:t>
-      </w:r>
-    </w:p>
-    <w:p>
-      <w:r>
-        <w:rPr>
-          <w:rFonts w:ascii="Calibri" w:hAnsi="Calibri"/>
-        </w:rPr>
-        <w:t>ui/theme.py defines one maintainable warm paper palette, serif/sans typography pairing, spacing/radius tokens, focus-visible controls, reduced-motion handling and responsive grids. app.py and Streamlit's native navigation render the top routes; ui/navigation.py supplies only the branded masthead; ui/components.py uses st.page_link for same-tab calls to action and provides the remaining editorial components. Plotly charts use the same muted publication palette and retain text labels/directional legends.</w:t>
-      </w:r>
-    </w:p>
-    <w:p>
-      <w:pPr>
-        <w:pStyle w:val="Heading2"/>
-        <w:keepNext/>
-      </w:pPr>
-      <w:r>
-        <w:t>11.4 Error containment</w:t>
-      </w:r>
-    </w:p>
-    <w:p>
-      <w:r>
-        <w:rPr>
-          <w:rFonts w:ascii="Calibri" w:hAnsi="Calibri"/>
-        </w:rPr>
-        <w:t>User-correctable exceptions (ArticleExtractionError, FileParseError, ModelLoadError, AbstractiveDependencyError and ValueError) are shown directly. An unexpected exception receives only a stable generic message in the public interface, avoiding path, stack or implementation-detail leakage while preventing a full page crash.</w:t>
-      </w:r>
-    </w:p>
-    <w:p>
-      <w:pPr>
-        <w:pStyle w:val="Heading1"/>
-        <w:keepNext/>
-      </w:pPr>
-      <w:r>
-        <w:t>12. Visualisation and exports</w:t>
-      </w:r>
-    </w:p>
-    <w:p>
-      <w:r>
-        <w:t>confidence_gauge and risk displays use calibrated probabilities and exact bounded outcome language. The contribution chart remains a signed correlation view. Newsroom analytics export only aggregate counts/rates; review/history exports apply spreadsheet/PDF escaping. All views use the shared warm editorial palette and visible text labels.</w:t>
-      </w:r>
-    </w:p>
-    <w:p>
-      <w:pPr>
-        <w:keepNext/>
-        <w:spacing w:after="40"/>
-        <w:jc w:val="center"/>
-      </w:pPr>
-      <w:r>
-        <w:drawing>
-          <wp:inline xmlns:a="http://schemas.openxmlformats.org/drawingml/2006/main" xmlns:pic="http://schemas.openxmlformats.org/drawingml/2006/picture">
-            <wp:extent cx="5669280" cy="3700780"/>
-            <wp:docPr id="79" name="Picture 79" descr="Figure D.7. Explanation and export surface." title="Figure D.7. Explanation and export surface."/>
-            <wp:cNvGraphicFramePr>
-              <a:graphicFrameLocks noChangeAspect="1"/>
-            </wp:cNvGraphicFramePr>
-            <a:graphic>
-              <a:graphicData uri="http://schemas.openxmlformats.org/drawingml/2006/picture">
-                <pic:pic>
-                  <pic:nvPicPr>
-                    <pic:cNvPr id="0" name="04_explainability_and_downloads.png"/>
-                    <pic:cNvPicPr/>
-                  </pic:nvPicPr>
-                  <pic:blipFill>
-                    <a:blip r:embed="rId18"/>
-                    <a:stretch>
-                      <a:fillRect/>
-                    </a:stretch>
-                  </pic:blipFill>
-                  <pic:spPr>
-                    <a:xfrm>
-                      <a:off x="0" y="0"/>
-                      <a:ext cx="5669280" cy="3700780"/>
-                    </a:xfrm>
-                    <a:prstGeom prst="rect"/>
-                  </pic:spPr>
-                </pic:pic>
-              </a:graphicData>
-            </a:graphic>
-          </wp:inline>
-        </w:drawing>
-      </w:r>
-    </w:p>
-    <w:p>
-      <w:pPr>
-        <w:pStyle w:val="Caption"/>
-        <w:keepNext w:val="0"/>
-      </w:pPr>
-      <w:r>
-        <w:rPr>
-          <w:rFonts w:ascii="Calibri" w:hAnsi="Calibri"/>
-          <w:i/>
-          <w:color w:val="6F685F"/>
-          <w:sz w:val="18"/>
-        </w:rPr>
-        <w:t>Figure D.7. Explanation and export surface.</w:t>
-      </w:r>
-    </w:p>
-    <w:p>
-      <w:r>
-        <w:rPr>
-          <w:rFonts w:ascii="Calibri" w:hAnsi="Calibri"/>
-        </w:rPr>
-        <w:t>The UI keeps interpretability, limitation text and downloadable evidence in one viewport.</w:t>
-      </w:r>
-    </w:p>
-    <w:p>
-      <w:pPr>
-        <w:pStyle w:val="Heading1"/>
-        <w:keepNext/>
-      </w:pPr>
-      <w:r>
-        <w:t>13. Tests</w:t>
-      </w:r>
-    </w:p>
-    <w:tbl>
-      <w:tblPr>
-        <w:tblStyle w:val="TableGrid"/>
-        <w:tblW w:type="dxa" w:w="9360"/>
-        <w:jc w:val="left"/>
-        <w:tblLayout w:type="fixed"/>
-        <w:tblLook w:firstColumn="1" w:firstRow="1" w:lastColumn="0" w:lastRow="0" w:noHBand="0" w:noVBand="1" w:val="04A0"/>
-        <w:tblInd w:type="dxa" w:w="120"/>
-        <w:tblCellMar>
-          <w:top w:w="80" w:type="dxa"/>
-          <w:left w:w="120" w:type="dxa"/>
-          <w:bottom w:w="80" w:type="dxa"/>
-          <w:right w:w="120" w:type="dxa"/>
-        </w:tblCellMar>
-      </w:tblPr>
-      <w:tblGrid>
-        <w:gridCol w:w="2952"/>
-        <w:gridCol w:w="6408"/>
-      </w:tblGrid>
-      <w:tr>
-        <w:trPr>
-          <w:tblHeader w:val="true"/>
-        </w:trPr>
-        <w:tc>
-          <w:tcPr>
-            <w:tcW w:type="dxa" w:w="2952"/>
-            <w:vAlign w:val="center"/>
-            <w:shd w:fill="F3F0E8"/>
-          </w:tcPr>
-          <w:p>
-            <w:pPr>
-              <w:spacing w:before="0" w:after="0" w:line="252" w:lineRule="auto"/>
-              <w:jc w:val="center"/>
-            </w:pPr>
-            <w:r>
-              <w:rPr>
-                <w:rFonts w:ascii="Calibri" w:hAnsi="Calibri"/>
-                <w:b/>
-                <w:sz w:val="16"/>
-              </w:rPr>
-            </w:r>
-            <w:r>
-              <w:rPr>
-                <w:rFonts w:ascii="Calibri" w:hAnsi="Calibri"/>
-                <w:b/>
-                <w:color w:val="2A241F"/>
-                <w:sz w:val="16"/>
-              </w:rPr>
-              <w:t>Test file</w:t>
-            </w:r>
-          </w:p>
-        </w:tc>
-        <w:tc>
-          <w:tcPr>
-            <w:tcW w:type="dxa" w:w="6408"/>
-            <w:vAlign w:val="center"/>
-            <w:shd w:fill="F3F0E8"/>
-          </w:tcPr>
-          <w:p>
-            <w:pPr>
-              <w:spacing w:before="0" w:after="0" w:line="252" w:lineRule="auto"/>
-              <w:jc w:val="center"/>
-            </w:pPr>
-            <w:r>
-              <w:rPr>
-                <w:rFonts w:ascii="Calibri" w:hAnsi="Calibri"/>
-                <w:b/>
-                <w:sz w:val="16"/>
-              </w:rPr>
-            </w:r>
-            <w:r>
-              <w:rPr>
-                <w:rFonts w:ascii="Calibri" w:hAnsi="Calibri"/>
-                <w:b/>
-                <w:color w:val="2A241F"/>
-                <w:sz w:val="16"/>
-              </w:rPr>
-              <w:t>Coverage</w:t>
-            </w:r>
-          </w:p>
-        </w:tc>
-      </w:tr>
-      <w:tr>
-        <w:tc>
-          <w:tcPr>
-            <w:tcW w:type="dxa" w:w="2952"/>
-            <w:vAlign w:val="center"/>
-          </w:tcPr>
-          <w:p>
-            <w:pPr>
-              <w:spacing w:before="0" w:after="0" w:line="252" w:lineRule="auto"/>
-              <w:jc w:val="left"/>
-            </w:pPr>
-            <w:r>
-              <w:rPr>
-                <w:rFonts w:ascii="Calibri" w:hAnsi="Calibri"/>
-                <w:sz w:val="16"/>
-              </w:rPr>
-            </w:r>
-            <w:r>
-              <w:rPr>
-                <w:rFonts w:ascii="Calibri" w:hAnsi="Calibri"/>
-                <w:b w:val="0"/>
-                <w:color w:val="1A1917"/>
-                <w:sz w:val="16"/>
-              </w:rPr>
-              <w:t>test_preprocessing.py</w:t>
-            </w:r>
-          </w:p>
-        </w:tc>
-        <w:tc>
-          <w:tcPr>
-            <w:tcW w:type="dxa" w:w="6408"/>
-            <w:vAlign w:val="center"/>
-          </w:tcPr>
-          <w:p>
-            <w:pPr>
-              <w:spacing w:before="0" w:after="0" w:line="252" w:lineRule="auto"/>
-              <w:jc w:val="left"/>
-            </w:pPr>
-            <w:r>
-              <w:rPr>
-                <w:rFonts w:ascii="Calibri" w:hAnsi="Calibri"/>
-                <w:sz w:val="16"/>
-              </w:rPr>
-            </w:r>
-            <w:r>
-              <w:rPr>
-                <w:rFonts w:ascii="Calibri" w:hAnsi="Calibri"/>
-                <w:b w:val="0"/>
-                <w:color w:val="1A1917"/>
-                <w:sz w:val="16"/>
-              </w:rPr>
-              <w:t>cleaning, sentence split, stats, hash, language hint</w:t>
-            </w:r>
-          </w:p>
-        </w:tc>
-      </w:tr>
-      <w:tr>
-        <w:tc>
-          <w:tcPr>
-            <w:tcW w:type="dxa" w:w="2952"/>
-            <w:vAlign w:val="center"/>
-            <w:shd w:fill="FAFCFF"/>
-          </w:tcPr>
-          <w:p>
-            <w:pPr>
-              <w:spacing w:before="0" w:after="0" w:line="252" w:lineRule="auto"/>
-              <w:jc w:val="left"/>
-            </w:pPr>
-            <w:r>
-              <w:rPr>
-                <w:rFonts w:ascii="Calibri" w:hAnsi="Calibri"/>
-                <w:sz w:val="16"/>
-              </w:rPr>
-            </w:r>
-            <w:r>
-              <w:rPr>
-                <w:rFonts w:ascii="Calibri" w:hAnsi="Calibri"/>
-                <w:b w:val="0"/>
-                <w:color w:val="1A1917"/>
-                <w:sz w:val="16"/>
-              </w:rPr>
-              <w:t>test_summarization.py</w:t>
-            </w:r>
-          </w:p>
-        </w:tc>
-        <w:tc>
-          <w:tcPr>
-            <w:tcW w:type="dxa" w:w="6408"/>
-            <w:vAlign w:val="center"/>
-            <w:shd w:fill="FAFCFF"/>
-          </w:tcPr>
-          <w:p>
-            <w:pPr>
-              <w:spacing w:before="0" w:after="0" w:line="252" w:lineRule="auto"/>
-              <w:jc w:val="left"/>
-            </w:pPr>
-            <w:r>
-              <w:rPr>
-                <w:rFonts w:ascii="Calibri" w:hAnsi="Calibri"/>
-                <w:sz w:val="16"/>
-              </w:rPr>
-            </w:r>
-            <w:r>
-              <w:rPr>
-                <w:rFonts w:ascii="Calibri" w:hAnsi="Calibri"/>
-                <w:b w:val="0"/>
-                <w:color w:val="1A1917"/>
-                <w:sz w:val="16"/>
-              </w:rPr>
-              <w:t>compression, ordering, length, empty and long input</w:t>
-            </w:r>
-          </w:p>
-        </w:tc>
-      </w:tr>
-      <w:tr>
-        <w:tc>
-          <w:tcPr>
-            <w:tcW w:type="dxa" w:w="2952"/>
-            <w:vAlign w:val="center"/>
-          </w:tcPr>
-          <w:p>
-            <w:pPr>
-              <w:spacing w:before="0" w:after="0" w:line="252" w:lineRule="auto"/>
-              <w:jc w:val="left"/>
-            </w:pPr>
-            <w:r>
-              <w:rPr>
-                <w:rFonts w:ascii="Calibri" w:hAnsi="Calibri"/>
-                <w:sz w:val="16"/>
-              </w:rPr>
-            </w:r>
-            <w:r>
-              <w:rPr>
-                <w:rFonts w:ascii="Calibri" w:hAnsi="Calibri"/>
-                <w:b w:val="0"/>
-                <w:color w:val="1A1917"/>
-                <w:sz w:val="16"/>
-              </w:rPr>
-              <w:t>test_prediction.py</w:t>
-            </w:r>
-          </w:p>
-        </w:tc>
-        <w:tc>
-          <w:tcPr>
-            <w:tcW w:type="dxa" w:w="6408"/>
-            <w:vAlign w:val="center"/>
-          </w:tcPr>
-          <w:p>
-            <w:pPr>
-              <w:spacing w:before="0" w:after="0" w:line="252" w:lineRule="auto"/>
-              <w:jc w:val="left"/>
-            </w:pPr>
-            <w:r>
-              <w:rPr>
-                <w:rFonts w:ascii="Calibri" w:hAnsi="Calibri"/>
-                <w:sz w:val="16"/>
-              </w:rPr>
-            </w:r>
-            <w:r>
-              <w:rPr>
-                <w:rFonts w:ascii="Calibri" w:hAnsi="Calibri"/>
-                <w:b w:val="0"/>
-                <w:color w:val="1A1917"/>
-                <w:sz w:val="16"/>
-              </w:rPr>
-              <w:t>Joblib load, probabilities, labels, XAI shape, missing model</w:t>
-            </w:r>
-          </w:p>
-        </w:tc>
-      </w:tr>
-      <w:tr>
-        <w:tc>
-          <w:tcPr>
-            <w:tcW w:type="dxa" w:w="2952"/>
-            <w:vAlign w:val="center"/>
-            <w:shd w:fill="FAFCFF"/>
-          </w:tcPr>
-          <w:p>
-            <w:pPr>
-              <w:spacing w:before="0" w:after="0" w:line="252" w:lineRule="auto"/>
-              <w:jc w:val="left"/>
-            </w:pPr>
-            <w:r>
-              <w:rPr>
-                <w:rFonts w:ascii="Calibri" w:hAnsi="Calibri"/>
-                <w:sz w:val="16"/>
-              </w:rPr>
-            </w:r>
-            <w:r>
-              <w:rPr>
-                <w:rFonts w:ascii="Calibri" w:hAnsi="Calibri"/>
-                <w:b w:val="0"/>
-                <w:color w:val="1A1917"/>
-                <w:sz w:val="16"/>
-              </w:rPr>
-              <w:t>test_database.py</w:t>
-            </w:r>
-          </w:p>
-        </w:tc>
-        <w:tc>
-          <w:tcPr>
-            <w:tcW w:type="dxa" w:w="6408"/>
-            <w:vAlign w:val="center"/>
-            <w:shd w:fill="FAFCFF"/>
-          </w:tcPr>
-          <w:p>
-            <w:pPr>
-              <w:spacing w:before="0" w:after="0" w:line="252" w:lineRule="auto"/>
-              <w:jc w:val="left"/>
-            </w:pPr>
-            <w:r>
-              <w:rPr>
-                <w:rFonts w:ascii="Calibri" w:hAnsi="Calibri"/>
-                <w:sz w:val="16"/>
-              </w:rPr>
-            </w:r>
-            <w:r>
-              <w:rPr>
-                <w:rFonts w:ascii="Calibri" w:hAnsi="Calibri"/>
-                <w:b w:val="0"/>
-                <w:color w:val="1A1917"/>
-                <w:sz w:val="16"/>
-              </w:rPr>
-              <w:t>CRUD, search, duplicate hash and clear</w:t>
-            </w:r>
-          </w:p>
-        </w:tc>
-      </w:tr>
-      <w:tr>
-        <w:tc>
-          <w:tcPr>
-            <w:tcW w:type="dxa" w:w="2952"/>
-            <w:vAlign w:val="center"/>
-          </w:tcPr>
-          <w:p>
-            <w:pPr>
-              <w:spacing w:before="0" w:after="0" w:line="252" w:lineRule="auto"/>
-              <w:jc w:val="left"/>
-            </w:pPr>
-            <w:r>
-              <w:rPr>
-                <w:rFonts w:ascii="Calibri" w:hAnsi="Calibri"/>
-                <w:sz w:val="16"/>
-              </w:rPr>
-            </w:r>
-            <w:r>
-              <w:rPr>
-                <w:rFonts w:ascii="Calibri" w:hAnsi="Calibri"/>
-                <w:b w:val="0"/>
-                <w:color w:val="1A1917"/>
-                <w:sz w:val="16"/>
-              </w:rPr>
-              <w:t>test_article_extractor.py</w:t>
-            </w:r>
-          </w:p>
-        </w:tc>
-        <w:tc>
-          <w:tcPr>
-            <w:tcW w:type="dxa" w:w="6408"/>
-            <w:vAlign w:val="center"/>
-          </w:tcPr>
-          <w:p>
-            <w:pPr>
-              <w:spacing w:before="0" w:after="0" w:line="252" w:lineRule="auto"/>
-              <w:jc w:val="left"/>
-            </w:pPr>
-            <w:r>
-              <w:rPr>
-                <w:rFonts w:ascii="Calibri" w:hAnsi="Calibri"/>
-                <w:sz w:val="16"/>
-              </w:rPr>
-            </w:r>
-            <w:r>
-              <w:rPr>
-                <w:rFonts w:ascii="Calibri" w:hAnsi="Calibri"/>
-                <w:b w:val="0"/>
-                <w:color w:val="1A1917"/>
-                <w:sz w:val="16"/>
-              </w:rPr>
-              <w:t>obfuscated/private targets, public-to-private redirects, loops, DNS/peer mismatch, size cap and fallback</w:t>
-            </w:r>
-          </w:p>
-        </w:tc>
-      </w:tr>
-      <w:tr>
-        <w:tc>
-          <w:tcPr>
-            <w:tcW w:type="dxa" w:w="2952"/>
-            <w:vAlign w:val="center"/>
-            <w:shd w:fill="FAFCFF"/>
-          </w:tcPr>
-          <w:p>
-            <w:pPr>
-              <w:spacing w:before="0" w:after="0" w:line="252" w:lineRule="auto"/>
-              <w:jc w:val="left"/>
-            </w:pPr>
-            <w:r>
-              <w:rPr>
-                <w:rFonts w:ascii="Calibri" w:hAnsi="Calibri"/>
-                <w:sz w:val="16"/>
-              </w:rPr>
-            </w:r>
-            <w:r>
-              <w:rPr>
-                <w:rFonts w:ascii="Calibri" w:hAnsi="Calibri"/>
-                <w:b w:val="0"/>
-                <w:color w:val="1A1917"/>
-                <w:sz w:val="16"/>
-              </w:rPr>
-              <w:t>test_file_parser.py</w:t>
-            </w:r>
-          </w:p>
-        </w:tc>
-        <w:tc>
-          <w:tcPr>
-            <w:tcW w:type="dxa" w:w="6408"/>
-            <w:vAlign w:val="center"/>
-            <w:shd w:fill="FAFCFF"/>
-          </w:tcPr>
-          <w:p>
-            <w:pPr>
-              <w:spacing w:before="0" w:after="0" w:line="252" w:lineRule="auto"/>
-              <w:jc w:val="left"/>
-            </w:pPr>
-            <w:r>
-              <w:rPr>
-                <w:rFonts w:ascii="Calibri" w:hAnsi="Calibri"/>
-                <w:sz w:val="16"/>
-              </w:rPr>
-            </w:r>
-            <w:r>
-              <w:rPr>
-                <w:rFonts w:ascii="Calibri" w:hAnsi="Calibri"/>
-                <w:b w:val="0"/>
-                <w:color w:val="1A1917"/>
-                <w:sz w:val="16"/>
-              </w:rPr>
-              <w:t>TXT success, upload failures and path-traversal filenames</w:t>
-            </w:r>
-          </w:p>
-        </w:tc>
-      </w:tr>
-      <w:tr>
-        <w:tc>
-          <w:tcPr>
-            <w:tcW w:type="dxa" w:w="2952"/>
-            <w:vAlign w:val="center"/>
-          </w:tcPr>
-          <w:p>
-            <w:pPr>
-              <w:spacing w:before="0" w:after="0" w:line="252" w:lineRule="auto"/>
-              <w:jc w:val="left"/>
-            </w:pPr>
-            <w:r>
-              <w:rPr>
-                <w:rFonts w:ascii="Calibri" w:hAnsi="Calibri"/>
-                <w:sz w:val="16"/>
-              </w:rPr>
-            </w:r>
-            <w:r>
-              <w:rPr>
-                <w:rFonts w:ascii="Calibri" w:hAnsi="Calibri"/>
-                <w:b w:val="0"/>
-                <w:color w:val="1A1917"/>
-                <w:sz w:val="16"/>
-              </w:rPr>
-              <w:t>test_exports.py</w:t>
-            </w:r>
-          </w:p>
-        </w:tc>
-        <w:tc>
-          <w:tcPr>
-            <w:tcW w:type="dxa" w:w="6408"/>
-            <w:vAlign w:val="center"/>
-          </w:tcPr>
-          <w:p>
-            <w:pPr>
-              <w:spacing w:before="0" w:after="0" w:line="252" w:lineRule="auto"/>
-              <w:jc w:val="left"/>
-            </w:pPr>
-            <w:r>
-              <w:rPr>
-                <w:rFonts w:ascii="Calibri" w:hAnsi="Calibri"/>
-                <w:sz w:val="16"/>
-              </w:rPr>
-            </w:r>
-            <w:r>
-              <w:rPr>
-                <w:rFonts w:ascii="Calibri" w:hAnsi="Calibri"/>
-                <w:b w:val="0"/>
-                <w:color w:val="1A1917"/>
-                <w:sz w:val="16"/>
-              </w:rPr>
-              <w:t>JSON, valid escaped PDF and spreadsheet-formula-safe CSV</w:t>
-            </w:r>
-          </w:p>
-        </w:tc>
-      </w:tr>
-      <w:tr>
-        <w:tc>
-          <w:tcPr>
-            <w:tcW w:type="dxa" w:w="2952"/>
-            <w:vAlign w:val="center"/>
-            <w:shd w:fill="FAFCFF"/>
-          </w:tcPr>
-          <w:p>
-            <w:pPr>
-              <w:spacing w:before="0" w:after="0" w:line="252" w:lineRule="auto"/>
-              <w:jc w:val="left"/>
-            </w:pPr>
-            <w:r>
-              <w:rPr>
-                <w:rFonts w:ascii="Calibri" w:hAnsi="Calibri"/>
-                <w:sz w:val="16"/>
-              </w:rPr>
-            </w:r>
-            <w:r>
-              <w:rPr>
-                <w:rFonts w:ascii="Calibri" w:hAnsi="Calibri"/>
-                <w:b w:val="0"/>
-                <w:color w:val="1A1917"/>
-                <w:sz w:val="16"/>
-              </w:rPr>
-              <w:t>test_app_smoke.py</w:t>
-            </w:r>
-          </w:p>
-        </w:tc>
-        <w:tc>
-          <w:tcPr>
-            <w:tcW w:type="dxa" w:w="6408"/>
-            <w:vAlign w:val="center"/>
-            <w:shd w:fill="FAFCFF"/>
-          </w:tcPr>
-          <w:p>
-            <w:pPr>
-              <w:spacing w:before="0" w:after="0" w:line="252" w:lineRule="auto"/>
-              <w:jc w:val="left"/>
-            </w:pPr>
-            <w:r>
-              <w:rPr>
-                <w:rFonts w:ascii="Calibri" w:hAnsi="Calibri"/>
-                <w:sz w:val="16"/>
-              </w:rPr>
-            </w:r>
-            <w:r>
-              <w:rPr>
-                <w:rFonts w:ascii="Calibri" w:hAnsi="Calibri"/>
-                <w:b w:val="0"/>
-                <w:color w:val="1A1917"/>
-                <w:sz w:val="16"/>
-              </w:rPr>
-              <w:t>AppTest startup for all six Streamlit scripts</w:t>
-            </w:r>
-          </w:p>
-        </w:tc>
-      </w:tr>
-      <w:tr>
-        <w:tc>
-          <w:tcPr>
-            <w:tcW w:type="dxa" w:w="2952"/>
-            <w:vAlign w:val="center"/>
-          </w:tcPr>
-          <w:p>
-            <w:pPr>
-              <w:spacing w:before="0" w:after="0" w:line="252" w:lineRule="auto"/>
-              <w:jc w:val="left"/>
-            </w:pPr>
-            <w:r>
-              <w:rPr>
-                <w:rFonts w:ascii="Calibri" w:hAnsi="Calibri"/>
-                <w:sz w:val="16"/>
-              </w:rPr>
-            </w:r>
-            <w:r>
-              <w:rPr>
-                <w:rFonts w:ascii="Calibri" w:hAnsi="Calibri"/>
-                <w:b w:val="0"/>
-                <w:color w:val="1A1917"/>
-                <w:sz w:val="16"/>
-              </w:rPr>
-              <w:t>test_editorial_ui.py</w:t>
-            </w:r>
-          </w:p>
-        </w:tc>
-        <w:tc>
-          <w:tcPr>
-            <w:tcW w:type="dxa" w:w="6408"/>
-            <w:vAlign w:val="center"/>
-          </w:tcPr>
-          <w:p>
-            <w:pPr>
-              <w:spacing w:before="0" w:after="0" w:line="252" w:lineRule="auto"/>
-              <w:jc w:val="left"/>
-            </w:pPr>
-            <w:r>
-              <w:rPr>
-                <w:rFonts w:ascii="Calibri" w:hAnsi="Calibri"/>
-                <w:sz w:val="16"/>
-              </w:rPr>
-            </w:r>
-            <w:r>
-              <w:rPr>
-                <w:rFonts w:ascii="Calibri" w:hAnsi="Calibri"/>
-                <w:b w:val="0"/>
-                <w:color w:val="1A1917"/>
-                <w:sz w:val="16"/>
-              </w:rPr>
-              <w:t>assets, warm tokens, navigation, shared shell and responsible wording</w:t>
-            </w:r>
-          </w:p>
-        </w:tc>
-      </w:tr>
-      <w:tr>
-        <w:tc>
-          <w:tcPr>
-            <w:tcW w:type="dxa" w:w="2952"/>
-            <w:vAlign w:val="center"/>
-            <w:shd w:fill="FAFCFF"/>
-          </w:tcPr>
-          <w:p>
-            <w:pPr>
-              <w:spacing w:before="0" w:after="0" w:line="252" w:lineRule="auto"/>
-              <w:jc w:val="left"/>
-            </w:pPr>
-            <w:r>
-              <w:rPr>
-                <w:rFonts w:ascii="Calibri" w:hAnsi="Calibri"/>
-                <w:sz w:val="16"/>
-              </w:rPr>
-            </w:r>
-            <w:r>
-              <w:rPr>
-                <w:rFonts w:ascii="Calibri" w:hAnsi="Calibri"/>
-                <w:b w:val="0"/>
-                <w:color w:val="1A1917"/>
-                <w:sz w:val="16"/>
-              </w:rPr>
-              <w:t>test_release_policy.py</w:t>
-            </w:r>
-          </w:p>
-        </w:tc>
-        <w:tc>
-          <w:tcPr>
-            <w:tcW w:type="dxa" w:w="6408"/>
-            <w:vAlign w:val="center"/>
-            <w:shd w:fill="FAFCFF"/>
-          </w:tcPr>
-          <w:p>
-            <w:pPr>
-              <w:spacing w:before="0" w:after="0" w:line="252" w:lineRule="auto"/>
-              <w:jc w:val="left"/>
-            </w:pPr>
-            <w:r>
-              <w:rPr>
-                <w:rFonts w:ascii="Calibri" w:hAnsi="Calibri"/>
-                <w:sz w:val="16"/>
-              </w:rPr>
-            </w:r>
-            <w:r>
-              <w:rPr>
-                <w:rFonts w:ascii="Calibri" w:hAnsi="Calibri"/>
-                <w:b w:val="0"/>
-                <w:color w:val="1A1917"/>
-                <w:sz w:val="16"/>
-              </w:rPr>
-              <w:t>attribution, proprietary files, deployment gate, no runtime training and web headers/sandbox</w:t>
-            </w:r>
-          </w:p>
-        </w:tc>
-      </w:tr>
-      <w:tr>
-        <w:tc>
-          <w:tcPr>
-            <w:tcW w:type="dxa" w:w="2952"/>
-          </w:tcPr>
-          <w:p>
-            <w:pPr>
-              <w:spacing w:before="0" w:after="0"/>
-            </w:pPr>
-            <w:r>
-              <w:rPr>
-                <w:rFonts w:ascii="Calibri" w:hAnsi="Calibri"/>
-                <w:sz w:val="16"/>
-              </w:rPr>
-              <w:t>test_placement_enhancements.py</w:t>
-            </w:r>
-          </w:p>
-        </w:tc>
-        <w:tc>
-          <w:tcPr>
-            <w:tcW w:type="dxa" w:w="6408"/>
-          </w:tcPr>
-          <w:p>
-            <w:pPr>
-              <w:spacing w:before="0" w:after="0"/>
-            </w:pPr>
-            <w:r>
-              <w:rPr>
-                <w:rFonts w:ascii="Calibri" w:hAnsi="Calibri"/>
-                <w:sz w:val="16"/>
-              </w:rPr>
-              <w:t>calibration/hash binding, abstention outcomes, diagnostics, editorial review, analytics, drift readiness and privacy isolation</w:t>
-            </w:r>
-          </w:p>
-        </w:tc>
-      </w:tr>
-    </w:tbl>
-    <w:p>
-      <w:pPr>
-        <w:spacing w:after="20"/>
-      </w:pPr>
-    </w:p>
-    <w:p>
-      <w:pPr>
-        <w:pStyle w:val="CodeBlock"/>
-        <w:keepLines/>
-        <w:shd w:fill="EEF3F8"/>
-      </w:pPr>
-      <w:r>
-        <w:t>python -m pytest -q -m "not private_model"  # 144 passed; 4 private-model tests deselected</w:t>
-      </w:r>
-    </w:p>
-    <w:p>
-      <w:r>
-        <w:rPr>
-          <w:rFonts w:ascii="Calibri" w:hAnsi="Calibri"/>
-        </w:rPr>
-        <w:t>For a new feature, add a unit test at the business-logic level and one integration/smoke assertion if it affects UI orchestration. Mock network and filesystem boundaries; do not make deterministic tests depend on a public news site.</w:t>
-      </w:r>
-    </w:p>
-    <w:p>
-      <w:pPr>
-        <w:pStyle w:val="Heading1"/>
-        <w:keepNext/>
-      </w:pPr>
-      <w:r>
-        <w:t>14. Safe modification recipes</w:t>
-      </w:r>
-    </w:p>
-    <w:p>
-      <w:pPr>
-        <w:pStyle w:val="Heading2"/>
-        <w:keepNext/>
-      </w:pPr>
-      <w:r>
-        <w:t>14.1 Change UI colours or spacing</w:t>
-      </w:r>
-    </w:p>
-    <w:p>
-      <w:pPr>
-        <w:pStyle w:val="ListNumber"/>
-      </w:pPr>
-      <w:r>
-        <w:rPr>
-          <w:rFonts w:ascii="Calibri" w:hAnsi="Calibri"/>
-        </w:rPr>
-        <w:t>Open ui/theme.py for tokens and global CSS; use ui/components.py for shared presentation patterns.</w:t>
-      </w:r>
-    </w:p>
-    <w:p>
-      <w:pPr>
-        <w:pStyle w:val="ListNumber"/>
-      </w:pPr>
-      <w:r>
-        <w:rPr>
-          <w:rFonts w:ascii="Calibri" w:hAnsi="Calibri"/>
-        </w:rPr>
-        <w:t>Edit shared tokens rather than page-local HTML.</w:t>
-      </w:r>
-    </w:p>
-    <w:p>
-      <w:pPr>
-        <w:pStyle w:val="ListNumber"/>
-      </w:pPr>
-      <w:r>
-        <w:rPr>
-          <w:rFonts w:ascii="Calibri" w:hAnsi="Calibri"/>
-        </w:rPr>
-        <w:t>Keep result text labels; do not rely on colour alone.</w:t>
-      </w:r>
-    </w:p>
-    <w:p>
-      <w:pPr>
-        <w:pStyle w:val="ListNumber"/>
-      </w:pPr>
-      <w:r>
-        <w:rPr>
-          <w:rFonts w:ascii="Calibri" w:hAnsi="Calibri"/>
-        </w:rPr>
-        <w:t>Run AppTest and capture every page at 1440 x 1000 plus the 390 x 844 mobile scenarios.</w:t>
-      </w:r>
-    </w:p>
-    <w:p>
-      <w:pPr>
-        <w:pStyle w:val="Heading2"/>
-        <w:keepNext/>
-      </w:pPr>
-      <w:r>
-        <w:t>14.2 Change the classifier</w:t>
-      </w:r>
-    </w:p>
-    <w:p>
-      <w:pPr>
-        <w:pStyle w:val="ListNumber"/>
-      </w:pPr>
-      <w:r>
-        <w:rPr>
-          <w:rFonts w:ascii="Calibri" w:hAnsi="Calibri"/>
-        </w:rPr>
-        <w:t>Add a candidate that supports sparse text in training/model_candidates().</w:t>
-      </w:r>
-    </w:p>
-    <w:p>
-      <w:pPr>
-        <w:pStyle w:val="ListNumber"/>
-      </w:pPr>
-      <w:r>
-        <w:rPr>
-          <w:rFonts w:ascii="Calibri" w:hAnsi="Calibri"/>
-        </w:rPr>
-        <w:t>Define a small reproducible grid and macro-F1 scoring.</w:t>
-      </w:r>
-    </w:p>
-    <w:p>
-      <w:pPr>
-        <w:pStyle w:val="ListNumber"/>
-      </w:pPr>
-      <w:r>
-        <w:rPr>
-          <w:rFonts w:ascii="Calibri" w:hAnsi="Calibri"/>
-        </w:rPr>
-        <w:t>If probabilities are absent, add validated calibration rather than treating margins as probabilities.</w:t>
-      </w:r>
-    </w:p>
-    <w:p>
-      <w:pPr>
-        <w:pStyle w:val="ListNumber"/>
-      </w:pPr>
-      <w:r>
-        <w:rPr>
-          <w:rFonts w:ascii="Calibri" w:hAnsi="Calibri"/>
-        </w:rPr>
-        <w:t>Update explainability for the new estimator or disable it explicitly.</w:t>
-      </w:r>
-    </w:p>
-    <w:p>
-      <w:pPr>
-        <w:pStyle w:val="ListNumber"/>
-      </w:pPr>
-      <w:r>
-        <w:rPr>
-          <w:rFonts w:ascii="Calibri" w:hAnsi="Calibri"/>
-        </w:rPr>
-        <w:t>Retrain, regenerate artifacts, update MODEL_CARD.md and rerun all tests.</w:t>
-      </w:r>
-    </w:p>
-    <w:p>
-      <w:pPr>
-        <w:pStyle w:val="Heading2"/>
-        <w:keepNext/>
-      </w:pPr>
-      <w:r>
-        <w:t>14.3 Add a dataset</w:t>
-      </w:r>
-    </w:p>
-    <w:p>
-      <w:pPr>
-        <w:pStyle w:val="ListNumber"/>
-      </w:pPr>
-      <w:r>
-        <w:rPr>
-          <w:rFonts w:ascii="Calibri" w:hAnsi="Calibri"/>
-        </w:rPr>
-        <w:t>Document source, licence, schema, label policy and annotation quality.</w:t>
-      </w:r>
-    </w:p>
-    <w:p>
-      <w:pPr>
-        <w:pStyle w:val="ListNumber"/>
-      </w:pPr>
-      <w:r>
-        <w:rPr>
-          <w:rFonts w:ascii="Calibri" w:hAnsi="Calibri"/>
-        </w:rPr>
-        <w:t>Map to full article text and binary labels only with justified semantics.</w:t>
-      </w:r>
-    </w:p>
-    <w:p>
-      <w:pPr>
-        <w:pStyle w:val="ListNumber"/>
-      </w:pPr>
-      <w:r>
-        <w:rPr>
-          <w:rFonts w:ascii="Calibri" w:hAnsi="Calibri"/>
-        </w:rPr>
-        <w:t>Deduplicate across datasets and group by publisher/event/time before splitting.</w:t>
-      </w:r>
-    </w:p>
-    <w:p>
-      <w:pPr>
-        <w:pStyle w:val="ListNumber"/>
-      </w:pPr>
-      <w:r>
-        <w:rPr>
-          <w:rFonts w:ascii="Calibri" w:hAnsi="Calibri"/>
-        </w:rPr>
-        <w:t>Keep a test set from unseen groups and report domain-specific errors.</w:t>
-      </w:r>
-    </w:p>
-    <w:p>
-      <w:pPr>
-        <w:pStyle w:val="ListNumber"/>
-      </w:pPr>
-      <w:r>
-        <w:rPr>
-          <w:rFonts w:ascii="Calibri" w:hAnsi="Calibri"/>
-        </w:rPr>
-        <w:t>Record hashes and artifact identifiers, then update DATASET_CARD.md.</w:t>
-      </w:r>
-    </w:p>
-    <w:p>
-      <w:pPr>
-        <w:pStyle w:val="Heading2"/>
-        <w:keepNext/>
-      </w:pPr>
-      <w:r>
-        <w:t>14.4 Add a summarizer</w:t>
-      </w:r>
-    </w:p>
-    <w:p>
-      <w:pPr>
-        <w:pStyle w:val="ListNumber"/>
-      </w:pPr>
-      <w:r>
-        <w:rPr>
-          <w:rFonts w:ascii="Calibri" w:hAnsi="Calibri"/>
-        </w:rPr>
-        <w:t>Return the existing SummaryResult contract.</w:t>
-      </w:r>
-    </w:p>
-    <w:p>
-      <w:pPr>
-        <w:pStyle w:val="ListNumber"/>
-      </w:pPr>
-      <w:r>
-        <w:rPr>
-          <w:rFonts w:ascii="Calibri" w:hAnsi="Calibri"/>
-        </w:rPr>
-        <w:t>Respect sentence/token limits and CPU fallback.</w:t>
-      </w:r>
-    </w:p>
-    <w:p>
-      <w:pPr>
-        <w:pStyle w:val="ListNumber"/>
-      </w:pPr>
-      <w:r>
-        <w:rPr>
-          <w:rFonts w:ascii="Calibri" w:hAnsi="Calibri"/>
-        </w:rPr>
-        <w:t>Cache resources, not per-user content.</w:t>
-      </w:r>
-    </w:p>
-    <w:p>
-      <w:pPr>
-        <w:pStyle w:val="ListNumber"/>
-      </w:pPr>
-      <w:r>
-        <w:rPr>
-          <w:rFonts w:ascii="Calibri" w:hAnsi="Calibri"/>
-        </w:rPr>
-        <w:t>Evaluate on fixed reference data and add factual/coherence review.</w:t>
-      </w:r>
-    </w:p>
-    <w:p>
-      <w:pPr>
-        <w:pStyle w:val="ListNumber"/>
-      </w:pPr>
-      <w:r>
-        <w:rPr>
-          <w:rFonts w:ascii="Calibri" w:hAnsi="Calibri"/>
-        </w:rPr>
-        <w:t>Never feed the new summary into the classifier unless a separate experiment is explicitly designed.</w:t>
-      </w:r>
-    </w:p>
-    <w:p>
-      <w:pPr>
-        <w:pStyle w:val="Heading1"/>
-        <w:keepNext/>
-      </w:pPr>
-      <w:r>
-        <w:t>15. Deployment guidance</w:t>
-      </w:r>
-    </w:p>
-    <w:p>
-      <w:pPr>
-        <w:keepNext/>
-        <w:spacing w:after="40"/>
-        <w:jc w:val="center"/>
-      </w:pPr>
-      <w:r>
-        <w:drawing>
-          <wp:inline xmlns:a="http://schemas.openxmlformats.org/drawingml/2006/main" xmlns:pic="http://schemas.openxmlformats.org/drawingml/2006/picture">
-            <wp:extent cx="5669280" cy="3247565"/>
-            <wp:docPr id="80" name="Picture 80" descr="Figure D.8. Target public deployment architecture." title="Figure D.8. Target public deployment architecture."/>
-            <wp:cNvGraphicFramePr>
-              <a:graphicFrameLocks noChangeAspect="1"/>
-            </wp:cNvGraphicFramePr>
-            <a:graphic>
-              <a:graphicData uri="http://schemas.openxmlformats.org/drawingml/2006/picture">
-                <pic:pic>
-                  <pic:nvPicPr>
-                    <pic:cNvPr id="0" name="image.png"/>
-                    <pic:cNvPicPr/>
-                  </pic:nvPicPr>
-                  <pic:blipFill>
-                    <a:blip r:embed="rId17"/>
-                    <a:stretch>
-                      <a:fillRect/>
-                    </a:stretch>
-                  </pic:blipFill>
-                  <pic:spPr>
-                    <a:xfrm>
-                      <a:off x="0" y="0"/>
-                      <a:ext cx="5669280" cy="3247565"/>
-                    </a:xfrm>
-                    <a:prstGeom prst="rect"/>
-                  </pic:spPr>
-                </pic:pic>
-              </a:graphicData>
-            </a:graphic>
-          </wp:inline>
-        </w:drawing>
-      </w:r>
-    </w:p>
-    <w:p>
-      <w:pPr>
-        <w:pStyle w:val="Caption"/>
-        <w:keepNext w:val="0"/>
-      </w:pPr>
-      <w:r>
-        <w:t>Figure D.8. Target public deployment architecture.</w:t>
-      </w:r>
-    </w:p>
-    <w:p>
-      <w:r>
-        <w:t>Vercel is the intended editorial presentation shell while Streamlit Community Cloud would run the unchanged Python/ML application from app.py. Neither Streamlit nor Vercel is currently deployed.</w:t>
-      </w:r>
-    </w:p>
-    <w:p>
-      <w:r>
-        <w:t>The intended public Streamlit deployment defaults to temporary per-session SQLite and makes no durable-history promise. https://github.com/DevenGaikwad/NewsLens-AI is the canonical active public repository. Functional hosting remains blocked until a legally redistributable public model and complete rights chain are verified. The public repository excludes the private model and matching calibration; no runtime retraining or mock classifier is used.</w:t>
-      </w:r>
-    </w:p>
-    <w:p>
-      <w:pPr>
-        <w:pStyle w:val="Heading1"/>
-        <w:keepNext/>
-      </w:pPr>
-      <w:r>
-        <w:t>16. Common code errors</w:t>
-      </w:r>
-    </w:p>
-    <w:p>
-      <w:pPr>
-        <w:pStyle w:val="Heading2"/>
-        <w:keepNext/>
-      </w:pPr>
-      <w:r>
-        <w:t>Import works in notebook but not terminal</w:t>
-      </w:r>
-    </w:p>
-    <w:p>
-      <w:r>
-        <w:rPr>
-          <w:rFonts w:ascii="Calibri" w:hAnsi="Calibri"/>
-        </w:rPr>
-        <w:t>Run from project root or preserve the project-root sys.path block used by training scripts.</w:t>
-      </w:r>
-    </w:p>
-    <w:p>
-      <w:pPr>
-        <w:pStyle w:val="Heading2"/>
-        <w:keepNext/>
-      </w:pPr>
-      <w:r>
-        <w:t>Model predicts opposite class</w:t>
-      </w:r>
-    </w:p>
-    <w:p>
-      <w:r>
-        <w:rPr>
-          <w:rFonts w:ascii="Calibri" w:hAnsi="Calibri"/>
-        </w:rPr>
-        <w:t>Inspect pipeline.classes_; never assume probability column order.</w:t>
-      </w:r>
-    </w:p>
-    <w:p>
-      <w:pPr>
-        <w:pStyle w:val="Heading2"/>
-        <w:keepNext/>
-      </w:pPr>
-      <w:r>
-        <w:t>Leakage after refactor</w:t>
-      </w:r>
-    </w:p>
-    <w:p>
-      <w:r>
-        <w:rPr>
-          <w:rFonts w:ascii="Calibri" w:hAnsi="Calibri"/>
-        </w:rPr>
-        <w:t>Keep TF-IDF inside Pipeline/GridSearch and deduplicate before split.</w:t>
-      </w:r>
-    </w:p>
-    <w:p>
-      <w:pPr>
-        <w:pStyle w:val="Heading2"/>
-        <w:keepNext/>
-      </w:pPr>
-      <w:r>
-        <w:t>Streamlit retrains repeatedly</w:t>
-      </w:r>
-    </w:p>
-    <w:p>
-      <w:r>
-        <w:rPr>
-          <w:rFonts w:ascii="Calibri" w:hAnsi="Calibri"/>
-        </w:rPr>
-        <w:t>Never call training functions from pages; load Joblib under cache_resource.</w:t>
-      </w:r>
-    </w:p>
-    <w:p>
-      <w:pPr>
-        <w:pStyle w:val="Heading2"/>
-        <w:keepNext/>
-      </w:pPr>
-      <w:r>
-        <w:t>Empty Plotly explanation</w:t>
-      </w:r>
-    </w:p>
-    <w:p>
-      <w:r>
-        <w:rPr>
-          <w:rFonts w:ascii="Calibri" w:hAnsi="Calibri"/>
-        </w:rPr>
-        <w:t>Estimator may not expose coef_ or article terms may be outside vocabulary; keep an empty-state chart.</w:t>
-      </w:r>
-    </w:p>
-    <w:p>
-      <w:pPr>
-        <w:pStyle w:val="Heading2"/>
-        <w:keepNext/>
-      </w:pPr>
-      <w:r>
-        <w:t>Locked SQLite file</w:t>
-      </w:r>
-    </w:p>
-    <w:p>
-      <w:r>
-        <w:rPr>
-          <w:rFonts w:ascii="Calibri" w:hAnsi="Calibri"/>
-        </w:rPr>
-        <w:t>Keep connections inside context managers and avoid long transactions.</w:t>
-      </w:r>
-    </w:p>
-    <w:p>
-      <w:pPr>
-        <w:pStyle w:val="Heading2"/>
-        <w:keepNext/>
-      </w:pPr>
-      <w:r>
-        <w:t>Transformer cuts sentences</w:t>
-      </w:r>
-    </w:p>
-    <w:p>
-      <w:r>
-        <w:rPr>
-          <w:rFonts w:ascii="Calibri" w:hAnsi="Calibri"/>
-        </w:rPr>
-        <w:t>Chunk by tokenizer length at sentence boundaries; reserve generation tokens.</w:t>
-      </w:r>
-    </w:p>
-    <w:p>
-      <w:pPr>
-        <w:pStyle w:val="Heading2"/>
-        <w:keepNext/>
-      </w:pPr>
-      <w:r>
-        <w:t>Wrong relative path</w:t>
-      </w:r>
-    </w:p>
-    <w:p>
-      <w:r>
-        <w:rPr>
-          <w:rFonts w:ascii="Calibri" w:hAnsi="Calibri"/>
-        </w:rPr>
-        <w:t>Import paths from src.config rather than constructing cwd-specific strings.</w:t>
-      </w:r>
-    </w:p>
-    <w:p>
-      <w:pPr>
-        <w:pStyle w:val="Heading1"/>
-        <w:keepNext/>
-      </w:pPr>
-      <w:r>
-        <w:t>17. Viva questions and concise answers</w:t>
-      </w:r>
-    </w:p>
-    <w:p>
-      <w:pPr>
-        <w:pStyle w:val="Heading2"/>
-        <w:keepNext/>
-      </w:pPr>
-      <w:r>
-        <w:t>Why combine the two tasks?</w:t>
-      </w:r>
-    </w:p>
-    <w:p>
-      <w:r>
-        <w:rPr>
-          <w:rFonts w:ascii="Calibri" w:hAnsi="Calibri"/>
-        </w:rPr>
-        <w:t>They help readers triage news, but remain independent because compression and credibility estimation answer different questions.</w:t>
-      </w:r>
-    </w:p>
-    <w:p>
-      <w:pPr>
-        <w:pStyle w:val="Heading2"/>
-        <w:keepNext/>
-      </w:pPr>
-      <w:r>
-        <w:t>Why classify original text?</w:t>
-      </w:r>
-    </w:p>
-    <w:p>
-      <w:r>
-        <w:rPr>
-          <w:rFonts w:ascii="Calibri" w:hAnsi="Calibri"/>
-        </w:rPr>
-        <w:t>A summary may remove hedging, sourcing, contradictions or style features used by the classifier.</w:t>
-      </w:r>
-    </w:p>
-    <w:p>
-      <w:pPr>
-        <w:pStyle w:val="Heading2"/>
-        <w:keepNext/>
-      </w:pPr>
-      <w:r>
-        <w:t>Why TF-IDF?</w:t>
-      </w:r>
-    </w:p>
-    <w:p>
-      <w:r>
-        <w:rPr>
-          <w:rFonts w:ascii="Calibri" w:hAnsi="Calibri"/>
-        </w:rPr>
-        <w:t>It is fast, sparse, reproducible and interpretable on a CPU.</w:t>
-      </w:r>
-    </w:p>
-    <w:p>
-      <w:pPr>
-        <w:pStyle w:val="Heading2"/>
-        <w:keepNext/>
-      </w:pPr>
-      <w:r>
-        <w:t>Why Logistic Regression over the slightly better SVM?</w:t>
-      </w:r>
-    </w:p>
-    <w:p>
-      <w:r>
-        <w:t>On the validation-policy partition, Linear SVC's macro-F1 advantage was 0.002500, below the predeclared 0.01 tolerance. The unchanged Logistic Regression remains for direct signed explanations, compact deployment and a verified artifact hash; its confidence is separately Platt-calibrated.</w:t>
-      </w:r>
-    </w:p>
-    <w:p>
-      <w:pPr>
-        <w:pStyle w:val="Heading2"/>
-        <w:keepNext/>
-      </w:pPr>
-      <w:r>
-        <w:t>What prevents data leakage?</w:t>
-      </w:r>
-    </w:p>
-    <w:p>
-      <w:r>
-        <w:rPr>
-          <w:rFonts w:ascii="Calibri" w:hAnsi="Calibri"/>
-        </w:rPr>
-        <w:t>Deduplication before split, metadata exclusion, marker neutralisation and TF-IDF fitting inside training folds.</w:t>
-      </w:r>
-    </w:p>
-    <w:p>
-      <w:pPr>
-        <w:pStyle w:val="Heading2"/>
-        <w:keepNext/>
-      </w:pPr>
-      <w:r>
-        <w:t>Why is 99.21% final-test accuracy not universal?</w:t>
-      </w:r>
-    </w:p>
-    <w:p>
-      <w:r>
-        <w:t>The 99.21% value is accuracy against 2,399 final-test ISOT labels after leakage controls; ISOT still carries outlet, topic, time and style correlations, so this is not an external-domain truth score.</w:t>
-      </w:r>
-    </w:p>
-    <w:p>
-      <w:pPr>
-        <w:pStyle w:val="Heading2"/>
-        <w:keepNext/>
-      </w:pPr>
-      <w:r>
-        <w:t>What is macro-F1?</w:t>
-      </w:r>
-    </w:p>
-    <w:p>
-      <w:r>
-        <w:rPr>
-          <w:rFonts w:ascii="Calibri" w:hAnsi="Calibri"/>
-        </w:rPr>
-        <w:t>The mean of per-class F1 values, giving equal weight to both labels.</w:t>
-      </w:r>
-    </w:p>
-    <w:p>
-      <w:pPr>
-        <w:pStyle w:val="Heading2"/>
-        <w:keepNext/>
-      </w:pPr>
-      <w:r>
-        <w:t>What does ROC-AUC measure?</w:t>
-      </w:r>
-    </w:p>
-    <w:p>
-      <w:r>
-        <w:rPr>
-          <w:rFonts w:ascii="Calibri" w:hAnsi="Calibri"/>
-        </w:rPr>
-        <w:t>Ranking discrimination across thresholds; it does not establish calibrated probability or fairness.</w:t>
-      </w:r>
-    </w:p>
-    <w:p>
-      <w:pPr>
-        <w:pStyle w:val="Heading2"/>
-        <w:keepNext/>
-      </w:pPr>
-      <w:r>
-        <w:t>What is PR-AUC useful for?</w:t>
-      </w:r>
-    </w:p>
-    <w:p>
-      <w:r>
-        <w:rPr>
-          <w:rFonts w:ascii="Calibri" w:hAnsi="Calibri"/>
-        </w:rPr>
-        <w:t>Positive-class precision/recall trade-offs, especially under imbalance.</w:t>
-      </w:r>
-    </w:p>
-    <w:p>
-      <w:pPr>
-        <w:pStyle w:val="Heading2"/>
-        <w:keepNext/>
-      </w:pPr>
-      <w:r>
-        <w:t>What is local contribution?</w:t>
-      </w:r>
-    </w:p>
-    <w:p>
-      <w:r>
-        <w:rPr>
-          <w:rFonts w:ascii="Calibri" w:hAnsi="Calibri"/>
-        </w:rPr>
-        <w:t>Observed TF-IDF value multiplied by a linear coefficient.</w:t>
-      </w:r>
-    </w:p>
-    <w:p>
-      <w:pPr>
-        <w:pStyle w:val="Heading2"/>
-        <w:keepNext/>
-      </w:pPr>
-      <w:r>
-        <w:t>Is it a fact-checker?</w:t>
-      </w:r>
-    </w:p>
-    <w:p>
-      <w:r>
-        <w:rPr>
-          <w:rFonts w:ascii="Calibri" w:hAnsi="Calibri"/>
-        </w:rPr>
-        <w:t>No. It predicts linguistic credibility risk and retrieves no evidence.</w:t>
-      </w:r>
-    </w:p>
-    <w:p>
-      <w:pPr>
-        <w:pStyle w:val="Heading2"/>
-        <w:keepNext/>
-      </w:pPr>
-      <w:r>
-        <w:t>Why low ROUGE?</w:t>
-      </w:r>
-    </w:p>
-    <w:p>
-      <w:r>
-        <w:rPr>
-          <w:rFonts w:ascii="Calibri" w:hAnsi="Calibri"/>
-        </w:rPr>
-        <w:t>XSum references are highly abstractive one-sentence summaries; extractive overlap is intentionally difficult.</w:t>
-      </w:r>
-    </w:p>
-    <w:p>
-      <w:pPr>
-        <w:pStyle w:val="Heading2"/>
-        <w:keepNext/>
-      </w:pPr>
-      <w:r>
-        <w:t>How are long transformer inputs handled?</w:t>
-      </w:r>
-    </w:p>
-    <w:p>
-      <w:r>
-        <w:rPr>
-          <w:rFonts w:ascii="Calibri" w:hAnsi="Calibri"/>
-        </w:rPr>
-        <w:t>Sentence-aware token chunks, one-sentence overlap and hierarchical reduction.</w:t>
-      </w:r>
-    </w:p>
-    <w:p>
-      <w:pPr>
-        <w:pStyle w:val="Heading2"/>
-        <w:keepNext/>
-      </w:pPr>
-      <w:r>
-        <w:t>What is SSRF?</w:t>
-      </w:r>
-    </w:p>
-    <w:p>
-      <w:r>
-        <w:rPr>
-          <w:rFonts w:ascii="Calibri" w:hAnsi="Calibri"/>
-        </w:rPr>
-        <w:t>A server being tricked into requesting private/internal addresses; the URL validator blocks those ranges.</w:t>
-      </w:r>
-    </w:p>
-    <w:p>
-      <w:pPr>
-        <w:pStyle w:val="Heading2"/>
-        <w:keepNext/>
-      </w:pPr>
-      <w:r>
-        <w:t>Why SQLite?</w:t>
-      </w:r>
-    </w:p>
-    <w:p>
-      <w:r>
-        <w:rPr>
-          <w:rFonts w:ascii="Calibri" w:hAnsi="Calibri"/>
-        </w:rPr>
-        <w:t>Portable, zero-admin local persistence suitable for a semester project.</w:t>
-      </w:r>
-    </w:p>
-    <w:p>
-      <w:pPr>
-        <w:pStyle w:val="Heading2"/>
-        <w:keepNext/>
-      </w:pPr>
-      <w:r>
-        <w:t>How are duplicates detected?</w:t>
-      </w:r>
-    </w:p>
-    <w:p>
-      <w:r>
-        <w:rPr>
-          <w:rFonts w:ascii="Calibri" w:hAnsi="Calibri"/>
-        </w:rPr>
-        <w:t>A SHA-256 hash of case/whitespace-normalised article text has a UNIQUE constraint.</w:t>
-      </w:r>
-    </w:p>
-    <w:p>
-      <w:pPr>
-        <w:pStyle w:val="Heading2"/>
-        <w:keepNext/>
-      </w:pPr>
-      <w:r>
-        <w:t>What happens without PyTorch?</w:t>
-      </w:r>
-    </w:p>
-    <w:p>
-      <w:r>
-        <w:rPr>
-          <w:rFonts w:ascii="Calibri" w:hAnsi="Calibri"/>
-        </w:rPr>
-        <w:t>The complete lightweight extractive/classification path still works.</w:t>
-      </w:r>
-    </w:p>
-    <w:p>
-      <w:pPr>
-        <w:pStyle w:val="Heading2"/>
-        <w:keepNext/>
-      </w:pPr>
-      <w:r>
-        <w:t>How would you improve generalisation?</w:t>
-      </w:r>
-    </w:p>
-    <w:p>
-      <w:r>
-        <w:rPr>
-          <w:rFonts w:ascii="Calibri" w:hAnsi="Calibri"/>
-        </w:rPr>
-        <w:t>Publisher/event/time group splits and external-domain evaluation.</w:t>
-      </w:r>
-    </w:p>
-    <w:p>
-      <w:pPr>
-        <w:pStyle w:val="Heading2"/>
-        <w:keepNext/>
-      </w:pPr>
-      <w:r>
-        <w:t>How would you add real fact-checking?</w:t>
-      </w:r>
-    </w:p>
-    <w:p>
-      <w:r>
-        <w:rPr>
-          <w:rFonts w:ascii="Calibri" w:hAnsi="Calibri"/>
-        </w:rPr>
-        <w:t>Claim extraction, trusted evidence retrieval, entailment and source/citation presentation with human review.</w:t>
-      </w:r>
-    </w:p>
-    <w:p>
-      <w:pPr>
-        <w:pStyle w:val="Heading2"/>
-        <w:keepNext/>
-      </w:pPr>
-      <w:r>
-        <w:t>Main ethical risk?</w:t>
-      </w:r>
-    </w:p>
-    <w:p>
-      <w:r>
-        <w:rPr>
-          <w:rFonts w:ascii="Calibri" w:hAnsi="Calibri"/>
-        </w:rPr>
-        <w:t>False or biased misinformation labels causing reputational or political harm.</w:t>
-      </w:r>
-    </w:p>
-    <w:p>
-      <w:pPr>
-        <w:pStyle w:val="Heading1"/>
-        <w:keepNext/>
-      </w:pPr>
-      <w:r>
-        <w:t>18. Developer acceptance checklist</w:t>
+        <w:t>Updated</w:t>
       </w:r>
     </w:p>
     <w:p>
@@ -5081,10 +827,7 @@
         <w:pStyle w:val="ListBullet"/>
       </w:pPr>
       <w:r>
-        <w:rPr>
-          <w:rFonts w:ascii="Calibri" w:hAnsi="Calibri"/>
-        </w:rPr>
-        <w:t>No model fit call in Streamlit pages.</w:t>
+        <w:t>Runtime configuration, prediction, calibration, diagnostics, explainability, visualizations, and Streamlit pages.</w:t>
       </w:r>
     </w:p>
     <w:p>
@@ -5092,10 +835,7 @@
         <w:pStyle w:val="ListBullet"/>
       </w:pPr>
       <w:r>
-        <w:rPr>
-          <w:rFonts w:ascii="Calibri" w:hAnsi="Calibri"/>
-        </w:rPr>
-        <w:t>Both AI branches receive original cleaned text.</w:t>
+        <w:t>Three original fictional packaged samples.</w:t>
       </w:r>
     </w:p>
     <w:p>
@@ -5103,10 +843,7 @@
         <w:pStyle w:val="ListBullet"/>
       </w:pPr>
       <w:r>
-        <w:rPr>
-          <w:rFonts w:ascii="Calibri" w:hAnsi="Calibri"/>
-        </w:rPr>
-        <w:t>Every user input has a size/type/length or URL safety check.</w:t>
+        <w:t>CI and public-release integrity gates.</w:t>
       </w:r>
     </w:p>
     <w:p>
@@ -5114,10 +851,7 @@
         <w:pStyle w:val="ListBullet"/>
       </w:pPr>
       <w:r>
-        <w:rPr>
-          <w:rFonts w:ascii="Calibri" w:hAnsi="Calibri"/>
-        </w:rPr>
-        <w:t>Every probability maps through explicit class order.</w:t>
+        <w:t>README, dataset/model cards, architecture, setup, testing, deployment, licensing, privacy, ownership, audit, case-study, interview, Phase 5S, DOCX, and PDF reports.</w:t>
       </w:r>
     </w:p>
     <w:p>
@@ -5125,10 +859,15 @@
         <w:pStyle w:val="ListBullet"/>
       </w:pPr>
       <w:r>
-        <w:rPr>
-          <w:rFonts w:ascii="Calibri" w:hAnsi="Calibri"/>
-        </w:rPr>
-        <w:t>All stored SQL uses parameters and closes promptly.</w:t>
+        <w:t>Next.js reference copy so it accurately describes the synthetic system and no Vercel requirement.</w:t>
+      </w:r>
+    </w:p>
+    <w:p>
+      <w:pPr>
+        <w:pStyle w:val="Heading2"/>
+      </w:pPr>
+      <w:r>
+        <w:t>Removed</w:t>
       </w:r>
     </w:p>
     <w:p>
@@ -5136,10 +875,7 @@
         <w:pStyle w:val="ListBullet"/>
       </w:pPr>
       <w:r>
-        <w:rPr>
-          <w:rFonts w:ascii="Calibri" w:hAnsi="Calibri"/>
-        </w:rPr>
-        <w:t>New measured values come from scripts, not constants in UI.</w:t>
+        <w:t>External-dataset training/download/evaluation notebooks and scripts.</w:t>
       </w:r>
     </w:p>
     <w:p>
@@ -5147,10 +883,7 @@
         <w:pStyle w:val="ListBullet"/>
       </w:pPr>
       <w:r>
-        <w:rPr>
-          <w:rFonts w:ascii="Calibri" w:hAnsi="Calibri"/>
-        </w:rPr>
-        <w:t>MODEL_CARD.md and DATASET_CARD.md match the packaged artifacts.</w:t>
+        <w:t>Optional external transformer summarization path and dependencies.</w:t>
       </w:r>
     </w:p>
     <w:p>
@@ -5158,10 +891,7 @@
         <w:pStyle w:val="ListBullet"/>
       </w:pPr>
       <w:r>
-        <w:rPr>
-          <w:rFonts w:ascii="Calibri" w:hAnsi="Calibri"/>
-        </w:rPr>
-        <w:t>python -m pytest -q -m "not private_model" passes and every page is visually inspected.</w:t>
+        <w:t>Superseded external-dataset figures and summarization benchmark artifacts.</w:t>
       </w:r>
     </w:p>
     <w:p>
@@ -5169,64 +899,17 @@
         <w:pStyle w:val="ListBullet"/>
       </w:pPr>
       <w:r>
-        <w:rPr>
-          <w:rFonts w:ascii="Calibri" w:hAnsi="Calibri"/>
-        </w:rPr>
-        <w:t>The disclaimer and uncertainty state remain visible.</w:t>
+        <w:t>Historical permission-request file whose operational purpose ended when the private model was excluded.</w:t>
       </w:r>
     </w:p>
     <w:p>
-      <w:pPr>
-        <w:pStyle w:val="ListBullet"/>
-      </w:pPr>
       <w:r>
-        <w:t>Calibration loads only when its model SHA-256 matches the active Joblib.</w:t>
-      </w:r>
-    </w:p>
-    <w:p>
-      <w:pPr>
-        <w:pStyle w:val="ListBullet"/>
-      </w:pPr>
-      <w:r>
-        <w:t>Review rows, notes and analytics remain isolated to one visitor session in public mode.</w:t>
-      </w:r>
-    </w:p>
-    <w:p>
-      <w:pPr>
-        <w:pStyle w:val="ListBullet"/>
-      </w:pPr>
-      <w:r>
-        <w:t>Drift readiness waits for at least 20 observations and never retrains the model.</w:t>
-      </w:r>
-    </w:p>
-    <w:p>
-      <w:pPr>
-        <w:pStyle w:val="ListBullet"/>
-      </w:pPr>
-      <w:r>
-        <w:t>The current public suite passes 144 tests; four private-model tests are intentionally deselected. The original 56-check private-release audit remains historical evidence.</w:t>
-      </w:r>
-    </w:p>
-    <w:p>
-      <w:pPr>
-        <w:pStyle w:val="ListBullet"/>
-      </w:pPr>
-      <w:r>
-        <w:rPr>
-          <w:rFonts w:ascii="Calibri" w:hAnsi="Calibri"/>
-        </w:rPr>
-        <w:t>The final ZIP excludes raw copyrighted/large datasets and transient caches.</w:t>
+        <w:t>Tracked removals are recoverable from Git history. No private artifact, historical release tag, Vercel deployment, or retained Dependabot pull request was modified.</w:t>
       </w:r>
     </w:p>
     <w:sectPr>
-      <w:headerReference w:type="default" r:id="rId9"/>
-      <w:footerReference w:type="default" r:id="rId10"/>
-      <w:headerReference w:type="first" r:id="rId19"/>
-      <w:footerReference w:type="first" r:id="rId20"/>
-      <w:headerReference w:type="even" r:id="rId21"/>
-      <w:footerReference w:type="even" r:id="rId22"/>
       <w:pgSz w:w="12240" w:h="15840"/>
-      <w:pgMar w:top="1440" w:right="1440" w:bottom="1440" w:left="1440" w:header="708" w:footer="708" w:gutter="0"/>
+      <w:pgMar w:top="979" w:right="1037" w:bottom="936" w:left="1123" w:header="720" w:footer="720" w:gutter="0"/>
       <w:cols w:space="720"/>
       <w:docGrid w:linePitch="360"/>
     </w:sectPr>
@@ -5239,69 +922,21 @@
   <w:p>
     <w:pPr>
       <w:pStyle w:val="Footer"/>
-      <w:spacing w:before="0"/>
       <w:jc w:val="center"/>
     </w:pPr>
-    <w:r/>
     <w:r>
       <w:rPr>
         <w:rFonts w:ascii="Calibri" w:hAnsi="Calibri"/>
-        <w:color w:val="6F685F"/>
+        <w:color w:val="77736C"/>
         <w:sz w:val="16"/>
       </w:rPr>
-      <w:t>NewsLens AI · Designed and developed by Deven Gaikwad</w:t>
-    </w:r>
-    <w:r>
-      <w:rPr>
-        <w:rFonts w:ascii="Calibri" w:hAnsi="Calibri"/>
-        <w:color w:val="6F685F"/>
-        <w:sz w:val="17"/>
-      </w:rPr>
-      <w:br/>
-      <w:t xml:space="preserve">© 2026 Deven Gaikwad. All rights reserved. · Page </w:t>
+      <w:t xml:space="preserve">© 2026 Deven Sachin Gaikwad · Phase 5S · Page </w:t>
     </w:r>
     <w:r>
       <w:fldChar w:fldCharType="begin"/>
       <w:instrText xml:space="preserve">PAGE</w:instrText>
-      <w:fldChar w:fldCharType="separate"/>
-      <w:t>1</w:t>
       <w:fldChar w:fldCharType="end"/>
     </w:r>
-    <w:r>
-      <w:rPr>
-        <w:rFonts w:ascii="Calibri" w:hAnsi="Calibri"/>
-        <w:color w:val="6F685F"/>
-        <w:sz w:val="17"/>
-      </w:rPr>
-      <w:t xml:space="preserve"> of </w:t>
-    </w:r>
-    <w:r>
-      <w:fldChar w:fldCharType="begin"/>
-      <w:instrText xml:space="preserve">NUMPAGES</w:instrText>
-      <w:fldChar w:fldCharType="separate"/>
-      <w:t>1</w:t>
-      <w:fldChar w:fldCharType="end"/>
-    </w:r>
-  </w:p>
-</w:ftr>
-</file>
-
-<file path=word/footer2.xml><?xml version="1.0" encoding="utf-8"?>
-<w:ftr xmlns:m="http://schemas.openxmlformats.org/officeDocument/2006/math" xmlns:mc="http://schemas.openxmlformats.org/markup-compatibility/2006" xmlns:mo="http://schemas.microsoft.com/office/mac/office/2008/main" xmlns:mv="urn:schemas-microsoft-com:mac:vml" xmlns:o="urn:schemas-microsoft-com:office:office" xmlns:r="http://schemas.openxmlformats.org/officeDocument/2006/relationships" xmlns:v="urn:schemas-microsoft-com:vml" xmlns:w10="urn:schemas-microsoft-com:office:word" xmlns:w14="http://schemas.microsoft.com/office/word/2010/wordml" xmlns:w="http://schemas.openxmlformats.org/wordprocessingml/2006/main" xmlns:wne="http://schemas.microsoft.com/office/word/2006/wordml" xmlns:wp14="http://schemas.microsoft.com/office/word/2010/wordprocessingDrawing" xmlns:wp="http://schemas.openxmlformats.org/drawingml/2006/wordprocessingDrawing" xmlns:wpc="http://schemas.microsoft.com/office/word/2010/wordprocessingCanvas" xmlns:wpg="http://schemas.microsoft.com/office/word/2010/wordprocessingGroup" xmlns:wpi="http://schemas.microsoft.com/office/word/2010/wordprocessingInk" xmlns:wps="http://schemas.microsoft.com/office/word/2010/wordprocessingShape" mc:Ignorable="w14 wp14">
-  <w:p>
-    <w:pPr>
-      <w:pStyle w:val="Footer"/>
-    </w:pPr>
-  </w:p>
-</w:ftr>
-</file>
-
-<file path=word/footer3.xml><?xml version="1.0" encoding="utf-8"?>
-<w:ftr xmlns:m="http://schemas.openxmlformats.org/officeDocument/2006/math" xmlns:mc="http://schemas.openxmlformats.org/markup-compatibility/2006" xmlns:mo="http://schemas.microsoft.com/office/mac/office/2008/main" xmlns:mv="urn:schemas-microsoft-com:mac:vml" xmlns:o="urn:schemas-microsoft-com:office:office" xmlns:r="http://schemas.openxmlformats.org/officeDocument/2006/relationships" xmlns:v="urn:schemas-microsoft-com:vml" xmlns:w10="urn:schemas-microsoft-com:office:word" xmlns:w14="http://schemas.microsoft.com/office/word/2010/wordml" xmlns:w="http://schemas.openxmlformats.org/wordprocessingml/2006/main" xmlns:wne="http://schemas.microsoft.com/office/word/2006/wordml" xmlns:wp14="http://schemas.microsoft.com/office/word/2010/wordprocessingDrawing" xmlns:wp="http://schemas.openxmlformats.org/drawingml/2006/wordprocessingDrawing" xmlns:wpc="http://schemas.microsoft.com/office/word/2010/wordprocessingCanvas" xmlns:wpg="http://schemas.microsoft.com/office/word/2010/wordprocessingGroup" xmlns:wpi="http://schemas.microsoft.com/office/word/2010/wordprocessingInk" xmlns:wps="http://schemas.microsoft.com/office/word/2010/wordprocessingShape" mc:Ignorable="w14 wp14">
-  <w:p>
-    <w:pPr>
-      <w:pStyle w:val="Footer"/>
-    </w:pPr>
   </w:p>
 </w:ftr>
 </file>
@@ -5311,53 +946,17 @@
   <w:p>
     <w:pPr>
       <w:pStyle w:val="Header"/>
-      <w:tabs>
-        <w:tab w:pos="9360" w:val="right"/>
-      </w:tabs>
-      <w:spacing w:after="0"/>
-      <w:jc w:val="left"/>
-    </w:pPr>
-    <w:r/>
+      <w:jc w:val="right"/>
+    </w:pPr>
     <w:r>
       <w:rPr>
         <w:rFonts w:ascii="Calibri" w:hAnsi="Calibri"/>
         <w:b/>
-        <w:color w:val="6F685F"/>
-        <w:sz w:val="17"/>
-      </w:rPr>
-      <w:t>NewsLens AI · Developer Guide</w:t>
+        <w:color w:val="77736C"/>
+        <w:sz w:val="16"/>
+      </w:rPr>
+      <w:t>NEWSLENS AI  |  NEWSLENS AI CODE EXPLANATION AND DEVELOPER GUIDE</w:t>
     </w:r>
-    <w:r>
-      <w:tab/>
-    </w:r>
-    <w:r>
-      <w:rPr>
-        <w:rFonts w:ascii="Calibri" w:hAnsi="Calibri"/>
-        <w:color w:val="496454"/>
-        <w:sz w:val="17"/>
-      </w:rPr>
-      <w:t>DEVEN GAIKWAD · PROPRIETARY DOCUMENTATION</w:t>
-    </w:r>
-  </w:p>
-</w:hdr>
-</file>
-
-<file path=word/header2.xml><?xml version="1.0" encoding="utf-8"?>
-<w:hdr xmlns:m="http://schemas.openxmlformats.org/officeDocument/2006/math" xmlns:mc="http://schemas.openxmlformats.org/markup-compatibility/2006" xmlns:mo="http://schemas.microsoft.com/office/mac/office/2008/main" xmlns:mv="urn:schemas-microsoft-com:mac:vml" xmlns:o="urn:schemas-microsoft-com:office:office" xmlns:r="http://schemas.openxmlformats.org/officeDocument/2006/relationships" xmlns:v="urn:schemas-microsoft-com:vml" xmlns:w10="urn:schemas-microsoft-com:office:word" xmlns:w14="http://schemas.microsoft.com/office/word/2010/wordml" xmlns:w="http://schemas.openxmlformats.org/wordprocessingml/2006/main" xmlns:wne="http://schemas.microsoft.com/office/word/2006/wordml" xmlns:wp14="http://schemas.microsoft.com/office/word/2010/wordprocessingDrawing" xmlns:wp="http://schemas.openxmlformats.org/drawingml/2006/wordprocessingDrawing" xmlns:wpc="http://schemas.microsoft.com/office/word/2010/wordprocessingCanvas" xmlns:wpg="http://schemas.microsoft.com/office/word/2010/wordprocessingGroup" xmlns:wpi="http://schemas.microsoft.com/office/word/2010/wordprocessingInk" xmlns:wps="http://schemas.microsoft.com/office/word/2010/wordprocessingShape" mc:Ignorable="w14 wp14">
-  <w:p>
-    <w:pPr>
-      <w:pStyle w:val="Header"/>
-    </w:pPr>
-  </w:p>
-</w:hdr>
-</file>
-
-<file path=word/header3.xml><?xml version="1.0" encoding="utf-8"?>
-<w:hdr xmlns:m="http://schemas.openxmlformats.org/officeDocument/2006/math" xmlns:mc="http://schemas.openxmlformats.org/markup-compatibility/2006" xmlns:mo="http://schemas.microsoft.com/office/mac/office/2008/main" xmlns:mv="urn:schemas-microsoft-com:mac:vml" xmlns:o="urn:schemas-microsoft-com:office:office" xmlns:r="http://schemas.openxmlformats.org/officeDocument/2006/relationships" xmlns:v="urn:schemas-microsoft-com:vml" xmlns:w10="urn:schemas-microsoft-com:office:word" xmlns:w14="http://schemas.microsoft.com/office/word/2010/wordml" xmlns:w="http://schemas.openxmlformats.org/wordprocessingml/2006/main" xmlns:wne="http://schemas.microsoft.com/office/word/2006/wordml" xmlns:wp14="http://schemas.microsoft.com/office/word/2010/wordprocessingDrawing" xmlns:wp="http://schemas.openxmlformats.org/drawingml/2006/wordprocessingDrawing" xmlns:wpc="http://schemas.microsoft.com/office/word/2010/wordprocessingCanvas" xmlns:wpg="http://schemas.microsoft.com/office/word/2010/wordprocessingGroup" xmlns:wpi="http://schemas.microsoft.com/office/word/2010/wordprocessingInk" xmlns:wps="http://schemas.microsoft.com/office/word/2010/wordprocessingShape" mc:Ignorable="w14 wp14">
-  <w:p>
-    <w:pPr>
-      <w:pStyle w:val="Header"/>
-    </w:pPr>
   </w:p>
 </w:hdr>
 </file>
@@ -5726,13 +1325,12 @@
     <w:qFormat/>
     <w:rsid w:val="00FC693F"/>
     <w:pPr>
-      <w:spacing w:before="0" w:after="120" w:line="300" w:lineRule="auto"/>
-      <w:jc w:val="left"/>
+      <w:spacing w:after="100" w:line="259" w:lineRule="auto"/>
     </w:pPr>
     <w:rPr>
       <w:rFonts w:ascii="Calibri" w:hAnsi="Calibri"/>
       <w:color w:val="1A1917"/>
-      <w:sz w:val="22"/>
+      <w:sz w:val="20"/>
     </w:rPr>
   </w:style>
   <w:style w:type="paragraph" w:styleId="Header">
@@ -5790,7 +1388,7 @@
     <w:pPr>
       <w:keepNext/>
       <w:keepLines/>
-      <w:spacing w:before="360" w:after="200"/>
+      <w:spacing w:before="280" w:after="120"/>
       <w:outlineLvl w:val="0"/>
     </w:pPr>
     <w:rPr>
@@ -5798,7 +1396,7 @@
       <w:b/>
       <w:bCs/>
       <w:color w:val="6D5947"/>
-      <w:sz w:val="32"/>
+      <w:sz w:val="36"/>
       <w:szCs w:val="28"/>
     </w:rPr>
   </w:style>
@@ -5814,15 +1412,15 @@
     <w:pPr>
       <w:keepNext/>
       <w:keepLines/>
-      <w:spacing w:before="280" w:after="140"/>
+      <w:spacing w:before="200" w:after="0"/>
       <w:outlineLvl w:val="1"/>
     </w:pPr>
     <w:rPr>
       <w:rFonts w:asciiTheme="majorHAnsi" w:eastAsiaTheme="majorEastAsia" w:hAnsiTheme="majorHAnsi" w:cstheme="majorBidi" w:ascii="Calibri" w:hAnsi="Calibri"/>
       <w:b/>
       <w:bCs/>
-      <w:color w:val="6D5947"/>
-      <w:sz w:val="26"/>
+      <w:color w:val="496454"/>
+      <w:sz w:val="28"/>
       <w:szCs w:val="26"/>
     </w:rPr>
   </w:style>
@@ -5838,15 +1436,15 @@
     <w:pPr>
       <w:keepNext/>
       <w:keepLines/>
-      <w:spacing w:before="200" w:after="100"/>
+      <w:spacing w:before="200" w:after="0"/>
       <w:outlineLvl w:val="2"/>
     </w:pPr>
     <w:rPr>
       <w:rFonts w:asciiTheme="majorHAnsi" w:eastAsiaTheme="majorEastAsia" w:hAnsiTheme="majorHAnsi" w:cstheme="majorBidi" w:ascii="Calibri" w:hAnsi="Calibri"/>
       <w:b/>
       <w:bCs/>
-      <w:color w:val="1F4D78"/>
-      <w:sz w:val="24"/>
+      <w:color w:val="6D5947"/>
+      <w:sz w:val="22"/>
     </w:rPr>
   </w:style>
   <w:style w:type="paragraph" w:styleId="Heading4">
@@ -6084,11 +1682,12 @@
       <w:contextualSpacing/>
     </w:pPr>
     <w:rPr>
-      <w:rFonts w:asciiTheme="majorHAnsi" w:eastAsiaTheme="majorEastAsia" w:hAnsiTheme="majorHAnsi" w:cstheme="majorBidi"/>
-      <w:color w:val="17365D" w:themeColor="text2" w:themeShade="BF"/>
+      <w:rFonts w:asciiTheme="majorHAnsi" w:eastAsiaTheme="majorEastAsia" w:hAnsiTheme="majorHAnsi" w:cstheme="majorBidi" w:ascii="Calibri" w:hAnsi="Calibri"/>
+      <w:b/>
+      <w:color w:val="6D5947"/>
       <w:spacing w:val="5"/>
       <w:kern w:val="28"/>
-      <w:sz w:val="52"/>
+      <w:sz w:val="56"/>
       <w:szCs w:val="52"/>
     </w:rPr>
   </w:style>
@@ -6262,14 +1861,8 @@
       <w:numPr>
         <w:numId w:val="1"/>
       </w:numPr>
-      <w:spacing w:after="80" w:line="300" w:lineRule="auto"/>
-      <w:ind w:left="540" w:hanging="271"/>
       <w:contextualSpacing/>
     </w:pPr>
-    <w:rPr>
-      <w:rFonts w:ascii="Calibri" w:hAnsi="Calibri"/>
-      <w:sz w:val="22"/>
-    </w:rPr>
   </w:style>
   <w:style w:type="paragraph" w:styleId="ListBullet2">
     <w:name w:val="List Bullet 2"/>
@@ -6307,14 +1900,8 @@
       <w:numPr>
         <w:numId w:val="5"/>
       </w:numPr>
-      <w:spacing w:after="80" w:line="300" w:lineRule="auto"/>
-      <w:ind w:left="540" w:hanging="271"/>
       <w:contextualSpacing/>
     </w:pPr>
-    <w:rPr>
-      <w:rFonts w:ascii="Calibri" w:hAnsi="Calibri"/>
-      <w:sz w:val="22"/>
-    </w:rPr>
   </w:style>
   <w:style w:type="paragraph" w:styleId="ListNumber2">
     <w:name w:val="List Number 2"/>
@@ -6535,15 +2122,12 @@
     <w:qFormat/>
     <w:rsid w:val="00FC693F"/>
     <w:pPr>
-      <w:spacing w:line="240" w:lineRule="auto" w:before="80" w:after="160"/>
-      <w:jc w:val="center"/>
+      <w:spacing w:line="240" w:lineRule="auto"/>
     </w:pPr>
     <w:rPr>
-      <w:rFonts w:ascii="Calibri" w:hAnsi="Calibri"/>
       <w:b/>
       <w:bCs/>
-      <w:i/>
-      <w:color w:val="6F685F"/>
+      <w:color w:val="4F81BD" w:themeColor="accent1"/>
       <w:sz w:val="18"/>
       <w:szCs w:val="18"/>
     </w:rPr>
@@ -17432,18 +13016,6 @@
         <w:shd w:val="clear" w:color="auto" w:fill="FBCAA2" w:themeFill="accent6" w:themeFillTint="7F"/>
       </w:tcPr>
     </w:tblStylePr>
-  </w:style>
-  <w:style w:type="paragraph" w:customStyle="1" w:styleId="CodeBlock">
-    <w:name w:val="Code Block"/>
-    <w:pPr>
-      <w:spacing w:before="80" w:after="140" w:line="240" w:lineRule="auto"/>
-      <w:ind w:left="259" w:right="259"/>
-    </w:pPr>
-    <w:rPr>
-      <w:rFonts w:ascii="Consolas" w:hAnsi="Consolas"/>
-      <w:color w:val="2A241F"/>
-      <w:sz w:val="17"/>
-    </w:rPr>
   </w:style>
 </w:styles>
 </file>

--- a/docs/NewsLens_AI_Code_Explanation_and_Developer_Guide.docx
+++ b/docs/NewsLens_AI_Code_Explanation_and_Developer_Guide.docx
@@ -167,11 +167,7 @@
           </w:tcPr>
           <w:p>
             <w:r>
-              <w:rPr>
-                <w:rFonts w:ascii="Calibri" w:hAnsi="Calibri"/>
-                <w:sz w:val="17"/>
-              </w:rPr>
-              <w:t>5S — synthetic dataset, model and deployment</w:t>
+              <w:t>5S release with 5T presentation maintenance</w:t>
             </w:r>
           </w:p>
         </w:tc>
@@ -227,11 +223,7 @@
           </w:tcPr>
           <w:p>
             <w:r>
-              <w:rPr>
-                <w:rFonts w:ascii="Calibri" w:hAnsi="Calibri"/>
-                <w:sz w:val="17"/>
-              </w:rPr>
-              <w:t>PR B evidence package; external deployment values recorded after protected merge</w:t>
+              <w:t>Phase 5T PDF and UI clarity correction with reconciled documentation</w:t>
             </w:r>
           </w:p>
         </w:tc>
@@ -299,7 +291,7 @@
         <w:pStyle w:val="ListNumber"/>
       </w:pPr>
       <w:r>
-        <w:t>The interface exposes the summary, bounded outcome, confidence, local contributions, disclaimer, and exports.</w:t>
+        <w:t>For supported inputs, the interface exposes the summary, bounded outcome, Fields agree and Fields conflict calibrated probabilities, reference-comparison confidence, local contributions, disclaimer, and exports. Missing-ledger inputs show Outside supported comparison scope; the UI, PDF, and archive CSV withhold directional values while JSON retains compatibility-marked score fields. The PDF generator uses wrapping-aware ReportLab Paragraph cells, calculated A4 column widths, expanding row heights, top alignment, and padded cells. Phase 5T also uses a deliberate punctuation-free two-line News Desk headline, a bounded editorial SVG, one concise footer attribution, and no public publication-status banner.</w:t>
       </w:r>
     </w:p>
     <w:p>
@@ -629,7 +621,7 @@
     </w:p>
     <w:p>
       <w:r>
-        <w:t>Passing tests establishes implementation and in-distribution benchmark behavior. It does not establish factual accuracy on real articles. Deployment smoke tests must separately validate public startup, all three packaged paths, exports, error handling, session isolation, responsive layout, and absence of raw training-data exposure.</w:t>
+        <w:t>Passing tests establishes implementation and in-distribution benchmark behavior. It does not establish factual accuracy on real articles. Deployment smoke tests must separately validate public startup, supported paths, outside-scope withholding, fresh-session input isolation, probability helper wording, a newly downloaded overlap-free PDF, exports, error handling, responsive headline/illustration/footer behavior, banner removal, and absence of raw training-data exposure. Controlled diagnostics found no cache or mapping defect: similar 87–88% internal outputs on ordinary articles came from their shared unavailable-block signal and are now withheld from public presentation.</w:t>
       </w:r>
     </w:p>
     <w:p>
@@ -930,7 +922,7 @@
         <w:color w:val="77736C"/>
         <w:sz w:val="16"/>
       </w:rPr>
-      <w:t xml:space="preserve">© 2026 Deven Sachin Gaikwad · Phase 5S · Page </w:t>
+      <w:t xml:space="preserve">© 2026 Deven Sachin Gaikwad · Phase 5T · Page </w:t>
     </w:r>
     <w:r>
       <w:fldChar w:fldCharType="begin"/>
